--- a/Fase 2/Evidencias Proyecto (version Agil)/Documento 02- Product Backlog.docx
+++ b/Fase 2/Evidencias Proyecto (version Agil)/Documento 02- Product Backlog.docx
@@ -1,6 +1,6 @@
 
 <file path=word/document.xml><?xml version="1.0" encoding="utf-8"?>
-<w:document xmlns:wpc="http://schemas.microsoft.com/office/word/2010/wordprocessingCanvas" xmlns:cx="http://schemas.microsoft.com/office/drawing/2014/chartex" xmlns:cx1="http://schemas.microsoft.com/office/drawing/2015/9/8/chartex" xmlns:cx2="http://schemas.microsoft.com/office/drawing/2015/10/21/chartex" xmlns:cx3="http://schemas.microsoft.com/office/drawing/2016/5/9/chartex" xmlns:cx4="http://schemas.microsoft.com/office/drawing/2016/5/10/chartex" xmlns:cx5="http://schemas.microsoft.com/office/drawing/2016/5/11/chartex" xmlns:cx6="http://schemas.microsoft.com/office/drawing/2016/5/12/chartex" xmlns:cx7="http://schemas.microsoft.com/office/drawing/2016/5/13/chartex" xmlns:cx8="http://schemas.microsoft.com/office/drawing/2016/5/14/chartex" xmlns:mc="http://schemas.openxmlformats.org/markup-compatibility/2006" xmlns:m="http://schemas.openxmlformats.org/officeDocument/2006/math" xmlns:aink="http://schemas.microsoft.com/office/drawing/2016/ink" xmlns:am3d="http://schemas.microsoft.com/office/drawing/2017/model3d" xmlns:oel="http://schemas.microsoft.com/office/2019/extlst" xmlns:r="http://schemas.openxmlformats.org/officeDocument/2006/relationships" xmlns:wp14="http://schemas.microsoft.com/office/word/2010/wordprocessingDrawing" xmlns:wp="http://schemas.openxmlformats.org/drawingml/2006/wordprocessingDrawing" xmlns:wpg="http://schemas.microsoft.com/office/word/2010/wordprocessingGroup" xmlns:wpi="http://schemas.microsoft.com/office/word/2010/wordprocessingInk" xmlns:wps="http://schemas.microsoft.com/office/word/2010/wordprocessingShape" xmlns:o="urn:schemas-microsoft-com:office:office" xmlns:v="urn:schemas-microsoft-com:vml" xmlns:w10="urn:schemas-microsoft-com:office:word" xmlns:w="http://schemas.openxmlformats.org/wordprocessingml/2006/main" xmlns:w14="http://schemas.microsoft.com/office/word/2010/wordml" xmlns:w15="http://schemas.microsoft.com/office/word/2012/wordml" xmlns:w16cex="http://schemas.microsoft.com/office/word/2018/wordml/cex" xmlns:w16cid="http://schemas.microsoft.com/office/word/2016/wordml/cid" xmlns:w16="http://schemas.microsoft.com/office/word/2018/wordml" xmlns:w16sdtdh="http://schemas.microsoft.com/office/word/2020/wordml/sdtdatahash" xmlns:w16sdtfl="http://schemas.microsoft.com/office/word/2024/wordml/sdtformatlock" xmlns:w16se="http://schemas.microsoft.com/office/word/2015/wordml/symex" xmlns:w16du="http://schemas.microsoft.com/office/word/2023/wordml/word16du" xmlns:wne="http://schemas.microsoft.com/office/word/2006/wordml" mc:Ignorable="w14 w15 w16se w16cid w16 w16cex w16sdtdh w16sdtfl w16du wp14">
+<w:document xmlns:wpc="http://schemas.microsoft.com/office/word/2010/wordprocessingCanvas" xmlns:cx="http://schemas.microsoft.com/office/drawing/2014/chartex" xmlns:cx1="http://schemas.microsoft.com/office/drawing/2015/9/8/chartex" xmlns:cx2="http://schemas.microsoft.com/office/drawing/2015/10/21/chartex" xmlns:cx3="http://schemas.microsoft.com/office/drawing/2016/5/9/chartex" xmlns:cx4="http://schemas.microsoft.com/office/drawing/2016/5/10/chartex" xmlns:cx5="http://schemas.microsoft.com/office/drawing/2016/5/11/chartex" xmlns:cx6="http://schemas.microsoft.com/office/drawing/2016/5/12/chartex" xmlns:cx7="http://schemas.microsoft.com/office/drawing/2016/5/13/chartex" xmlns:cx8="http://schemas.microsoft.com/office/drawing/2016/5/14/chartex" xmlns:mc="http://schemas.openxmlformats.org/markup-compatibility/2006" xmlns:aink="http://schemas.microsoft.com/office/drawing/2016/ink" xmlns:am3d="http://schemas.microsoft.com/office/drawing/2017/model3d" xmlns:o="urn:schemas-microsoft-com:office:office" xmlns:r="http://schemas.openxmlformats.org/officeDocument/2006/relationships" xmlns:m="http://schemas.openxmlformats.org/officeDocument/2006/math" xmlns:v="urn:schemas-microsoft-com:vml" xmlns:wp14="http://schemas.microsoft.com/office/word/2010/wordprocessingDrawing" xmlns:wp="http://schemas.openxmlformats.org/drawingml/2006/wordprocessingDrawing" xmlns:w10="urn:schemas-microsoft-com:office:word" xmlns:w="http://schemas.openxmlformats.org/wordprocessingml/2006/main" xmlns:w14="http://schemas.microsoft.com/office/word/2010/wordml" xmlns:w15="http://schemas.microsoft.com/office/word/2012/wordml" xmlns:w16cex="http://schemas.microsoft.com/office/word/2018/wordml/cex" xmlns:w16cid="http://schemas.microsoft.com/office/word/2016/wordml/cid" xmlns:w16="http://schemas.microsoft.com/office/word/2018/wordml" xmlns:w16sdtdh="http://schemas.microsoft.com/office/word/2020/wordml/sdtdatahash" xmlns:w16se="http://schemas.microsoft.com/office/word/2015/wordml/symex" xmlns:wpg="http://schemas.microsoft.com/office/word/2010/wordprocessingGroup" xmlns:wpi="http://schemas.microsoft.com/office/word/2010/wordprocessingInk" xmlns:wne="http://schemas.microsoft.com/office/word/2006/wordml" xmlns:wps="http://schemas.microsoft.com/office/word/2010/wordprocessingShape" mc:Ignorable="w14 w15 w16se w16cid w16 w16cex w16sdtdh wp14">
   <w:body>
     <w:sdt>
       <w:sdtPr>
@@ -102,6 +102,7 @@
                 <w:dataBinding w:prefixMappings="xmlns:ns0='http://schemas.openxmlformats.org/package/2006/metadata/core-properties' xmlns:ns1='http://purl.org/dc/elements/1.1/'" w:xpath="/ns0:coreProperties[1]/ns1:title[1]" w:storeItemID="{6C3C8BC8-F283-45AE-878A-BAB7291924A1}"/>
                 <w:text/>
               </w:sdtPr>
+              <w:sdtEndPr/>
               <w:sdtContent>
                 <w:tc>
                   <w:tcPr>
@@ -162,6 +163,7 @@
                 <w:dataBinding w:prefixMappings="xmlns:ns0='http://schemas.openxmlformats.org/package/2006/metadata/core-properties' xmlns:ns1='http://purl.org/dc/elements/1.1/'" w:xpath="/ns0:coreProperties[1]/ns1:subject[1]" w:storeItemID="{6C3C8BC8-F283-45AE-878A-BAB7291924A1}"/>
                 <w:text/>
               </w:sdtPr>
+              <w:sdtEndPr/>
               <w:sdtContent>
                 <w:tc>
                   <w:tcPr>
@@ -201,7 +203,7 @@
                         <w:szCs w:val="44"/>
                         <w:lang w:val="es-AR"/>
                       </w:rPr>
-                      <w:t>[Insertar Nombre de Proyecto]</w:t>
+                      <w:t>CACHAI-QA</w:t>
                     </w:r>
                   </w:p>
                 </w:tc>
@@ -255,46 +257,7 @@
                     <w:b/>
                     <w:bCs/>
                   </w:rPr>
-                  <w:t>Revisión</w:t>
-                </w:r>
-                <w:r>
-                  <w:rPr>
-                    <w:rFonts w:cstheme="minorHAnsi"/>
-                    <w:b/>
-                    <w:bCs/>
-                    <w:i/>
-                  </w:rPr>
-                  <w:t xml:space="preserve">: </w:t>
-                </w:r>
-                <w:r>
-                  <w:rPr>
-                    <w:rFonts w:cstheme="minorHAnsi"/>
-                    <w:b/>
-                    <w:bCs/>
-                    <w:i/>
-                    <w:color w:val="FF0000"/>
-                  </w:rPr>
-                  <w:t>[</w:t>
-                </w:r>
-                <w:r>
-                  <w:rPr>
-                    <w:rFonts w:cstheme="minorHAnsi"/>
-                    <w:b/>
-                    <w:bCs/>
-                    <w:i/>
-                    <w:color w:val="FF0000"/>
-                  </w:rPr>
-                  <w:t>01</w:t>
-                </w:r>
-                <w:r>
-                  <w:rPr>
-                    <w:rFonts w:cstheme="minorHAnsi"/>
-                    <w:b/>
-                    <w:bCs/>
-                    <w:i/>
-                    <w:color w:val="FF0000"/>
-                  </w:rPr>
-                  <w:t>]</w:t>
+                  <w:t>Revisión: [02]</w:t>
                 </w:r>
               </w:p>
             </w:tc>
@@ -304,52 +267,31 @@
               <w:trHeight w:val="360"/>
               <w:jc w:val="center"/>
             </w:trPr>
-            <w:sdt>
-              <w:sdtPr>
-                <w:rPr>
-                  <w:rFonts w:cstheme="minorHAnsi"/>
-                  <w:b/>
-                  <w:bCs/>
-                </w:rPr>
-                <w:alias w:val="Fecha"/>
-                <w:id w:val="516659546"/>
-                <w:showingPlcHdr/>
-                <w:dataBinding w:prefixMappings="xmlns:ns0='http://schemas.microsoft.com/office/2006/coverPageProps'" w:xpath="/ns0:CoverPageProperties[1]/ns0:PublishDate[1]" w:storeItemID="{55AF091B-3C7A-41E3-B477-F2FDAA23CFDA}"/>
-                <w:date>
-                  <w:lid w:val="es-ES"/>
-                  <w:storeMappedDataAs w:val="dateTime"/>
-                  <w:calendar w:val="gregorian"/>
-                </w:date>
-              </w:sdtPr>
-              <w:sdtContent>
-                <w:tc>
-                  <w:tcPr>
-                    <w:tcW w:w="5000" w:type="pct"/>
-                    <w:vAlign w:val="center"/>
-                  </w:tcPr>
-                  <w:p>
-                    <w:pPr>
-                      <w:pStyle w:val="Sinespaciado"/>
-                      <w:jc w:val="center"/>
-                      <w:rPr>
-                        <w:rFonts w:cstheme="minorHAnsi"/>
-                        <w:b/>
-                        <w:bCs/>
-                      </w:rPr>
-                    </w:pPr>
-                    <w:r>
-                      <w:rPr>
-                        <w:rFonts w:cstheme="minorHAnsi"/>
-                        <w:b/>
-                        <w:bCs/>
-                        <w:color w:val="FF0000"/>
-                      </w:rPr>
-                      <w:t>[Seleccionar fecha]</w:t>
-                    </w:r>
-                  </w:p>
-                </w:tc>
-              </w:sdtContent>
-            </w:sdt>
+            <w:tc>
+              <w:tcPr>
+                <w:tcW w:w="5000" w:type="pct"/>
+                <w:vAlign w:val="center"/>
+              </w:tcPr>
+              <w:p>
+                <w:pPr>
+                  <w:pStyle w:val="Sinespaciado"/>
+                  <w:jc w:val="center"/>
+                  <w:rPr>
+                    <w:rFonts w:cstheme="minorHAnsi"/>
+                    <w:b/>
+                    <w:bCs/>
+                  </w:rPr>
+                </w:pPr>
+                <w:r>
+                  <w:rPr>
+                    <w:rFonts w:cstheme="minorHAnsi"/>
+                    <w:b/>
+                    <w:bCs/>
+                  </w:rPr>
+                  <w:t>12/10/2026</w:t>
+                </w:r>
+              </w:p>
+            </w:tc>
           </w:tr>
         </w:tbl>
         <w:p>
@@ -388,6 +330,7 @@
                 <w:dataBinding w:prefixMappings="xmlns:ns0='http://schemas.microsoft.com/office/2006/coverPageProps'" w:xpath="/ns0:CoverPageProperties[1]/ns0:Abstract[1]" w:storeItemID="{55AF091B-3C7A-41E3-B477-F2FDAA23CFDA}"/>
                 <w:text/>
               </w:sdtPr>
+              <w:sdtEndPr/>
               <w:sdtContent>
                 <w:tc>
                   <w:tcPr>
@@ -493,6 +436,7 @@
           <w:docPartUnique/>
         </w:docPartObj>
       </w:sdtPr>
+      <w:sdtEndPr/>
       <w:sdtContent>
         <w:p>
           <w:pPr>
@@ -1925,41 +1869,21 @@
               <w:jc w:val="both"/>
               <w:rPr>
                 <w:rFonts w:asciiTheme="minorHAnsi" w:hAnsiTheme="minorHAnsi" w:cstheme="minorHAnsi"/>
-                <w:i/>
-                <w:color w:val="FF0000"/>
-                <w:szCs w:val="24"/>
+                <w:iCs/>
+                <w:sz w:val="22"/>
+                <w:szCs w:val="22"/>
                 <w:lang w:val="es-ES" w:eastAsia="es-ES"/>
               </w:rPr>
             </w:pPr>
             <w:r>
               <w:rPr>
-                <w:rFonts w:cstheme="minorHAnsi"/>
-                <w:i/>
-                <w:color w:val="FF0000"/>
-                <w:szCs w:val="24"/>
-                <w:lang w:val="es-ES" w:eastAsia="es-ES"/>
-              </w:rPr>
-              <w:fldChar w:fldCharType="begin"/>
-            </w:r>
-            <w:r>
-              <w:rPr>
                 <w:rFonts w:asciiTheme="minorHAnsi" w:hAnsiTheme="minorHAnsi" w:cstheme="minorHAnsi"/>
-                <w:i/>
-                <w:color w:val="FF0000"/>
-                <w:szCs w:val="24"/>
-                <w:lang w:val="es-ES" w:eastAsia="es-ES"/>
-              </w:rPr>
-              <w:instrText>MACROBUTTON NoMacro [Fecha]</w:instrText>
-            </w:r>
-            <w:r>
-              <w:rPr>
-                <w:rFonts w:cstheme="minorHAnsi"/>
-                <w:i/>
-                <w:color w:val="FF0000"/>
-                <w:szCs w:val="24"/>
-                <w:lang w:val="es-ES" w:eastAsia="es-ES"/>
-              </w:rPr>
-              <w:fldChar w:fldCharType="end"/>
+                <w:iCs/>
+                <w:sz w:val="22"/>
+                <w:szCs w:val="22"/>
+                <w:lang w:val="es-ES" w:eastAsia="es-ES"/>
+              </w:rPr>
+              <w:t>30-09-2026</w:t>
             </w:r>
           </w:p>
         </w:tc>
@@ -1973,41 +1897,21 @@
               <w:jc w:val="both"/>
               <w:rPr>
                 <w:rFonts w:asciiTheme="minorHAnsi" w:hAnsiTheme="minorHAnsi" w:cstheme="minorHAnsi"/>
-                <w:i/>
-                <w:color w:val="FF0000"/>
-                <w:szCs w:val="24"/>
+                <w:iCs/>
+                <w:sz w:val="22"/>
+                <w:szCs w:val="22"/>
                 <w:lang w:val="es-ES" w:eastAsia="es-ES"/>
               </w:rPr>
             </w:pPr>
             <w:r>
               <w:rPr>
-                <w:rFonts w:cstheme="minorHAnsi"/>
-                <w:i/>
-                <w:color w:val="FF0000"/>
-                <w:szCs w:val="24"/>
-                <w:lang w:val="es-ES" w:eastAsia="es-ES"/>
-              </w:rPr>
-              <w:fldChar w:fldCharType="begin"/>
-            </w:r>
-            <w:r>
-              <w:rPr>
                 <w:rFonts w:asciiTheme="minorHAnsi" w:hAnsiTheme="minorHAnsi" w:cstheme="minorHAnsi"/>
-                <w:i/>
-                <w:color w:val="FF0000"/>
-                <w:szCs w:val="24"/>
-                <w:lang w:val="es-ES" w:eastAsia="es-ES"/>
-              </w:rPr>
-              <w:instrText>MACROBUTTON NoMacro [Rev]</w:instrText>
-            </w:r>
-            <w:r>
-              <w:rPr>
-                <w:rFonts w:cstheme="minorHAnsi"/>
-                <w:i/>
-                <w:color w:val="FF0000"/>
-                <w:szCs w:val="24"/>
-                <w:lang w:val="es-ES" w:eastAsia="es-ES"/>
-              </w:rPr>
-              <w:fldChar w:fldCharType="end"/>
+                <w:iCs/>
+                <w:sz w:val="22"/>
+                <w:szCs w:val="22"/>
+                <w:lang w:val="es-ES" w:eastAsia="es-ES"/>
+              </w:rPr>
+              <w:t>1.0</w:t>
             </w:r>
           </w:p>
         </w:tc>
@@ -2021,41 +1925,21 @@
               <w:jc w:val="both"/>
               <w:rPr>
                 <w:rFonts w:asciiTheme="minorHAnsi" w:hAnsiTheme="minorHAnsi" w:cstheme="minorHAnsi"/>
-                <w:i/>
-                <w:color w:val="FF0000"/>
-                <w:szCs w:val="24"/>
+                <w:iCs/>
+                <w:sz w:val="22"/>
+                <w:szCs w:val="22"/>
                 <w:lang w:val="es-ES" w:eastAsia="es-ES"/>
               </w:rPr>
             </w:pPr>
             <w:r>
               <w:rPr>
-                <w:rFonts w:cstheme="minorHAnsi"/>
-                <w:i/>
-                <w:color w:val="FF0000"/>
-                <w:szCs w:val="24"/>
-                <w:lang w:val="es-ES" w:eastAsia="es-ES"/>
-              </w:rPr>
-              <w:fldChar w:fldCharType="begin"/>
-            </w:r>
-            <w:r>
-              <w:rPr>
                 <w:rFonts w:asciiTheme="minorHAnsi" w:hAnsiTheme="minorHAnsi" w:cstheme="minorHAnsi"/>
-                <w:i/>
-                <w:color w:val="FF0000"/>
-                <w:szCs w:val="24"/>
-                <w:lang w:val="es-ES" w:eastAsia="es-ES"/>
-              </w:rPr>
-              <w:instrText>MACROBUTTON NoMacro [Descripcion]</w:instrText>
-            </w:r>
-            <w:r>
-              <w:rPr>
-                <w:rFonts w:cstheme="minorHAnsi"/>
-                <w:i/>
-                <w:color w:val="FF0000"/>
-                <w:szCs w:val="24"/>
-                <w:lang w:val="es-ES" w:eastAsia="es-ES"/>
-              </w:rPr>
-              <w:fldChar w:fldCharType="end"/>
+                <w:iCs/>
+                <w:sz w:val="22"/>
+                <w:szCs w:val="22"/>
+                <w:lang w:val="es-ES" w:eastAsia="es-ES"/>
+              </w:rPr>
+              <w:t>Alex Mauricio Puebla Allendes</w:t>
             </w:r>
           </w:p>
         </w:tc>
@@ -2069,41 +1953,21 @@
               <w:jc w:val="both"/>
               <w:rPr>
                 <w:rFonts w:asciiTheme="minorHAnsi" w:hAnsiTheme="minorHAnsi" w:cstheme="minorHAnsi"/>
-                <w:i/>
-                <w:color w:val="FF0000"/>
-                <w:szCs w:val="24"/>
+                <w:iCs/>
+                <w:sz w:val="22"/>
+                <w:szCs w:val="22"/>
                 <w:lang w:val="es-ES" w:eastAsia="es-ES"/>
               </w:rPr>
             </w:pPr>
             <w:r>
               <w:rPr>
-                <w:rFonts w:cstheme="minorHAnsi"/>
-                <w:i/>
-                <w:color w:val="FF0000"/>
-                <w:szCs w:val="24"/>
-                <w:lang w:val="es-ES" w:eastAsia="es-ES"/>
-              </w:rPr>
-              <w:fldChar w:fldCharType="begin"/>
-            </w:r>
-            <w:r>
-              <w:rPr>
                 <w:rFonts w:asciiTheme="minorHAnsi" w:hAnsiTheme="minorHAnsi" w:cstheme="minorHAnsi"/>
-                <w:i/>
-                <w:color w:val="FF0000"/>
-                <w:szCs w:val="24"/>
-                <w:lang w:val="es-ES" w:eastAsia="es-ES"/>
-              </w:rPr>
-              <w:instrText>MACROBUTTON NoMacro [Descripcion]</w:instrText>
-            </w:r>
-            <w:r>
-              <w:rPr>
-                <w:rFonts w:cstheme="minorHAnsi"/>
-                <w:i/>
-                <w:color w:val="FF0000"/>
-                <w:szCs w:val="24"/>
-                <w:lang w:val="es-ES" w:eastAsia="es-ES"/>
-              </w:rPr>
-              <w:fldChar w:fldCharType="end"/>
+                <w:iCs/>
+                <w:sz w:val="22"/>
+                <w:szCs w:val="22"/>
+                <w:lang w:val="es-ES" w:eastAsia="es-ES"/>
+              </w:rPr>
+              <w:t>Inicio Documentación</w:t>
             </w:r>
           </w:p>
         </w:tc>
@@ -2122,41 +1986,19 @@
               <w:jc w:val="both"/>
               <w:rPr>
                 <w:rFonts w:asciiTheme="minorHAnsi" w:hAnsiTheme="minorHAnsi" w:cstheme="minorHAnsi"/>
-                <w:i/>
-                <w:color w:val="FF0000"/>
-                <w:szCs w:val="24"/>
+                <w:iCs/>
+                <w:sz w:val="22"/>
+                <w:szCs w:val="22"/>
                 <w:lang w:val="es-ES" w:eastAsia="es-ES"/>
               </w:rPr>
             </w:pPr>
             <w:r>
               <w:rPr>
                 <w:rFonts w:cstheme="minorHAnsi"/>
-                <w:i/>
-                <w:color w:val="FF0000"/>
-                <w:szCs w:val="24"/>
-                <w:lang w:val="es-ES" w:eastAsia="es-ES"/>
-              </w:rPr>
-              <w:fldChar w:fldCharType="begin"/>
-            </w:r>
-            <w:r>
-              <w:rPr>
-                <w:rFonts w:asciiTheme="minorHAnsi" w:hAnsiTheme="minorHAnsi" w:cstheme="minorHAnsi"/>
-                <w:i/>
-                <w:color w:val="FF0000"/>
-                <w:szCs w:val="24"/>
-                <w:lang w:val="es-ES" w:eastAsia="es-ES"/>
-              </w:rPr>
-              <w:instrText>MACROBUTTON NoMacro [Fecha]</w:instrText>
-            </w:r>
-            <w:r>
-              <w:rPr>
-                <w:rFonts w:cstheme="minorHAnsi"/>
-                <w:i/>
-                <w:color w:val="FF0000"/>
-                <w:szCs w:val="24"/>
-                <w:lang w:val="es-ES" w:eastAsia="es-ES"/>
-              </w:rPr>
-              <w:fldChar w:fldCharType="end"/>
+                <w:iCs/>
+                <w:lang w:val="es-ES" w:eastAsia="es-ES"/>
+              </w:rPr>
+              <w:t>12-10-2026</w:t>
             </w:r>
           </w:p>
         </w:tc>
@@ -2170,41 +2012,19 @@
               <w:jc w:val="both"/>
               <w:rPr>
                 <w:rFonts w:asciiTheme="minorHAnsi" w:hAnsiTheme="minorHAnsi" w:cstheme="minorHAnsi"/>
-                <w:i/>
-                <w:color w:val="FF0000"/>
-                <w:szCs w:val="24"/>
+                <w:iCs/>
+                <w:sz w:val="22"/>
+                <w:szCs w:val="22"/>
                 <w:lang w:val="es-ES" w:eastAsia="es-ES"/>
               </w:rPr>
             </w:pPr>
             <w:r>
               <w:rPr>
                 <w:rFonts w:cstheme="minorHAnsi"/>
-                <w:i/>
-                <w:color w:val="FF0000"/>
-                <w:szCs w:val="24"/>
-                <w:lang w:val="es-ES" w:eastAsia="es-ES"/>
-              </w:rPr>
-              <w:fldChar w:fldCharType="begin"/>
-            </w:r>
-            <w:r>
-              <w:rPr>
-                <w:rFonts w:asciiTheme="minorHAnsi" w:hAnsiTheme="minorHAnsi" w:cstheme="minorHAnsi"/>
-                <w:i/>
-                <w:color w:val="FF0000"/>
-                <w:szCs w:val="24"/>
-                <w:lang w:val="es-ES" w:eastAsia="es-ES"/>
-              </w:rPr>
-              <w:instrText>MACROBUTTON NoMacro [Rev]</w:instrText>
-            </w:r>
-            <w:r>
-              <w:rPr>
-                <w:rFonts w:cstheme="minorHAnsi"/>
-                <w:i/>
-                <w:color w:val="FF0000"/>
-                <w:szCs w:val="24"/>
-                <w:lang w:val="es-ES" w:eastAsia="es-ES"/>
-              </w:rPr>
-              <w:fldChar w:fldCharType="end"/>
+                <w:iCs/>
+                <w:lang w:val="es-ES" w:eastAsia="es-ES"/>
+              </w:rPr>
+              <w:t>1.1</w:t>
             </w:r>
           </w:p>
         </w:tc>
@@ -2218,41 +2038,19 @@
               <w:jc w:val="both"/>
               <w:rPr>
                 <w:rFonts w:asciiTheme="minorHAnsi" w:hAnsiTheme="minorHAnsi" w:cstheme="minorHAnsi"/>
-                <w:i/>
-                <w:color w:val="FF0000"/>
-                <w:szCs w:val="24"/>
+                <w:iCs/>
+                <w:sz w:val="22"/>
+                <w:szCs w:val="22"/>
                 <w:lang w:val="es-ES" w:eastAsia="es-ES"/>
               </w:rPr>
             </w:pPr>
             <w:r>
               <w:rPr>
                 <w:rFonts w:cstheme="minorHAnsi"/>
-                <w:i/>
-                <w:color w:val="FF0000"/>
-                <w:szCs w:val="24"/>
-                <w:lang w:val="es-ES" w:eastAsia="es-ES"/>
-              </w:rPr>
-              <w:fldChar w:fldCharType="begin"/>
-            </w:r>
-            <w:r>
-              <w:rPr>
-                <w:rFonts w:asciiTheme="minorHAnsi" w:hAnsiTheme="minorHAnsi" w:cstheme="minorHAnsi"/>
-                <w:i/>
-                <w:color w:val="FF0000"/>
-                <w:szCs w:val="24"/>
-                <w:lang w:val="es-ES" w:eastAsia="es-ES"/>
-              </w:rPr>
-              <w:instrText>MACROBUTTON NoMacro [Descripcion]</w:instrText>
-            </w:r>
-            <w:r>
-              <w:rPr>
-                <w:rFonts w:cstheme="minorHAnsi"/>
-                <w:i/>
-                <w:color w:val="FF0000"/>
-                <w:szCs w:val="24"/>
-                <w:lang w:val="es-ES" w:eastAsia="es-ES"/>
-              </w:rPr>
-              <w:fldChar w:fldCharType="end"/>
+                <w:iCs/>
+                <w:lang w:val="es-ES" w:eastAsia="es-ES"/>
+              </w:rPr>
+              <w:t>Alex Mauricio Puebla Allendes / José Ignacio Valdivia Mendoza</w:t>
             </w:r>
           </w:p>
         </w:tc>
@@ -2266,41 +2064,19 @@
               <w:jc w:val="both"/>
               <w:rPr>
                 <w:rFonts w:asciiTheme="minorHAnsi" w:hAnsiTheme="minorHAnsi" w:cstheme="minorHAnsi"/>
-                <w:i/>
-                <w:color w:val="FF0000"/>
-                <w:szCs w:val="24"/>
+                <w:iCs/>
+                <w:sz w:val="22"/>
+                <w:szCs w:val="22"/>
                 <w:lang w:val="es-ES" w:eastAsia="es-ES"/>
               </w:rPr>
             </w:pPr>
             <w:r>
               <w:rPr>
                 <w:rFonts w:cstheme="minorHAnsi"/>
-                <w:i/>
-                <w:color w:val="FF0000"/>
-                <w:szCs w:val="24"/>
-                <w:lang w:val="es-ES" w:eastAsia="es-ES"/>
-              </w:rPr>
-              <w:fldChar w:fldCharType="begin"/>
-            </w:r>
-            <w:r>
-              <w:rPr>
-                <w:rFonts w:asciiTheme="minorHAnsi" w:hAnsiTheme="minorHAnsi" w:cstheme="minorHAnsi"/>
-                <w:i/>
-                <w:color w:val="FF0000"/>
-                <w:szCs w:val="24"/>
-                <w:lang w:val="es-ES" w:eastAsia="es-ES"/>
-              </w:rPr>
-              <w:instrText>MACROBUTTON NoMacro [Descripcion]</w:instrText>
-            </w:r>
-            <w:r>
-              <w:rPr>
-                <w:rFonts w:cstheme="minorHAnsi"/>
-                <w:i/>
-                <w:color w:val="FF0000"/>
-                <w:szCs w:val="24"/>
-                <w:lang w:val="es-ES" w:eastAsia="es-ES"/>
-              </w:rPr>
-              <w:fldChar w:fldCharType="end"/>
+                <w:iCs/>
+                <w:lang w:val="es-ES" w:eastAsia="es-ES"/>
+              </w:rPr>
+              <w:t>Se completan las historias de usuario, sus criterios de aceptación y el backlog priorizado (peso relativo y priorización por Sprint).</w:t>
             </w:r>
           </w:p>
         </w:tc>
@@ -2531,6 +2307,16 @@
                 <w:lang w:val="es-ES" w:eastAsia="es-ES"/>
               </w:rPr>
             </w:pPr>
+            <w:r>
+              <w:rPr>
+                <w:rFonts w:asciiTheme="minorHAnsi" w:hAnsiTheme="minorHAnsi" w:cstheme="minorHAnsi"/>
+                <w:iCs/>
+                <w:sz w:val="22"/>
+                <w:szCs w:val="22"/>
+                <w:lang w:val="es-ES" w:eastAsia="es-ES"/>
+              </w:rPr>
+              <w:t>Alex Mauricio Puebla Allendes</w:t>
+            </w:r>
           </w:p>
         </w:tc>
         <w:tc>
@@ -2543,6 +2329,213 @@
               <w:jc w:val="both"/>
               <w:rPr>
                 <w:rFonts w:asciiTheme="minorHAnsi" w:hAnsiTheme="minorHAnsi" w:cstheme="minorHAnsi"/>
+                <w:i/>
+                <w:szCs w:val="24"/>
+                <w:lang w:val="es-ES" w:eastAsia="es-ES"/>
+              </w:rPr>
+            </w:pPr>
+            <w:r>
+              <w:rPr>
+                <w:rFonts w:asciiTheme="minorHAnsi" w:hAnsiTheme="minorHAnsi" w:cstheme="minorHAnsi"/>
+                <w:i/>
+                <w:szCs w:val="24"/>
+                <w:lang w:val="es-ES" w:eastAsia="es-ES"/>
+              </w:rPr>
+              <w:t xml:space="preserve">QA </w:t>
+            </w:r>
+            <w:proofErr w:type="spellStart"/>
+            <w:r>
+              <w:rPr>
+                <w:rFonts w:asciiTheme="minorHAnsi" w:hAnsiTheme="minorHAnsi" w:cstheme="minorHAnsi"/>
+                <w:i/>
+                <w:szCs w:val="24"/>
+                <w:lang w:val="es-ES" w:eastAsia="es-ES"/>
+              </w:rPr>
+              <w:t>Analyst</w:t>
+            </w:r>
+            <w:proofErr w:type="spellEnd"/>
+            <w:r>
+              <w:rPr>
+                <w:rFonts w:asciiTheme="minorHAnsi" w:hAnsiTheme="minorHAnsi" w:cstheme="minorHAnsi"/>
+                <w:i/>
+                <w:szCs w:val="24"/>
+                <w:lang w:val="es-ES" w:eastAsia="es-ES"/>
+              </w:rPr>
+              <w:t xml:space="preserve"> &amp; Test </w:t>
+            </w:r>
+            <w:proofErr w:type="spellStart"/>
+            <w:r>
+              <w:rPr>
+                <w:rFonts w:asciiTheme="minorHAnsi" w:hAnsiTheme="minorHAnsi" w:cstheme="minorHAnsi"/>
+                <w:i/>
+                <w:szCs w:val="24"/>
+                <w:lang w:val="es-ES" w:eastAsia="es-ES"/>
+              </w:rPr>
+              <w:t>Strategy</w:t>
+            </w:r>
+            <w:proofErr w:type="spellEnd"/>
+            <w:r>
+              <w:rPr>
+                <w:rFonts w:asciiTheme="minorHAnsi" w:hAnsiTheme="minorHAnsi" w:cstheme="minorHAnsi"/>
+                <w:i/>
+                <w:szCs w:val="24"/>
+                <w:lang w:val="es-ES" w:eastAsia="es-ES"/>
+              </w:rPr>
+              <w:t xml:space="preserve"> Lead</w:t>
+            </w:r>
+          </w:p>
+        </w:tc>
+      </w:tr>
+      <w:tr>
+        <w:trPr>
+          <w:trHeight w:val="465"/>
+        </w:trPr>
+        <w:tc>
+          <w:tcPr>
+            <w:tcW w:w="3539" w:type="dxa"/>
+            <w:vAlign w:val="center"/>
+          </w:tcPr>
+          <w:p>
+            <w:pPr>
+              <w:jc w:val="both"/>
+              <w:rPr>
+                <w:rFonts w:asciiTheme="minorHAnsi" w:hAnsiTheme="minorHAnsi" w:cstheme="minorHAnsi"/>
+                <w:iCs/>
+                <w:sz w:val="22"/>
+                <w:szCs w:val="22"/>
+                <w:lang w:val="es-ES" w:eastAsia="es-ES"/>
+              </w:rPr>
+            </w:pPr>
+            <w:r>
+              <w:rPr>
+                <w:rFonts w:asciiTheme="minorHAnsi" w:hAnsiTheme="minorHAnsi" w:cstheme="minorHAnsi"/>
+                <w:iCs/>
+                <w:sz w:val="22"/>
+                <w:szCs w:val="22"/>
+                <w:lang w:val="es-ES" w:eastAsia="es-ES"/>
+              </w:rPr>
+              <w:t>José Ignacio Valdivia Mendoza</w:t>
+            </w:r>
+          </w:p>
+        </w:tc>
+        <w:tc>
+          <w:tcPr>
+            <w:tcW w:w="5275" w:type="dxa"/>
+            <w:vAlign w:val="center"/>
+          </w:tcPr>
+          <w:p>
+            <w:pPr>
+              <w:jc w:val="both"/>
+              <w:rPr>
+                <w:rFonts w:cstheme="minorHAnsi"/>
+                <w:i/>
+                <w:szCs w:val="24"/>
+                <w:lang w:val="es-ES" w:eastAsia="es-ES"/>
+              </w:rPr>
+            </w:pPr>
+            <w:r>
+              <w:rPr>
+                <w:rFonts w:cstheme="minorHAnsi"/>
+                <w:i/>
+                <w:szCs w:val="24"/>
+                <w:lang w:val="es-ES" w:eastAsia="es-ES"/>
+              </w:rPr>
+              <w:t xml:space="preserve">QA </w:t>
+            </w:r>
+            <w:proofErr w:type="spellStart"/>
+            <w:r>
+              <w:rPr>
+                <w:rFonts w:cstheme="minorHAnsi"/>
+                <w:i/>
+                <w:szCs w:val="24"/>
+                <w:lang w:val="es-ES" w:eastAsia="es-ES"/>
+              </w:rPr>
+              <w:t>Automation</w:t>
+            </w:r>
+            <w:proofErr w:type="spellEnd"/>
+            <w:r>
+              <w:rPr>
+                <w:rFonts w:cstheme="minorHAnsi"/>
+                <w:i/>
+                <w:szCs w:val="24"/>
+                <w:lang w:val="es-ES" w:eastAsia="es-ES"/>
+              </w:rPr>
+              <w:t xml:space="preserve"> </w:t>
+            </w:r>
+            <w:proofErr w:type="spellStart"/>
+            <w:r>
+              <w:rPr>
+                <w:rFonts w:cstheme="minorHAnsi"/>
+                <w:i/>
+                <w:szCs w:val="24"/>
+                <w:lang w:val="es-ES" w:eastAsia="es-ES"/>
+              </w:rPr>
+              <w:t>Engineer</w:t>
+            </w:r>
+            <w:proofErr w:type="spellEnd"/>
+            <w:r>
+              <w:rPr>
+                <w:rFonts w:cstheme="minorHAnsi"/>
+                <w:i/>
+                <w:szCs w:val="24"/>
+                <w:lang w:val="es-ES" w:eastAsia="es-ES"/>
+              </w:rPr>
+              <w:t xml:space="preserve"> &amp; Cloud </w:t>
+            </w:r>
+            <w:proofErr w:type="spellStart"/>
+            <w:r>
+              <w:rPr>
+                <w:rFonts w:cstheme="minorHAnsi"/>
+                <w:i/>
+                <w:szCs w:val="24"/>
+                <w:lang w:val="es-ES" w:eastAsia="es-ES"/>
+              </w:rPr>
+              <w:t>Infrastructure</w:t>
+            </w:r>
+            <w:proofErr w:type="spellEnd"/>
+            <w:r>
+              <w:rPr>
+                <w:rFonts w:cstheme="minorHAnsi"/>
+                <w:i/>
+                <w:szCs w:val="24"/>
+                <w:lang w:val="es-ES" w:eastAsia="es-ES"/>
+              </w:rPr>
+              <w:t xml:space="preserve"> Lead</w:t>
+            </w:r>
+          </w:p>
+        </w:tc>
+      </w:tr>
+      <w:tr>
+        <w:trPr>
+          <w:trHeight w:val="465"/>
+        </w:trPr>
+        <w:tc>
+          <w:tcPr>
+            <w:tcW w:w="3539" w:type="dxa"/>
+            <w:vAlign w:val="center"/>
+          </w:tcPr>
+          <w:p>
+            <w:pPr>
+              <w:jc w:val="both"/>
+              <w:rPr>
+                <w:rFonts w:cstheme="minorHAnsi"/>
+                <w:i/>
+                <w:szCs w:val="24"/>
+                <w:lang w:val="es-ES" w:eastAsia="es-ES"/>
+              </w:rPr>
+            </w:pPr>
+          </w:p>
+        </w:tc>
+        <w:tc>
+          <w:tcPr>
+            <w:tcW w:w="5275" w:type="dxa"/>
+            <w:vAlign w:val="center"/>
+          </w:tcPr>
+          <w:p>
+            <w:pPr>
+              <w:jc w:val="both"/>
+              <w:rPr>
+                <w:rFonts w:cstheme="minorHAnsi"/>
                 <w:i/>
                 <w:szCs w:val="24"/>
                 <w:lang w:val="es-ES" w:eastAsia="es-ES"/>
@@ -2629,84 +2622,6 @@
           </w:p>
         </w:tc>
       </w:tr>
-      <w:tr>
-        <w:trPr>
-          <w:trHeight w:val="465"/>
-        </w:trPr>
-        <w:tc>
-          <w:tcPr>
-            <w:tcW w:w="3539" w:type="dxa"/>
-            <w:vAlign w:val="center"/>
-          </w:tcPr>
-          <w:p>
-            <w:pPr>
-              <w:jc w:val="both"/>
-              <w:rPr>
-                <w:rFonts w:cstheme="minorHAnsi"/>
-                <w:i/>
-                <w:szCs w:val="24"/>
-                <w:lang w:val="es-ES" w:eastAsia="es-ES"/>
-              </w:rPr>
-            </w:pPr>
-          </w:p>
-        </w:tc>
-        <w:tc>
-          <w:tcPr>
-            <w:tcW w:w="5275" w:type="dxa"/>
-            <w:vAlign w:val="center"/>
-          </w:tcPr>
-          <w:p>
-            <w:pPr>
-              <w:jc w:val="both"/>
-              <w:rPr>
-                <w:rFonts w:cstheme="minorHAnsi"/>
-                <w:i/>
-                <w:szCs w:val="24"/>
-                <w:lang w:val="es-ES" w:eastAsia="es-ES"/>
-              </w:rPr>
-            </w:pPr>
-          </w:p>
-        </w:tc>
-      </w:tr>
-      <w:tr>
-        <w:trPr>
-          <w:trHeight w:val="465"/>
-        </w:trPr>
-        <w:tc>
-          <w:tcPr>
-            <w:tcW w:w="3539" w:type="dxa"/>
-            <w:vAlign w:val="center"/>
-          </w:tcPr>
-          <w:p>
-            <w:pPr>
-              <w:jc w:val="both"/>
-              <w:rPr>
-                <w:rFonts w:cstheme="minorHAnsi"/>
-                <w:i/>
-                <w:szCs w:val="24"/>
-                <w:lang w:val="es-ES" w:eastAsia="es-ES"/>
-              </w:rPr>
-            </w:pPr>
-          </w:p>
-        </w:tc>
-        <w:tc>
-          <w:tcPr>
-            <w:tcW w:w="5275" w:type="dxa"/>
-            <w:vAlign w:val="center"/>
-          </w:tcPr>
-          <w:p>
-            <w:pPr>
-              <w:jc w:val="both"/>
-              <w:rPr>
-                <w:rFonts w:cstheme="minorHAnsi"/>
-                <w:i/>
-                <w:szCs w:val="24"/>
-                <w:lang w:val="es-ES" w:eastAsia="es-ES"/>
-              </w:rPr>
-            </w:pPr>
-          </w:p>
-        </w:tc>
-      </w:tr>
     </w:tbl>
     <w:p/>
     <w:p>
@@ -2750,215 +2665,549 @@
       <w:pPr>
         <w:pStyle w:val="Ttulo2"/>
       </w:pPr>
-      <w:bookmarkStart w:id="4" w:name="_Toc238070670"/>
-      <w:bookmarkStart w:id="5" w:name="_Toc241504847"/>
-      <w:r>
-        <w:t>Historia 001</w:t>
-      </w:r>
-      <w:bookmarkEnd w:id="4"/>
-      <w:bookmarkEnd w:id="5"/>
+      <w:bookmarkStart w:id="4" w:name="_Toc241504853"/>
+      <w:r>
+        <w:t>HU-001: Configuración Plug &amp; Play y recepción de URL</w:t>
+      </w:r>
     </w:p>
     <w:p>
       <w:pPr>
         <w:pStyle w:val="Ttulo3"/>
       </w:pPr>
-      <w:bookmarkStart w:id="6" w:name="_Toc238070671"/>
-      <w:bookmarkStart w:id="7" w:name="_Toc241504848"/>
       <w:r>
         <w:t>Definición</w:t>
       </w:r>
-      <w:bookmarkEnd w:id="6"/>
-      <w:bookmarkEnd w:id="7"/>
     </w:p>
     <w:p>
-      <w:pPr>
-        <w:rPr>
-          <w:lang w:val="es-ES" w:eastAsia="es-ES"/>
-        </w:rPr>
-      </w:pPr>
-      <w:r>
-        <w:rPr>
-          <w:lang w:val="es-ES" w:eastAsia="es-ES"/>
-        </w:rPr>
-        <w:t>Como [ACTOR] quiero [ACCION A REALZIAR] para [OBJETIVO].</w:t>
+      <w:r>
+        <w:t xml:space="preserve">Como usuario del sistema, quiero instalar el </w:t>
+      </w:r>
+      <w:proofErr w:type="spellStart"/>
+      <w:r>
+        <w:t>framework</w:t>
+      </w:r>
+      <w:proofErr w:type="spellEnd"/>
+      <w:r>
+        <w:t xml:space="preserve"> e ingresar la URL objetivo mediante un único archivo de configuración, para iniciar la evaluación sin requerir conocimientos técnicos avanzados.</w:t>
       </w:r>
     </w:p>
     <w:p>
       <w:pPr>
         <w:pStyle w:val="Ttulo3"/>
       </w:pPr>
-      <w:bookmarkStart w:id="8" w:name="_Toc238070672"/>
-      <w:bookmarkStart w:id="9" w:name="_Toc241504849"/>
       <w:r>
         <w:t>Criterios de Aceptación</w:t>
       </w:r>
-      <w:bookmarkEnd w:id="8"/>
-      <w:bookmarkEnd w:id="9"/>
     </w:p>
     <w:p>
       <w:pPr>
         <w:pStyle w:val="Prrafodelista"/>
-        <w:numPr>
-          <w:ilvl w:val="0"/>
-          <w:numId w:val="14"/>
-        </w:numPr>
-        <w:rPr>
-          <w:lang w:val="es-ES" w:eastAsia="es-ES"/>
-        </w:rPr>
-      </w:pPr>
-      <w:r>
-        <w:rPr>
-          <w:lang w:val="es-ES" w:eastAsia="es-ES"/>
-        </w:rPr>
-        <w:t>Criterio 1</w:t>
+      </w:pPr>
+      <w:r>
+        <w:t xml:space="preserve">El </w:t>
+      </w:r>
+      <w:proofErr w:type="spellStart"/>
+      <w:r>
+        <w:t>framework</w:t>
+      </w:r>
+      <w:proofErr w:type="spellEnd"/>
+      <w:r>
+        <w:t xml:space="preserve"> dispone de un archivo de configuración centralizado (.</w:t>
+      </w:r>
+      <w:proofErr w:type="spellStart"/>
+      <w:r>
+        <w:t>env</w:t>
+      </w:r>
+      <w:proofErr w:type="spellEnd"/>
+      <w:r>
+        <w:t>) exclusivo para ingresar la URL a evaluar.</w:t>
       </w:r>
     </w:p>
     <w:p>
       <w:pPr>
         <w:pStyle w:val="Prrafodelista"/>
-        <w:numPr>
-          <w:ilvl w:val="0"/>
-          <w:numId w:val="14"/>
-        </w:numPr>
-        <w:rPr>
-          <w:lang w:val="es-ES" w:eastAsia="es-ES"/>
-        </w:rPr>
-      </w:pPr>
-      <w:r>
-        <w:rPr>
-          <w:lang w:val="es-ES" w:eastAsia="es-ES"/>
-        </w:rPr>
-        <w:t>Criterio 2</w:t>
+      </w:pPr>
+      <w:r>
+        <w:t>El sistema valida estructuralmente la URL y confirma su disponibilidad (HTTP 200 OK) antes de iniciar el ciclo de pruebas.</w:t>
       </w:r>
     </w:p>
     <w:p>
       <w:pPr>
         <w:pStyle w:val="Prrafodelista"/>
-        <w:numPr>
-          <w:ilvl w:val="0"/>
-          <w:numId w:val="14"/>
-        </w:numPr>
-        <w:rPr>
-          <w:lang w:val="es-ES" w:eastAsia="es-ES"/>
-        </w:rPr>
-      </w:pPr>
-      <w:r>
-        <w:rPr>
-          <w:lang w:val="es-ES" w:eastAsia="es-ES"/>
-        </w:rPr>
-        <w:t>Criterio 3</w:t>
-      </w:r>
-    </w:p>
-    <w:p/>
-    <w:p>
-      <w:pPr>
-        <w:pStyle w:val="Ttulo2"/>
-      </w:pPr>
-      <w:bookmarkStart w:id="10" w:name="_Toc238070673"/>
-      <w:bookmarkStart w:id="11" w:name="_Toc241504850"/>
-      <w:r>
-        <w:t>Historia 002</w:t>
-      </w:r>
-      <w:bookmarkEnd w:id="10"/>
-      <w:bookmarkEnd w:id="11"/>
+      </w:pPr>
+      <w:r>
+        <w:t>La instalación de dependencias base está automatizada en un solo comando, garantizando un despliegue Plug &amp; Play.</w:t>
+      </w:r>
     </w:p>
     <w:p>
       <w:pPr>
-        <w:pStyle w:val="Ttulo3"/>
-      </w:pPr>
-      <w:bookmarkStart w:id="12" w:name="_Toc238070674"/>
-      <w:bookmarkStart w:id="13" w:name="_Toc241504851"/>
-      <w:r>
-        <w:t>Definición</w:t>
-      </w:r>
-      <w:bookmarkEnd w:id="12"/>
-      <w:bookmarkEnd w:id="13"/>
+        <w:pStyle w:val="Ttulo2"/>
+      </w:pPr>
+      <w:r>
+        <w:t>HU-002: Escaneo automático de enlaces del DOM</w:t>
+      </w:r>
     </w:p>
     <w:p>
       <w:pPr>
-        <w:rPr>
-          <w:lang w:val="es-ES" w:eastAsia="es-ES"/>
-        </w:rPr>
-      </w:pPr>
-      <w:r>
-        <w:rPr>
-          <w:lang w:val="es-ES" w:eastAsia="es-ES"/>
-        </w:rPr>
-        <w:t>Como [ACTOR] quiero [ACCION A REALZIAR] para [OBJETIVO].</w:t>
+        <w:pStyle w:val="Ttulo3"/>
+      </w:pPr>
+      <w:r>
+        <w:t>Definición</w:t>
       </w:r>
     </w:p>
     <w:p>
-      <w:pPr>
-        <w:pStyle w:val="Ttulo3"/>
-      </w:pPr>
-      <w:bookmarkStart w:id="14" w:name="_Toc238070675"/>
-      <w:bookmarkStart w:id="15" w:name="_Toc241504852"/>
-      <w:r>
-        <w:t>Criterios de Aceptación</w:t>
-      </w:r>
-      <w:bookmarkEnd w:id="14"/>
-      <w:bookmarkEnd w:id="15"/>
+      <w:r>
+        <w:t>Como ingeniero de automatización, quiero que el crawler navegue la URL e indexe automáticamente los enlaces del DOM, para mapear la estructura del sitio sin programar selectores manualmente.</w:t>
+      </w:r>
     </w:p>
     <w:p>
       <w:pPr>
-        <w:pStyle w:val="Prrafodelista"/>
-        <w:numPr>
-          <w:ilvl w:val="0"/>
-          <w:numId w:val="14"/>
-        </w:numPr>
-        <w:rPr>
-          <w:lang w:val="es-ES" w:eastAsia="es-ES"/>
-        </w:rPr>
-      </w:pPr>
-      <w:r>
-        <w:rPr>
-          <w:lang w:val="es-ES" w:eastAsia="es-ES"/>
-        </w:rPr>
-        <w:t>Criterio 1</w:t>
+        <w:pStyle w:val="Ttulo3"/>
+      </w:pPr>
+      <w:r>
+        <w:t>Criterios de Aceptación</w:t>
       </w:r>
     </w:p>
     <w:p>
       <w:pPr>
         <w:pStyle w:val="Prrafodelista"/>
-        <w:numPr>
-          <w:ilvl w:val="0"/>
-          <w:numId w:val="14"/>
-        </w:numPr>
-        <w:rPr>
-          <w:lang w:val="es-ES" w:eastAsia="es-ES"/>
-        </w:rPr>
-      </w:pPr>
-      <w:r>
-        <w:rPr>
-          <w:lang w:val="es-ES" w:eastAsia="es-ES"/>
-        </w:rPr>
-        <w:t>Criterio 2</w:t>
+      </w:pPr>
+      <w:r>
+        <w:t>El crawler navega la página objetivo y extrae todos los enlaces visibles presentes en el DOM.</w:t>
       </w:r>
     </w:p>
     <w:p>
       <w:pPr>
         <w:pStyle w:val="Prrafodelista"/>
-        <w:numPr>
-          <w:ilvl w:val="0"/>
-          <w:numId w:val="14"/>
-        </w:numPr>
-        <w:rPr>
-          <w:lang w:val="es-ES" w:eastAsia="es-ES"/>
-        </w:rPr>
-      </w:pPr>
-      <w:r>
-        <w:rPr>
-          <w:lang w:val="es-ES" w:eastAsia="es-ES"/>
-        </w:rPr>
-        <w:t>Criterio 3</w:t>
+      </w:pPr>
+      <w:r>
+        <w:t>El rastreo sigue los enlaces internos hasta la profundidad y el máximo de páginas configurados, sin salir del dominio.</w:t>
       </w:r>
     </w:p>
     <w:p>
-      <w:r>
-        <w:br w:type="page"/>
+      <w:pPr>
+        <w:pStyle w:val="Prrafodelista"/>
+      </w:pPr>
+      <w:r>
+        <w:t>Los enlaces mapeados se almacenan en un archivo JSON que alimenta la batería de pruebas posterior.</w:t>
       </w:r>
     </w:p>
-    <w:p/>
+    <w:p>
+      <w:pPr>
+        <w:pStyle w:val="Ttulo2"/>
+      </w:pPr>
+      <w:r>
+        <w:t>HU-003: Identificación de componentes interactivos</w:t>
+      </w:r>
+    </w:p>
+    <w:p>
+      <w:pPr>
+        <w:pStyle w:val="Ttulo3"/>
+      </w:pPr>
+      <w:r>
+        <w:t>Definición</w:t>
+      </w:r>
+    </w:p>
+    <w:p>
+      <w:r>
+        <w:t>Como analista de QA, quiero que el sistema identifique y clasifique imágenes, formularios y botones, para conocer las áreas interactivas clave del sitio evaluado.</w:t>
+      </w:r>
+    </w:p>
+    <w:p>
+      <w:pPr>
+        <w:pStyle w:val="Ttulo3"/>
+      </w:pPr>
+      <w:r>
+        <w:t>Criterios de Aceptación</w:t>
+      </w:r>
+    </w:p>
+    <w:p>
+      <w:pPr>
+        <w:pStyle w:val="Prrafodelista"/>
+      </w:pPr>
+      <w:r>
+        <w:t>El sistema detecta y clasifica enlaces, imágenes, formularios y botones presentes en el DOM.</w:t>
+      </w:r>
+    </w:p>
+    <w:p>
+      <w:pPr>
+        <w:pStyle w:val="Prrafodelista"/>
+      </w:pPr>
+      <w:r>
+        <w:lastRenderedPageBreak/>
+        <w:t>El usuario puede elegir el tipo de elemento a escanear (enlaces, imágenes, formularios, botones, todos o un selector CSS propio).</w:t>
+      </w:r>
+    </w:p>
+    <w:p>
+      <w:pPr>
+        <w:pStyle w:val="Prrafodelista"/>
+      </w:pPr>
+      <w:r>
+        <w:t>Cada elemento identificado se registra con su página de origen y su selector en el reporte del escaneo.</w:t>
+      </w:r>
+    </w:p>
+    <w:p>
+      <w:pPr>
+        <w:pStyle w:val="Ttulo2"/>
+      </w:pPr>
+      <w:r>
+        <w:t>HU-004: Escenarios genéricos de prueba en lenguaje natural</w:t>
+      </w:r>
+    </w:p>
+    <w:p>
+      <w:pPr>
+        <w:pStyle w:val="Ttulo3"/>
+      </w:pPr>
+      <w:r>
+        <w:t>Definición</w:t>
+      </w:r>
+    </w:p>
+    <w:p>
+      <w:r>
+        <w:t xml:space="preserve">Como analista de QA, quiero una batería de pruebas universales redactadas en </w:t>
+      </w:r>
+      <w:proofErr w:type="spellStart"/>
+      <w:r>
+        <w:t>Gherkin</w:t>
+      </w:r>
+      <w:proofErr w:type="spellEnd"/>
+      <w:r>
+        <w:t>, para validar reglas fundamentales de salud del Front-</w:t>
+      </w:r>
+      <w:proofErr w:type="spellStart"/>
+      <w:r>
+        <w:t>End</w:t>
+      </w:r>
+      <w:proofErr w:type="spellEnd"/>
+      <w:r>
+        <w:t xml:space="preserve"> en cualquier sitio web.</w:t>
+      </w:r>
+    </w:p>
+    <w:p>
+      <w:pPr>
+        <w:pStyle w:val="Ttulo3"/>
+      </w:pPr>
+      <w:r>
+        <w:t>Criterios de Aceptación</w:t>
+      </w:r>
+    </w:p>
+    <w:p>
+      <w:pPr>
+        <w:pStyle w:val="Prrafodelista"/>
+      </w:pPr>
+      <w:r>
+        <w:t xml:space="preserve">El </w:t>
+      </w:r>
+      <w:proofErr w:type="spellStart"/>
+      <w:r>
+        <w:t>framework</w:t>
+      </w:r>
+      <w:proofErr w:type="spellEnd"/>
+      <w:r>
+        <w:t xml:space="preserve"> incluye pruebas genéricas que evalúan la carga sin errores de consola, la ausencia de enlaces rotos y la visibilidad de las imágenes.</w:t>
+      </w:r>
+    </w:p>
+    <w:p>
+      <w:pPr>
+        <w:pStyle w:val="Prrafodelista"/>
+      </w:pPr>
+      <w:r>
+        <w:t xml:space="preserve">Los escenarios están redactados con el estándar BDD y la sintaxis </w:t>
+      </w:r>
+      <w:proofErr w:type="spellStart"/>
+      <w:r>
+        <w:t>Gherkin</w:t>
+      </w:r>
+      <w:proofErr w:type="spellEnd"/>
+      <w:r>
+        <w:t xml:space="preserve"> (Dado / Cuando / Entonces).</w:t>
+      </w:r>
+    </w:p>
+    <w:p>
+      <w:pPr>
+        <w:pStyle w:val="Prrafodelista"/>
+      </w:pPr>
+      <w:r>
+        <w:t>Las pruebas son agnósticas al contenido del sitio, garantizando su ejecución en cualquier página web.</w:t>
+      </w:r>
+    </w:p>
+    <w:p>
+      <w:pPr>
+        <w:pStyle w:val="Ttulo2"/>
+      </w:pPr>
+      <w:r>
+        <w:t>HU-005: Esperas inteligentes y pruebas deterministas</w:t>
+      </w:r>
+    </w:p>
+    <w:p>
+      <w:pPr>
+        <w:pStyle w:val="Ttulo3"/>
+      </w:pPr>
+      <w:r>
+        <w:t>Definición</w:t>
+      </w:r>
+    </w:p>
+    <w:p>
+      <w:r>
+        <w:t>Como ingeniero de automatización, quiero que las pruebas esperen dinámicamente a que los elementos estén listos, para evitar falsos positivos en sitios con carga asíncrona.</w:t>
+      </w:r>
+    </w:p>
+    <w:p>
+      <w:pPr>
+        <w:pStyle w:val="Ttulo3"/>
+      </w:pPr>
+      <w:r>
+        <w:t>Criterios de Aceptación</w:t>
+      </w:r>
+    </w:p>
+    <w:p>
+      <w:pPr>
+        <w:pStyle w:val="Prrafodelista"/>
+      </w:pPr>
+      <w:r>
+        <w:t xml:space="preserve">El </w:t>
+      </w:r>
+      <w:proofErr w:type="spellStart"/>
+      <w:r>
+        <w:t>framework</w:t>
+      </w:r>
+      <w:proofErr w:type="spellEnd"/>
+      <w:r>
+        <w:t xml:space="preserve"> implementa esperas dinámicas (Smart </w:t>
+      </w:r>
+      <w:proofErr w:type="spellStart"/>
+      <w:r>
+        <w:t>Waits</w:t>
+      </w:r>
+      <w:proofErr w:type="spellEnd"/>
+      <w:r>
+        <w:t>) antes de interactuar con cada elemento.</w:t>
+      </w:r>
+    </w:p>
+    <w:p>
+      <w:pPr>
+        <w:pStyle w:val="Prrafodelista"/>
+      </w:pPr>
+      <w:r>
+        <w:t>Los tiempos de espera y la cantidad de reintentos son configurables desde el archivo de configuración.</w:t>
+      </w:r>
+    </w:p>
+    <w:p>
+      <w:pPr>
+        <w:pStyle w:val="Prrafodelista"/>
+      </w:pPr>
+      <w:r>
+        <w:t>Se reducen los falsos negativos provocados por contenido dinámico o asíncrono.</w:t>
+      </w:r>
+    </w:p>
+    <w:p>
+      <w:pPr>
+        <w:pStyle w:val="Ttulo2"/>
+      </w:pPr>
+      <w:r>
+        <w:t>HU-006: Parametrización dinámica del volumen de pruebas</w:t>
+      </w:r>
+    </w:p>
+    <w:p>
+      <w:pPr>
+        <w:pStyle w:val="Ttulo3"/>
+      </w:pPr>
+      <w:r>
+        <w:t>Definición</w:t>
+      </w:r>
+    </w:p>
+    <w:p>
+      <w:r>
+        <w:t>Como ingeniero de automatización, quiero que las pruebas se generen dinámicamente según los elementos descubiertos, para validar 10 o 100 elementos sin modificar el código.</w:t>
+      </w:r>
+    </w:p>
+    <w:p>
+      <w:pPr>
+        <w:pStyle w:val="Ttulo3"/>
+      </w:pPr>
+      <w:r>
+        <w:t>Criterios de Aceptación</w:t>
+      </w:r>
+    </w:p>
+    <w:p>
+      <w:pPr>
+        <w:pStyle w:val="Prrafodelista"/>
+      </w:pPr>
+      <w:r>
+        <w:t>Cada elemento descubierto por el crawler genera su propia aserción en la batería de pruebas.</w:t>
+      </w:r>
+    </w:p>
+    <w:p>
+      <w:pPr>
+        <w:pStyle w:val="Prrafodelista"/>
+      </w:pPr>
+      <w:r>
+        <w:t>El volumen de pruebas se adapta automáticamente al tamaño y la complejidad del sitio.</w:t>
+      </w:r>
+    </w:p>
+    <w:p>
+      <w:pPr>
+        <w:pStyle w:val="Prrafodelista"/>
+      </w:pPr>
+      <w:r>
+        <w:lastRenderedPageBreak/>
+        <w:t>No se requiere edición manual del código al cambiar la URL objetivo.</w:t>
+      </w:r>
+    </w:p>
+    <w:p>
+      <w:pPr>
+        <w:pStyle w:val="Ttulo2"/>
+      </w:pPr>
+      <w:r>
+        <w:t xml:space="preserve">HU-007: Ejecución </w:t>
+      </w:r>
+      <w:proofErr w:type="spellStart"/>
+      <w:r>
+        <w:t>cross</w:t>
+      </w:r>
+      <w:proofErr w:type="spellEnd"/>
+      <w:r>
+        <w:t>-browser en la nube</w:t>
+      </w:r>
+    </w:p>
+    <w:p>
+      <w:pPr>
+        <w:pStyle w:val="Ttulo3"/>
+      </w:pPr>
+      <w:r>
+        <w:t>Definición</w:t>
+      </w:r>
+    </w:p>
+    <w:p>
+      <w:r>
+        <w:t xml:space="preserve">Como usuario del sistema, quiero ejecutar las pruebas en </w:t>
+      </w:r>
+      <w:proofErr w:type="spellStart"/>
+      <w:r>
+        <w:t>BrowserStack</w:t>
+      </w:r>
+      <w:proofErr w:type="spellEnd"/>
+      <w:r>
+        <w:t>, para validar el sitio en varios navegadores sin requerir infraestructura local.</w:t>
+      </w:r>
+    </w:p>
+    <w:p>
+      <w:pPr>
+        <w:pStyle w:val="Ttulo3"/>
+      </w:pPr>
+      <w:r>
+        <w:t>Criterios de Aceptación</w:t>
+      </w:r>
+    </w:p>
+    <w:p>
+      <w:pPr>
+        <w:pStyle w:val="Prrafodelista"/>
+      </w:pPr>
+      <w:r>
+        <w:t xml:space="preserve">El </w:t>
+      </w:r>
+      <w:proofErr w:type="spellStart"/>
+      <w:r>
+        <w:t>framework</w:t>
+      </w:r>
+      <w:proofErr w:type="spellEnd"/>
+      <w:r>
+        <w:t xml:space="preserve"> se integra con la API de </w:t>
+      </w:r>
+      <w:proofErr w:type="spellStart"/>
+      <w:r>
+        <w:t>BrowserStack</w:t>
+      </w:r>
+      <w:proofErr w:type="spellEnd"/>
+      <w:r>
+        <w:t xml:space="preserve"> mediante credenciales configurables.</w:t>
+      </w:r>
+    </w:p>
+    <w:p>
+      <w:pPr>
+        <w:pStyle w:val="Prrafodelista"/>
+      </w:pPr>
+      <w:r>
+        <w:t xml:space="preserve">Las pruebas se ejecutan en una matriz </w:t>
+      </w:r>
+      <w:proofErr w:type="spellStart"/>
+      <w:r>
+        <w:t>cross</w:t>
+      </w:r>
+      <w:proofErr w:type="spellEnd"/>
+      <w:r>
+        <w:t>-browser que abarca al menos Google Chrome y Mozilla Firefox.</w:t>
+      </w:r>
+    </w:p>
+    <w:p>
+      <w:pPr>
+        <w:pStyle w:val="Prrafodelista"/>
+      </w:pPr>
+      <w:r>
+        <w:t>El sistema soporta la ejecución paralela en la nube para optimizar y reducir los tiempos de revisión.</w:t>
+      </w:r>
+    </w:p>
+    <w:p>
+      <w:pPr>
+        <w:pStyle w:val="Ttulo2"/>
+      </w:pPr>
+      <w:r>
+        <w:t>HU-008: Diagnóstico y reportes con evidencias</w:t>
+      </w:r>
+    </w:p>
+    <w:p>
+      <w:pPr>
+        <w:pStyle w:val="Ttulo3"/>
+      </w:pPr>
+      <w:r>
+        <w:t>Definición</w:t>
+      </w:r>
+    </w:p>
+    <w:p>
+      <w:r>
+        <w:t>Como usuario del sistema, quiero un informe consolidado con evidencias de la ejecución, para interpretar rápidamente el estado de salud del sitio evaluado.</w:t>
+      </w:r>
+    </w:p>
+    <w:p>
+      <w:pPr>
+        <w:pStyle w:val="Ttulo3"/>
+      </w:pPr>
+      <w:r>
+        <w:t>Criterios de Aceptación</w:t>
+      </w:r>
+    </w:p>
+    <w:p>
+      <w:pPr>
+        <w:pStyle w:val="Prrafodelista"/>
+      </w:pPr>
+      <w:r>
+        <w:t xml:space="preserve">Los resultados de cada escenario se sincronizan con el panel de control visual (reporte HTML y </w:t>
+      </w:r>
+      <w:proofErr w:type="spellStart"/>
+      <w:r>
+        <w:t>dashboard</w:t>
+      </w:r>
+      <w:proofErr w:type="spellEnd"/>
+      <w:r>
+        <w:t>).</w:t>
+      </w:r>
+    </w:p>
+    <w:p>
+      <w:pPr>
+        <w:pStyle w:val="Prrafodelista"/>
+      </w:pPr>
+      <w:r>
+        <w:t>El reporte adjunta evidencia visual (video de la sesión) y un registro detallado (log) de los errores detectados.</w:t>
+      </w:r>
+    </w:p>
+    <w:p>
+      <w:pPr>
+        <w:pStyle w:val="Prrafodelista"/>
+      </w:pPr>
+      <w:r>
+        <w:t>El diagnóstico final presenta un resumen ejecutivo claro para perfiles no técnicos, destacando las pruebas aprobadas y rechazadas.</w:t>
+      </w:r>
+    </w:p>
     <w:p>
       <w:pPr>
         <w:pStyle w:val="Ttulo1"/>
@@ -2966,14 +3215,13 @@
           <w:lang w:val="es-ES" w:eastAsia="es-ES"/>
         </w:rPr>
       </w:pPr>
-      <w:bookmarkStart w:id="16" w:name="_Toc241504853"/>
       <w:r>
         <w:rPr>
           <w:lang w:val="es-ES" w:eastAsia="es-ES"/>
         </w:rPr>
         <w:t>Backlog</w:t>
       </w:r>
-      <w:bookmarkEnd w:id="16"/>
+      <w:bookmarkEnd w:id="4"/>
     </w:p>
     <w:p>
       <w:pPr>
@@ -2982,14 +3230,14 @@
           <w:lang w:val="es-ES" w:eastAsia="es-ES"/>
         </w:rPr>
       </w:pPr>
-      <w:bookmarkStart w:id="17" w:name="_Toc241504854"/>
+      <w:bookmarkStart w:id="5" w:name="_Toc241504854"/>
       <w:r>
         <w:rPr>
           <w:lang w:val="es-ES" w:eastAsia="es-ES"/>
         </w:rPr>
         <w:t>Historias con su peso relativo</w:t>
       </w:r>
-      <w:bookmarkEnd w:id="17"/>
+      <w:bookmarkEnd w:id="5"/>
     </w:p>
     <w:p>
       <w:pPr>
@@ -3060,14 +3308,18 @@
           <w:p>
             <w:pPr>
               <w:rPr>
+                <w:b w:val="0"/>
+                <w:bCs w:val="0"/>
                 <w:lang w:val="es-ES" w:eastAsia="es-ES"/>
               </w:rPr>
             </w:pPr>
             <w:r>
               <w:rPr>
-                <w:lang w:val="es-ES" w:eastAsia="es-ES"/>
-              </w:rPr>
-              <w:t>Historia 1</w:t>
+                <w:b w:val="0"/>
+                <w:bCs w:val="0"/>
+                <w:lang w:val="es-ES" w:eastAsia="es-ES"/>
+              </w:rPr>
+              <w:t>HU-001: Configuración Plug &amp; Play y recepción de URL</w:t>
             </w:r>
           </w:p>
         </w:tc>
@@ -3082,6 +3334,12 @@
                 <w:lang w:val="es-ES" w:eastAsia="es-ES"/>
               </w:rPr>
             </w:pPr>
+            <w:r>
+              <w:rPr>
+                <w:lang w:val="es-ES" w:eastAsia="es-ES"/>
+              </w:rPr>
+              <w:t>3</w:t>
+            </w:r>
           </w:p>
         </w:tc>
       </w:tr>
@@ -3094,20 +3352,18 @@
           <w:p>
             <w:pPr>
               <w:rPr>
+                <w:b w:val="0"/>
+                <w:bCs w:val="0"/>
                 <w:lang w:val="es-ES" w:eastAsia="es-ES"/>
               </w:rPr>
             </w:pPr>
             <w:r>
               <w:rPr>
-                <w:lang w:val="es-ES" w:eastAsia="es-ES"/>
-              </w:rPr>
-              <w:t xml:space="preserve">Historia </w:t>
-            </w:r>
-            <w:r>
-              <w:rPr>
-                <w:lang w:val="es-ES" w:eastAsia="es-ES"/>
-              </w:rPr>
-              <w:t>2</w:t>
+                <w:b w:val="0"/>
+                <w:bCs w:val="0"/>
+                <w:lang w:val="es-ES" w:eastAsia="es-ES"/>
+              </w:rPr>
+              <w:t>HU-002: Escaneo automático de enlaces del DOM</w:t>
             </w:r>
           </w:p>
         </w:tc>
@@ -3122,6 +3378,12 @@
                 <w:lang w:val="es-ES" w:eastAsia="es-ES"/>
               </w:rPr>
             </w:pPr>
+            <w:r>
+              <w:rPr>
+                <w:lang w:val="es-ES" w:eastAsia="es-ES"/>
+              </w:rPr>
+              <w:t>5</w:t>
+            </w:r>
           </w:p>
         </w:tc>
       </w:tr>
@@ -3134,20 +3396,18 @@
           <w:p>
             <w:pPr>
               <w:rPr>
+                <w:b w:val="0"/>
+                <w:bCs w:val="0"/>
                 <w:lang w:val="es-ES" w:eastAsia="es-ES"/>
               </w:rPr>
             </w:pPr>
             <w:r>
               <w:rPr>
-                <w:lang w:val="es-ES" w:eastAsia="es-ES"/>
-              </w:rPr>
-              <w:t xml:space="preserve">Historia </w:t>
-            </w:r>
-            <w:r>
-              <w:rPr>
-                <w:lang w:val="es-ES" w:eastAsia="es-ES"/>
-              </w:rPr>
-              <w:t>3</w:t>
+                <w:b w:val="0"/>
+                <w:bCs w:val="0"/>
+                <w:lang w:val="es-ES" w:eastAsia="es-ES"/>
+              </w:rPr>
+              <w:t>HU-003: Identificación de componentes interactivos</w:t>
             </w:r>
           </w:p>
         </w:tc>
@@ -3162,6 +3422,12 @@
                 <w:lang w:val="es-ES" w:eastAsia="es-ES"/>
               </w:rPr>
             </w:pPr>
+            <w:r>
+              <w:rPr>
+                <w:lang w:val="es-ES" w:eastAsia="es-ES"/>
+              </w:rPr>
+              <w:t>5</w:t>
+            </w:r>
           </w:p>
         </w:tc>
       </w:tr>
@@ -3174,20 +3440,18 @@
           <w:p>
             <w:pPr>
               <w:rPr>
+                <w:b w:val="0"/>
+                <w:bCs w:val="0"/>
                 <w:lang w:val="es-ES" w:eastAsia="es-ES"/>
               </w:rPr>
             </w:pPr>
             <w:r>
               <w:rPr>
-                <w:lang w:val="es-ES" w:eastAsia="es-ES"/>
-              </w:rPr>
-              <w:t xml:space="preserve">Historia </w:t>
-            </w:r>
-            <w:r>
-              <w:rPr>
-                <w:lang w:val="es-ES" w:eastAsia="es-ES"/>
-              </w:rPr>
-              <w:t>4</w:t>
+                <w:b w:val="0"/>
+                <w:bCs w:val="0"/>
+                <w:lang w:val="es-ES" w:eastAsia="es-ES"/>
+              </w:rPr>
+              <w:t>HU-004: Escenarios genéricos de prueba en lenguaje natural</w:t>
             </w:r>
           </w:p>
         </w:tc>
@@ -3202,6 +3466,12 @@
                 <w:lang w:val="es-ES" w:eastAsia="es-ES"/>
               </w:rPr>
             </w:pPr>
+            <w:r>
+              <w:rPr>
+                <w:lang w:val="es-ES" w:eastAsia="es-ES"/>
+              </w:rPr>
+              <w:t>8</w:t>
+            </w:r>
           </w:p>
         </w:tc>
       </w:tr>
@@ -3214,20 +3484,18 @@
           <w:p>
             <w:pPr>
               <w:rPr>
+                <w:b w:val="0"/>
+                <w:bCs w:val="0"/>
                 <w:lang w:val="es-ES" w:eastAsia="es-ES"/>
               </w:rPr>
             </w:pPr>
             <w:r>
               <w:rPr>
-                <w:lang w:val="es-ES" w:eastAsia="es-ES"/>
-              </w:rPr>
-              <w:t xml:space="preserve">Historia </w:t>
-            </w:r>
-            <w:r>
-              <w:rPr>
-                <w:lang w:val="es-ES" w:eastAsia="es-ES"/>
-              </w:rPr>
-              <w:t>5</w:t>
+                <w:b w:val="0"/>
+                <w:bCs w:val="0"/>
+                <w:lang w:val="es-ES" w:eastAsia="es-ES"/>
+              </w:rPr>
+              <w:t>HU-005: Esperas inteligentes y pruebas deterministas</w:t>
             </w:r>
           </w:p>
         </w:tc>
@@ -3242,6 +3510,12 @@
                 <w:lang w:val="es-ES" w:eastAsia="es-ES"/>
               </w:rPr>
             </w:pPr>
+            <w:r>
+              <w:rPr>
+                <w:lang w:val="es-ES" w:eastAsia="es-ES"/>
+              </w:rPr>
+              <w:t>5</w:t>
+            </w:r>
           </w:p>
         </w:tc>
       </w:tr>
@@ -3254,14 +3528,18 @@
           <w:p>
             <w:pPr>
               <w:rPr>
+                <w:b w:val="0"/>
+                <w:bCs w:val="0"/>
                 <w:lang w:val="es-ES" w:eastAsia="es-ES"/>
               </w:rPr>
             </w:pPr>
             <w:r>
               <w:rPr>
-                <w:lang w:val="es-ES" w:eastAsia="es-ES"/>
-              </w:rPr>
-              <w:t>….</w:t>
+                <w:b w:val="0"/>
+                <w:bCs w:val="0"/>
+                <w:lang w:val="es-ES" w:eastAsia="es-ES"/>
+              </w:rPr>
+              <w:t>HU-006: Parametrización dinámica del volumen de pruebas</w:t>
             </w:r>
           </w:p>
         </w:tc>
@@ -3276,6 +3554,115 @@
                 <w:lang w:val="es-ES" w:eastAsia="es-ES"/>
               </w:rPr>
             </w:pPr>
+            <w:r>
+              <w:rPr>
+                <w:lang w:val="es-ES" w:eastAsia="es-ES"/>
+              </w:rPr>
+              <w:t>3</w:t>
+            </w:r>
+          </w:p>
+        </w:tc>
+      </w:tr>
+      <w:tr>
+        <w:tc>
+          <w:tcPr>
+            <w:cnfStyle w:val="001000000000" w:firstRow="0" w:lastRow="0" w:firstColumn="1" w:lastColumn="0" w:oddVBand="0" w:evenVBand="0" w:oddHBand="0" w:evenHBand="0" w:firstRowFirstColumn="0" w:firstRowLastColumn="0" w:lastRowFirstColumn="0" w:lastRowLastColumn="0"/>
+            <w:tcW w:w="6449" w:type="dxa"/>
+          </w:tcPr>
+          <w:p>
+            <w:pPr>
+              <w:rPr>
+                <w:b w:val="0"/>
+                <w:bCs w:val="0"/>
+                <w:lang w:val="es-ES" w:eastAsia="es-ES"/>
+              </w:rPr>
+            </w:pPr>
+            <w:r>
+              <w:rPr>
+                <w:b w:val="0"/>
+                <w:bCs w:val="0"/>
+                <w:lang w:val="es-ES" w:eastAsia="es-ES"/>
+              </w:rPr>
+              <w:t xml:space="preserve">HU-007: Ejecución </w:t>
+            </w:r>
+            <w:proofErr w:type="spellStart"/>
+            <w:r>
+              <w:rPr>
+                <w:b w:val="0"/>
+                <w:bCs w:val="0"/>
+                <w:lang w:val="es-ES" w:eastAsia="es-ES"/>
+              </w:rPr>
+              <w:t>cross</w:t>
+            </w:r>
+            <w:proofErr w:type="spellEnd"/>
+            <w:r>
+              <w:rPr>
+                <w:b w:val="0"/>
+                <w:bCs w:val="0"/>
+                <w:lang w:val="es-ES" w:eastAsia="es-ES"/>
+              </w:rPr>
+              <w:t>-browser en la nube</w:t>
+            </w:r>
+          </w:p>
+        </w:tc>
+        <w:tc>
+          <w:tcPr>
+            <w:tcW w:w="1276" w:type="dxa"/>
+          </w:tcPr>
+          <w:p>
+            <w:pPr>
+              <w:cnfStyle w:val="000000000000" w:firstRow="0" w:lastRow="0" w:firstColumn="0" w:lastColumn="0" w:oddVBand="0" w:evenVBand="0" w:oddHBand="0" w:evenHBand="0" w:firstRowFirstColumn="0" w:firstRowLastColumn="0" w:lastRowFirstColumn="0" w:lastRowLastColumn="0"/>
+              <w:rPr>
+                <w:lang w:val="es-ES" w:eastAsia="es-ES"/>
+              </w:rPr>
+            </w:pPr>
+            <w:r>
+              <w:rPr>
+                <w:lang w:val="es-ES" w:eastAsia="es-ES"/>
+              </w:rPr>
+              <w:t>8</w:t>
+            </w:r>
+          </w:p>
+        </w:tc>
+      </w:tr>
+      <w:tr>
+        <w:tc>
+          <w:tcPr>
+            <w:cnfStyle w:val="001000000000" w:firstRow="0" w:lastRow="0" w:firstColumn="1" w:lastColumn="0" w:oddVBand="0" w:evenVBand="0" w:oddHBand="0" w:evenHBand="0" w:firstRowFirstColumn="0" w:firstRowLastColumn="0" w:lastRowFirstColumn="0" w:lastRowLastColumn="0"/>
+            <w:tcW w:w="6449" w:type="dxa"/>
+          </w:tcPr>
+          <w:p>
+            <w:pPr>
+              <w:rPr>
+                <w:lang w:val="es-ES" w:eastAsia="es-ES"/>
+              </w:rPr>
+            </w:pPr>
+            <w:r>
+              <w:rPr>
+                <w:lang w:val="es-ES" w:eastAsia="es-ES"/>
+              </w:rPr>
+              <w:lastRenderedPageBreak/>
+              <w:t>HU-008: Diagnóstico y reportes con evidencias</w:t>
+            </w:r>
+          </w:p>
+        </w:tc>
+        <w:tc>
+          <w:tcPr>
+            <w:tcW w:w="1276" w:type="dxa"/>
+          </w:tcPr>
+          <w:p>
+            <w:pPr>
+              <w:cnfStyle w:val="000000000000" w:firstRow="0" w:lastRow="0" w:firstColumn="0" w:lastColumn="0" w:oddVBand="0" w:evenVBand="0" w:oddHBand="0" w:evenHBand="0" w:firstRowFirstColumn="0" w:firstRowLastColumn="0" w:lastRowFirstColumn="0" w:lastRowLastColumn="0"/>
+              <w:rPr>
+                <w:lang w:val="es-ES" w:eastAsia="es-ES"/>
+              </w:rPr>
+            </w:pPr>
+            <w:r>
+              <w:rPr>
+                <w:lang w:val="es-ES" w:eastAsia="es-ES"/>
+              </w:rPr>
+              <w:t>5</w:t>
+            </w:r>
           </w:p>
         </w:tc>
       </w:tr>
@@ -3294,14 +3681,14 @@
           <w:lang w:val="es-ES" w:eastAsia="es-ES"/>
         </w:rPr>
       </w:pPr>
-      <w:bookmarkStart w:id="18" w:name="_Toc241504855"/>
+      <w:bookmarkStart w:id="6" w:name="_Toc241504855"/>
       <w:r>
         <w:rPr>
           <w:lang w:val="es-ES" w:eastAsia="es-ES"/>
         </w:rPr>
         <w:t>Backlog priorizado</w:t>
       </w:r>
-      <w:bookmarkEnd w:id="18"/>
+      <w:bookmarkEnd w:id="6"/>
     </w:p>
     <w:p>
       <w:pPr>
@@ -3372,20 +3759,18 @@
           <w:p>
             <w:pPr>
               <w:rPr>
+                <w:b w:val="0"/>
+                <w:bCs w:val="0"/>
                 <w:lang w:val="es-ES" w:eastAsia="es-ES"/>
               </w:rPr>
             </w:pPr>
             <w:r>
               <w:rPr>
-                <w:lang w:val="es-ES" w:eastAsia="es-ES"/>
-              </w:rPr>
-              <w:t xml:space="preserve">Historia </w:t>
-            </w:r>
-            <w:r>
-              <w:rPr>
-                <w:lang w:val="es-ES" w:eastAsia="es-ES"/>
-              </w:rPr>
-              <w:t>8</w:t>
+                <w:b w:val="0"/>
+                <w:bCs w:val="0"/>
+                <w:lang w:val="es-ES" w:eastAsia="es-ES"/>
+              </w:rPr>
+              <w:t>HU-001: Configuración Plug &amp; Play y recepción de URL</w:t>
             </w:r>
           </w:p>
         </w:tc>
@@ -3418,20 +3803,18 @@
           <w:p>
             <w:pPr>
               <w:rPr>
+                <w:b w:val="0"/>
+                <w:bCs w:val="0"/>
                 <w:lang w:val="es-ES" w:eastAsia="es-ES"/>
               </w:rPr>
             </w:pPr>
             <w:r>
               <w:rPr>
-                <w:lang w:val="es-ES" w:eastAsia="es-ES"/>
-              </w:rPr>
-              <w:t xml:space="preserve">Historia </w:t>
-            </w:r>
-            <w:r>
-              <w:rPr>
-                <w:lang w:val="es-ES" w:eastAsia="es-ES"/>
-              </w:rPr>
-              <w:t>6</w:t>
+                <w:b w:val="0"/>
+                <w:bCs w:val="0"/>
+                <w:lang w:val="es-ES" w:eastAsia="es-ES"/>
+              </w:rPr>
+              <w:t>HU-002: Escaneo automático de enlaces del DOM</w:t>
             </w:r>
           </w:p>
         </w:tc>
@@ -3464,20 +3847,18 @@
           <w:p>
             <w:pPr>
               <w:rPr>
+                <w:b w:val="0"/>
+                <w:bCs w:val="0"/>
                 <w:lang w:val="es-ES" w:eastAsia="es-ES"/>
               </w:rPr>
             </w:pPr>
             <w:r>
               <w:rPr>
-                <w:lang w:val="es-ES" w:eastAsia="es-ES"/>
-              </w:rPr>
-              <w:t xml:space="preserve">Historia </w:t>
-            </w:r>
-            <w:r>
-              <w:rPr>
-                <w:lang w:val="es-ES" w:eastAsia="es-ES"/>
-              </w:rPr>
-              <w:t>1</w:t>
+                <w:b w:val="0"/>
+                <w:bCs w:val="0"/>
+                <w:lang w:val="es-ES" w:eastAsia="es-ES"/>
+              </w:rPr>
+              <w:t>HU-003: Identificación de componentes interactivos</w:t>
             </w:r>
           </w:p>
         </w:tc>
@@ -3510,20 +3891,18 @@
           <w:p>
             <w:pPr>
               <w:rPr>
+                <w:b w:val="0"/>
+                <w:bCs w:val="0"/>
                 <w:lang w:val="es-ES" w:eastAsia="es-ES"/>
               </w:rPr>
             </w:pPr>
             <w:r>
               <w:rPr>
-                <w:lang w:val="es-ES" w:eastAsia="es-ES"/>
-              </w:rPr>
-              <w:t xml:space="preserve">Historia </w:t>
-            </w:r>
-            <w:r>
-              <w:rPr>
-                <w:lang w:val="es-ES" w:eastAsia="es-ES"/>
-              </w:rPr>
-              <w:t>2</w:t>
+                <w:b w:val="0"/>
+                <w:bCs w:val="0"/>
+                <w:lang w:val="es-ES" w:eastAsia="es-ES"/>
+              </w:rPr>
+              <w:t>HU-004: Escenarios genéricos de prueba en lenguaje natural</w:t>
             </w:r>
           </w:p>
         </w:tc>
@@ -3556,20 +3935,18 @@
           <w:p>
             <w:pPr>
               <w:rPr>
+                <w:b w:val="0"/>
+                <w:bCs w:val="0"/>
                 <w:lang w:val="es-ES" w:eastAsia="es-ES"/>
               </w:rPr>
             </w:pPr>
             <w:r>
               <w:rPr>
-                <w:lang w:val="es-ES" w:eastAsia="es-ES"/>
-              </w:rPr>
-              <w:t xml:space="preserve">Historia </w:t>
-            </w:r>
-            <w:r>
-              <w:rPr>
-                <w:lang w:val="es-ES" w:eastAsia="es-ES"/>
-              </w:rPr>
-              <w:t>4</w:t>
+                <w:b w:val="0"/>
+                <w:bCs w:val="0"/>
+                <w:lang w:val="es-ES" w:eastAsia="es-ES"/>
+              </w:rPr>
+              <w:t>HU-005: Esperas inteligentes y pruebas deterministas</w:t>
             </w:r>
           </w:p>
         </w:tc>
@@ -3602,14 +3979,18 @@
           <w:p>
             <w:pPr>
               <w:rPr>
+                <w:b w:val="0"/>
+                <w:bCs w:val="0"/>
                 <w:lang w:val="es-ES" w:eastAsia="es-ES"/>
               </w:rPr>
             </w:pPr>
             <w:r>
               <w:rPr>
-                <w:lang w:val="es-ES" w:eastAsia="es-ES"/>
-              </w:rPr>
-              <w:t>….</w:t>
+                <w:b w:val="0"/>
+                <w:bCs w:val="0"/>
+                <w:lang w:val="es-ES" w:eastAsia="es-ES"/>
+              </w:rPr>
+              <w:t>HU-006: Parametrización dinámica del volumen de pruebas</w:t>
             </w:r>
           </w:p>
         </w:tc>
@@ -3628,7 +4009,113 @@
               <w:rPr>
                 <w:lang w:val="es-ES" w:eastAsia="es-ES"/>
               </w:rPr>
-              <w:t>…</w:t>
+              <w:t>3</w:t>
+            </w:r>
+          </w:p>
+        </w:tc>
+      </w:tr>
+      <w:tr>
+        <w:tc>
+          <w:tcPr>
+            <w:cnfStyle w:val="001000000000" w:firstRow="0" w:lastRow="0" w:firstColumn="1" w:lastColumn="0" w:oddVBand="0" w:evenVBand="0" w:oddHBand="0" w:evenHBand="0" w:firstRowFirstColumn="0" w:firstRowLastColumn="0" w:lastRowFirstColumn="0" w:lastRowLastColumn="0"/>
+            <w:tcW w:w="6449" w:type="dxa"/>
+          </w:tcPr>
+          <w:p>
+            <w:pPr>
+              <w:rPr>
+                <w:b w:val="0"/>
+                <w:bCs w:val="0"/>
+                <w:lang w:val="es-ES" w:eastAsia="es-ES"/>
+              </w:rPr>
+            </w:pPr>
+            <w:r>
+              <w:rPr>
+                <w:b w:val="0"/>
+                <w:bCs w:val="0"/>
+                <w:lang w:val="es-ES" w:eastAsia="es-ES"/>
+              </w:rPr>
+              <w:t xml:space="preserve">HU-007: Ejecución </w:t>
+            </w:r>
+            <w:proofErr w:type="spellStart"/>
+            <w:r>
+              <w:rPr>
+                <w:b w:val="0"/>
+                <w:bCs w:val="0"/>
+                <w:lang w:val="es-ES" w:eastAsia="es-ES"/>
+              </w:rPr>
+              <w:t>cross</w:t>
+            </w:r>
+            <w:proofErr w:type="spellEnd"/>
+            <w:r>
+              <w:rPr>
+                <w:b w:val="0"/>
+                <w:bCs w:val="0"/>
+                <w:lang w:val="es-ES" w:eastAsia="es-ES"/>
+              </w:rPr>
+              <w:t>-browser en la nube</w:t>
+            </w:r>
+          </w:p>
+        </w:tc>
+        <w:tc>
+          <w:tcPr>
+            <w:tcW w:w="1276" w:type="dxa"/>
+          </w:tcPr>
+          <w:p>
+            <w:pPr>
+              <w:cnfStyle w:val="000000000000" w:firstRow="0" w:lastRow="0" w:firstColumn="0" w:lastColumn="0" w:oddVBand="0" w:evenVBand="0" w:oddHBand="0" w:evenHBand="0" w:firstRowFirstColumn="0" w:firstRowLastColumn="0" w:lastRowFirstColumn="0" w:lastRowLastColumn="0"/>
+              <w:rPr>
+                <w:lang w:val="es-ES" w:eastAsia="es-ES"/>
+              </w:rPr>
+            </w:pPr>
+            <w:r>
+              <w:rPr>
+                <w:lang w:val="es-ES" w:eastAsia="es-ES"/>
+              </w:rPr>
+              <w:t>4</w:t>
+            </w:r>
+          </w:p>
+        </w:tc>
+      </w:tr>
+      <w:tr>
+        <w:tc>
+          <w:tcPr>
+            <w:cnfStyle w:val="001000000000" w:firstRow="0" w:lastRow="0" w:firstColumn="1" w:lastColumn="0" w:oddVBand="0" w:evenVBand="0" w:oddHBand="0" w:evenHBand="0" w:firstRowFirstColumn="0" w:firstRowLastColumn="0" w:lastRowFirstColumn="0" w:lastRowLastColumn="0"/>
+            <w:tcW w:w="6449" w:type="dxa"/>
+          </w:tcPr>
+          <w:p>
+            <w:pPr>
+              <w:rPr>
+                <w:b w:val="0"/>
+                <w:bCs w:val="0"/>
+                <w:lang w:val="es-ES" w:eastAsia="es-ES"/>
+              </w:rPr>
+            </w:pPr>
+            <w:r>
+              <w:rPr>
+                <w:b w:val="0"/>
+                <w:bCs w:val="0"/>
+                <w:lang w:val="es-ES" w:eastAsia="es-ES"/>
+              </w:rPr>
+              <w:t>HU-008: Diagnóstico y reportes con evidencias</w:t>
+            </w:r>
+          </w:p>
+        </w:tc>
+        <w:tc>
+          <w:tcPr>
+            <w:tcW w:w="1276" w:type="dxa"/>
+          </w:tcPr>
+          <w:p>
+            <w:pPr>
+              <w:cnfStyle w:val="000000000000" w:firstRow="0" w:lastRow="0" w:firstColumn="0" w:lastColumn="0" w:oddVBand="0" w:evenVBand="0" w:oddHBand="0" w:evenHBand="0" w:firstRowFirstColumn="0" w:firstRowLastColumn="0" w:lastRowFirstColumn="0" w:lastRowLastColumn="0"/>
+              <w:rPr>
+                <w:lang w:val="es-ES" w:eastAsia="es-ES"/>
+              </w:rPr>
+            </w:pPr>
+            <w:r>
+              <w:rPr>
+                <w:lang w:val="es-ES" w:eastAsia="es-ES"/>
+              </w:rPr>
+              <w:t>4</w:t>
             </w:r>
           </w:p>
         </w:tc>
@@ -3656,7 +4143,7 @@
 </file>
 
 <file path=word/endnotes.xml><?xml version="1.0" encoding="utf-8"?>
-<w:endnotes xmlns:wpc="http://schemas.microsoft.com/office/word/2010/wordprocessingCanvas" xmlns:cx="http://schemas.microsoft.com/office/drawing/2014/chartex" xmlns:cx1="http://schemas.microsoft.com/office/drawing/2015/9/8/chartex" xmlns:cx2="http://schemas.microsoft.com/office/drawing/2015/10/21/chartex" xmlns:cx3="http://schemas.microsoft.com/office/drawing/2016/5/9/chartex" xmlns:cx4="http://schemas.microsoft.com/office/drawing/2016/5/10/chartex" xmlns:cx5="http://schemas.microsoft.com/office/drawing/2016/5/11/chartex" xmlns:cx6="http://schemas.microsoft.com/office/drawing/2016/5/12/chartex" xmlns:cx7="http://schemas.microsoft.com/office/drawing/2016/5/13/chartex" xmlns:cx8="http://schemas.microsoft.com/office/drawing/2016/5/14/chartex" xmlns:mc="http://schemas.openxmlformats.org/markup-compatibility/2006" xmlns:m="http://schemas.openxmlformats.org/officeDocument/2006/math" xmlns:aink="http://schemas.microsoft.com/office/drawing/2016/ink" xmlns:am3d="http://schemas.microsoft.com/office/drawing/2017/model3d" xmlns:oel="http://schemas.microsoft.com/office/2019/extlst" xmlns:r="http://schemas.openxmlformats.org/officeDocument/2006/relationships" xmlns:wp14="http://schemas.microsoft.com/office/word/2010/wordprocessingDrawing" xmlns:wp="http://schemas.openxmlformats.org/drawingml/2006/wordprocessingDrawing" xmlns:wpg="http://schemas.microsoft.com/office/word/2010/wordprocessingGroup" xmlns:wpi="http://schemas.microsoft.com/office/word/2010/wordprocessingInk" xmlns:wps="http://schemas.microsoft.com/office/word/2010/wordprocessingShape" xmlns:o="urn:schemas-microsoft-com:office:office" xmlns:v="urn:schemas-microsoft-com:vml" xmlns:w10="urn:schemas-microsoft-com:office:word" xmlns:w="http://schemas.openxmlformats.org/wordprocessingml/2006/main" xmlns:w14="http://schemas.microsoft.com/office/word/2010/wordml" xmlns:w15="http://schemas.microsoft.com/office/word/2012/wordml" xmlns:w16cex="http://schemas.microsoft.com/office/word/2018/wordml/cex" xmlns:w16cid="http://schemas.microsoft.com/office/word/2016/wordml/cid" xmlns:w16="http://schemas.microsoft.com/office/word/2018/wordml" xmlns:w16sdtdh="http://schemas.microsoft.com/office/word/2020/wordml/sdtdatahash" xmlns:w16sdtfl="http://schemas.microsoft.com/office/word/2024/wordml/sdtformatlock" xmlns:w16se="http://schemas.microsoft.com/office/word/2015/wordml/symex" xmlns:w16du="http://schemas.microsoft.com/office/word/2023/wordml/word16du" xmlns:wne="http://schemas.microsoft.com/office/word/2006/wordml" mc:Ignorable="w14 w15 w16se w16cid w16 w16cex w16sdtdh w16sdtfl w16du wp14">
+<w:endnotes xmlns:wpc="http://schemas.microsoft.com/office/word/2010/wordprocessingCanvas" xmlns:cx="http://schemas.microsoft.com/office/drawing/2014/chartex" xmlns:cx1="http://schemas.microsoft.com/office/drawing/2015/9/8/chartex" xmlns:cx2="http://schemas.microsoft.com/office/drawing/2015/10/21/chartex" xmlns:cx3="http://schemas.microsoft.com/office/drawing/2016/5/9/chartex" xmlns:cx4="http://schemas.microsoft.com/office/drawing/2016/5/10/chartex" xmlns:cx5="http://schemas.microsoft.com/office/drawing/2016/5/11/chartex" xmlns:cx6="http://schemas.microsoft.com/office/drawing/2016/5/12/chartex" xmlns:cx7="http://schemas.microsoft.com/office/drawing/2016/5/13/chartex" xmlns:cx8="http://schemas.microsoft.com/office/drawing/2016/5/14/chartex" xmlns:mc="http://schemas.openxmlformats.org/markup-compatibility/2006" xmlns:aink="http://schemas.microsoft.com/office/drawing/2016/ink" xmlns:am3d="http://schemas.microsoft.com/office/drawing/2017/model3d" xmlns:o="urn:schemas-microsoft-com:office:office" xmlns:r="http://schemas.openxmlformats.org/officeDocument/2006/relationships" xmlns:m="http://schemas.openxmlformats.org/officeDocument/2006/math" xmlns:v="urn:schemas-microsoft-com:vml" xmlns:wp14="http://schemas.microsoft.com/office/word/2010/wordprocessingDrawing" xmlns:wp="http://schemas.openxmlformats.org/drawingml/2006/wordprocessingDrawing" xmlns:w10="urn:schemas-microsoft-com:office:word" xmlns:w="http://schemas.openxmlformats.org/wordprocessingml/2006/main" xmlns:w14="http://schemas.microsoft.com/office/word/2010/wordml" xmlns:w15="http://schemas.microsoft.com/office/word/2012/wordml" xmlns:w16cex="http://schemas.microsoft.com/office/word/2018/wordml/cex" xmlns:w16cid="http://schemas.microsoft.com/office/word/2016/wordml/cid" xmlns:w16="http://schemas.microsoft.com/office/word/2018/wordml" xmlns:w16sdtdh="http://schemas.microsoft.com/office/word/2020/wordml/sdtdatahash" xmlns:w16se="http://schemas.microsoft.com/office/word/2015/wordml/symex" xmlns:wpg="http://schemas.microsoft.com/office/word/2010/wordprocessingGroup" xmlns:wpi="http://schemas.microsoft.com/office/word/2010/wordprocessingInk" xmlns:wne="http://schemas.microsoft.com/office/word/2006/wordml" xmlns:wps="http://schemas.microsoft.com/office/word/2010/wordprocessingShape" mc:Ignorable="w14 w15 w16se w16cid w16 w16cex w16sdtdh wp14">
   <w:endnote w:type="separator" w:id="-1">
     <w:p>
       <w:pPr>
@@ -3681,7 +4168,7 @@
 </file>
 
 <file path=word/footer1.xml><?xml version="1.0" encoding="utf-8"?>
-<w:ftr xmlns:wpc="http://schemas.microsoft.com/office/word/2010/wordprocessingCanvas" xmlns:cx="http://schemas.microsoft.com/office/drawing/2014/chartex" xmlns:cx1="http://schemas.microsoft.com/office/drawing/2015/9/8/chartex" xmlns:cx2="http://schemas.microsoft.com/office/drawing/2015/10/21/chartex" xmlns:cx3="http://schemas.microsoft.com/office/drawing/2016/5/9/chartex" xmlns:cx4="http://schemas.microsoft.com/office/drawing/2016/5/10/chartex" xmlns:cx5="http://schemas.microsoft.com/office/drawing/2016/5/11/chartex" xmlns:cx6="http://schemas.microsoft.com/office/drawing/2016/5/12/chartex" xmlns:cx7="http://schemas.microsoft.com/office/drawing/2016/5/13/chartex" xmlns:cx8="http://schemas.microsoft.com/office/drawing/2016/5/14/chartex" xmlns:mc="http://schemas.openxmlformats.org/markup-compatibility/2006" xmlns:m="http://schemas.openxmlformats.org/officeDocument/2006/math" xmlns:aink="http://schemas.microsoft.com/office/drawing/2016/ink" xmlns:am3d="http://schemas.microsoft.com/office/drawing/2017/model3d" xmlns:oel="http://schemas.microsoft.com/office/2019/extlst" xmlns:r="http://schemas.openxmlformats.org/officeDocument/2006/relationships" xmlns:wp14="http://schemas.microsoft.com/office/word/2010/wordprocessingDrawing" xmlns:wp="http://schemas.openxmlformats.org/drawingml/2006/wordprocessingDrawing" xmlns:wpg="http://schemas.microsoft.com/office/word/2010/wordprocessingGroup" xmlns:wpi="http://schemas.microsoft.com/office/word/2010/wordprocessingInk" xmlns:wps="http://schemas.microsoft.com/office/word/2010/wordprocessingShape" xmlns:o="urn:schemas-microsoft-com:office:office" xmlns:v="urn:schemas-microsoft-com:vml" xmlns:w10="urn:schemas-microsoft-com:office:word" xmlns:w="http://schemas.openxmlformats.org/wordprocessingml/2006/main" xmlns:w14="http://schemas.microsoft.com/office/word/2010/wordml" xmlns:w15="http://schemas.microsoft.com/office/word/2012/wordml" xmlns:w16cex="http://schemas.microsoft.com/office/word/2018/wordml/cex" xmlns:w16cid="http://schemas.microsoft.com/office/word/2016/wordml/cid" xmlns:w16="http://schemas.microsoft.com/office/word/2018/wordml" xmlns:w16sdtdh="http://schemas.microsoft.com/office/word/2020/wordml/sdtdatahash" xmlns:w16sdtfl="http://schemas.microsoft.com/office/word/2024/wordml/sdtformatlock" xmlns:w16se="http://schemas.microsoft.com/office/word/2015/wordml/symex" xmlns:w16du="http://schemas.microsoft.com/office/word/2023/wordml/word16du" xmlns:wne="http://schemas.microsoft.com/office/word/2006/wordml" mc:Ignorable="w14 w15 w16se w16cid w16 w16cex w16sdtdh w16sdtfl w16du wp14">
+<w:ftr xmlns:wpc="http://schemas.microsoft.com/office/word/2010/wordprocessingCanvas" xmlns:cx="http://schemas.microsoft.com/office/drawing/2014/chartex" xmlns:cx1="http://schemas.microsoft.com/office/drawing/2015/9/8/chartex" xmlns:cx2="http://schemas.microsoft.com/office/drawing/2015/10/21/chartex" xmlns:cx3="http://schemas.microsoft.com/office/drawing/2016/5/9/chartex" xmlns:cx4="http://schemas.microsoft.com/office/drawing/2016/5/10/chartex" xmlns:cx5="http://schemas.microsoft.com/office/drawing/2016/5/11/chartex" xmlns:cx6="http://schemas.microsoft.com/office/drawing/2016/5/12/chartex" xmlns:cx7="http://schemas.microsoft.com/office/drawing/2016/5/13/chartex" xmlns:cx8="http://schemas.microsoft.com/office/drawing/2016/5/14/chartex" xmlns:mc="http://schemas.openxmlformats.org/markup-compatibility/2006" xmlns:aink="http://schemas.microsoft.com/office/drawing/2016/ink" xmlns:am3d="http://schemas.microsoft.com/office/drawing/2017/model3d" xmlns:o="urn:schemas-microsoft-com:office:office" xmlns:r="http://schemas.openxmlformats.org/officeDocument/2006/relationships" xmlns:m="http://schemas.openxmlformats.org/officeDocument/2006/math" xmlns:v="urn:schemas-microsoft-com:vml" xmlns:wp14="http://schemas.microsoft.com/office/word/2010/wordprocessingDrawing" xmlns:wp="http://schemas.openxmlformats.org/drawingml/2006/wordprocessingDrawing" xmlns:w10="urn:schemas-microsoft-com:office:word" xmlns:w="http://schemas.openxmlformats.org/wordprocessingml/2006/main" xmlns:w14="http://schemas.microsoft.com/office/word/2010/wordml" xmlns:w15="http://schemas.microsoft.com/office/word/2012/wordml" xmlns:w16cex="http://schemas.microsoft.com/office/word/2018/wordml/cex" xmlns:w16cid="http://schemas.microsoft.com/office/word/2016/wordml/cid" xmlns:w16="http://schemas.microsoft.com/office/word/2018/wordml" xmlns:w16sdtdh="http://schemas.microsoft.com/office/word/2020/wordml/sdtdatahash" xmlns:w16se="http://schemas.microsoft.com/office/word/2015/wordml/symex" xmlns:wpg="http://schemas.microsoft.com/office/word/2010/wordprocessingGroup" xmlns:wpi="http://schemas.microsoft.com/office/word/2010/wordprocessingInk" xmlns:wne="http://schemas.microsoft.com/office/word/2006/wordml" xmlns:wps="http://schemas.microsoft.com/office/word/2010/wordprocessingShape" mc:Ignorable="w14 w15 w16se w16cid w16 w16cex w16sdtdh wp14">
   <w:sdt>
     <w:sdtPr>
       <w:id w:val="14532529"/>
@@ -3690,6 +4177,7 @@
         <w:docPartUnique/>
       </w:docPartObj>
     </w:sdtPr>
+    <w:sdtEndPr/>
     <w:sdtContent>
       <w:p>
         <w:pPr>
@@ -3709,13 +4197,7 @@
           <w:rPr>
             <w:noProof/>
           </w:rPr>
-          <w:t>1</w:t>
-        </w:r>
-        <w:r>
-          <w:rPr>
-            <w:noProof/>
-          </w:rPr>
-          <w:t>3</w:t>
+          <w:t>13</w:t>
         </w:r>
         <w:r>
           <w:rPr>
@@ -3735,7 +4217,7 @@
 </file>
 
 <file path=word/footnotes.xml><?xml version="1.0" encoding="utf-8"?>
-<w:footnotes xmlns:wpc="http://schemas.microsoft.com/office/word/2010/wordprocessingCanvas" xmlns:cx="http://schemas.microsoft.com/office/drawing/2014/chartex" xmlns:cx1="http://schemas.microsoft.com/office/drawing/2015/9/8/chartex" xmlns:cx2="http://schemas.microsoft.com/office/drawing/2015/10/21/chartex" xmlns:cx3="http://schemas.microsoft.com/office/drawing/2016/5/9/chartex" xmlns:cx4="http://schemas.microsoft.com/office/drawing/2016/5/10/chartex" xmlns:cx5="http://schemas.microsoft.com/office/drawing/2016/5/11/chartex" xmlns:cx6="http://schemas.microsoft.com/office/drawing/2016/5/12/chartex" xmlns:cx7="http://schemas.microsoft.com/office/drawing/2016/5/13/chartex" xmlns:cx8="http://schemas.microsoft.com/office/drawing/2016/5/14/chartex" xmlns:mc="http://schemas.openxmlformats.org/markup-compatibility/2006" xmlns:m="http://schemas.openxmlformats.org/officeDocument/2006/math" xmlns:aink="http://schemas.microsoft.com/office/drawing/2016/ink" xmlns:am3d="http://schemas.microsoft.com/office/drawing/2017/model3d" xmlns:oel="http://schemas.microsoft.com/office/2019/extlst" xmlns:r="http://schemas.openxmlformats.org/officeDocument/2006/relationships" xmlns:wp14="http://schemas.microsoft.com/office/word/2010/wordprocessingDrawing" xmlns:wp="http://schemas.openxmlformats.org/drawingml/2006/wordprocessingDrawing" xmlns:wpg="http://schemas.microsoft.com/office/word/2010/wordprocessingGroup" xmlns:wpi="http://schemas.microsoft.com/office/word/2010/wordprocessingInk" xmlns:wps="http://schemas.microsoft.com/office/word/2010/wordprocessingShape" xmlns:o="urn:schemas-microsoft-com:office:office" xmlns:v="urn:schemas-microsoft-com:vml" xmlns:w10="urn:schemas-microsoft-com:office:word" xmlns:w="http://schemas.openxmlformats.org/wordprocessingml/2006/main" xmlns:w14="http://schemas.microsoft.com/office/word/2010/wordml" xmlns:w15="http://schemas.microsoft.com/office/word/2012/wordml" xmlns:w16cex="http://schemas.microsoft.com/office/word/2018/wordml/cex" xmlns:w16cid="http://schemas.microsoft.com/office/word/2016/wordml/cid" xmlns:w16="http://schemas.microsoft.com/office/word/2018/wordml" xmlns:w16sdtdh="http://schemas.microsoft.com/office/word/2020/wordml/sdtdatahash" xmlns:w16sdtfl="http://schemas.microsoft.com/office/word/2024/wordml/sdtformatlock" xmlns:w16se="http://schemas.microsoft.com/office/word/2015/wordml/symex" xmlns:w16du="http://schemas.microsoft.com/office/word/2023/wordml/word16du" xmlns:wne="http://schemas.microsoft.com/office/word/2006/wordml" mc:Ignorable="w14 w15 w16se w16cid w16 w16cex w16sdtdh w16sdtfl w16du wp14">
+<w:footnotes xmlns:wpc="http://schemas.microsoft.com/office/word/2010/wordprocessingCanvas" xmlns:cx="http://schemas.microsoft.com/office/drawing/2014/chartex" xmlns:cx1="http://schemas.microsoft.com/office/drawing/2015/9/8/chartex" xmlns:cx2="http://schemas.microsoft.com/office/drawing/2015/10/21/chartex" xmlns:cx3="http://schemas.microsoft.com/office/drawing/2016/5/9/chartex" xmlns:cx4="http://schemas.microsoft.com/office/drawing/2016/5/10/chartex" xmlns:cx5="http://schemas.microsoft.com/office/drawing/2016/5/11/chartex" xmlns:cx6="http://schemas.microsoft.com/office/drawing/2016/5/12/chartex" xmlns:cx7="http://schemas.microsoft.com/office/drawing/2016/5/13/chartex" xmlns:cx8="http://schemas.microsoft.com/office/drawing/2016/5/14/chartex" xmlns:mc="http://schemas.openxmlformats.org/markup-compatibility/2006" xmlns:aink="http://schemas.microsoft.com/office/drawing/2016/ink" xmlns:am3d="http://schemas.microsoft.com/office/drawing/2017/model3d" xmlns:o="urn:schemas-microsoft-com:office:office" xmlns:r="http://schemas.openxmlformats.org/officeDocument/2006/relationships" xmlns:m="http://schemas.openxmlformats.org/officeDocument/2006/math" xmlns:v="urn:schemas-microsoft-com:vml" xmlns:wp14="http://schemas.microsoft.com/office/word/2010/wordprocessingDrawing" xmlns:wp="http://schemas.openxmlformats.org/drawingml/2006/wordprocessingDrawing" xmlns:w10="urn:schemas-microsoft-com:office:word" xmlns:w="http://schemas.openxmlformats.org/wordprocessingml/2006/main" xmlns:w14="http://schemas.microsoft.com/office/word/2010/wordml" xmlns:w15="http://schemas.microsoft.com/office/word/2012/wordml" xmlns:w16cex="http://schemas.microsoft.com/office/word/2018/wordml/cex" xmlns:w16cid="http://schemas.microsoft.com/office/word/2016/wordml/cid" xmlns:w16="http://schemas.microsoft.com/office/word/2018/wordml" xmlns:w16sdtdh="http://schemas.microsoft.com/office/word/2020/wordml/sdtdatahash" xmlns:w16se="http://schemas.microsoft.com/office/word/2015/wordml/symex" xmlns:wpg="http://schemas.microsoft.com/office/word/2010/wordprocessingGroup" xmlns:wpi="http://schemas.microsoft.com/office/word/2010/wordprocessingInk" xmlns:wne="http://schemas.microsoft.com/office/word/2006/wordml" xmlns:wps="http://schemas.microsoft.com/office/word/2010/wordprocessingShape" mc:Ignorable="w14 w15 w16se w16cid w16 w16cex w16sdtdh wp14">
   <w:footnote w:type="separator" w:id="-1">
     <w:p>
       <w:pPr>
@@ -3760,7 +4242,7 @@
 </file>
 
 <file path=word/header1.xml><?xml version="1.0" encoding="utf-8"?>
-<w:hdr xmlns:wpc="http://schemas.microsoft.com/office/word/2010/wordprocessingCanvas" xmlns:cx="http://schemas.microsoft.com/office/drawing/2014/chartex" xmlns:cx1="http://schemas.microsoft.com/office/drawing/2015/9/8/chartex" xmlns:cx2="http://schemas.microsoft.com/office/drawing/2015/10/21/chartex" xmlns:cx3="http://schemas.microsoft.com/office/drawing/2016/5/9/chartex" xmlns:cx4="http://schemas.microsoft.com/office/drawing/2016/5/10/chartex" xmlns:cx5="http://schemas.microsoft.com/office/drawing/2016/5/11/chartex" xmlns:cx6="http://schemas.microsoft.com/office/drawing/2016/5/12/chartex" xmlns:cx7="http://schemas.microsoft.com/office/drawing/2016/5/13/chartex" xmlns:cx8="http://schemas.microsoft.com/office/drawing/2016/5/14/chartex" xmlns:mc="http://schemas.openxmlformats.org/markup-compatibility/2006" xmlns:m="http://schemas.openxmlformats.org/officeDocument/2006/math" xmlns:aink="http://schemas.microsoft.com/office/drawing/2016/ink" xmlns:am3d="http://schemas.microsoft.com/office/drawing/2017/model3d" xmlns:oel="http://schemas.microsoft.com/office/2019/extlst" xmlns:r="http://schemas.openxmlformats.org/officeDocument/2006/relationships" xmlns:wp14="http://schemas.microsoft.com/office/word/2010/wordprocessingDrawing" xmlns:wp="http://schemas.openxmlformats.org/drawingml/2006/wordprocessingDrawing" xmlns:wpg="http://schemas.microsoft.com/office/word/2010/wordprocessingGroup" xmlns:wpi="http://schemas.microsoft.com/office/word/2010/wordprocessingInk" xmlns:wps="http://schemas.microsoft.com/office/word/2010/wordprocessingShape" xmlns:o="urn:schemas-microsoft-com:office:office" xmlns:v="urn:schemas-microsoft-com:vml" xmlns:w10="urn:schemas-microsoft-com:office:word" xmlns:w="http://schemas.openxmlformats.org/wordprocessingml/2006/main" xmlns:w14="http://schemas.microsoft.com/office/word/2010/wordml" xmlns:w15="http://schemas.microsoft.com/office/word/2012/wordml" xmlns:w16cex="http://schemas.microsoft.com/office/word/2018/wordml/cex" xmlns:w16cid="http://schemas.microsoft.com/office/word/2016/wordml/cid" xmlns:w16="http://schemas.microsoft.com/office/word/2018/wordml" xmlns:w16sdtdh="http://schemas.microsoft.com/office/word/2020/wordml/sdtdatahash" xmlns:w16sdtfl="http://schemas.microsoft.com/office/word/2024/wordml/sdtformatlock" xmlns:w16se="http://schemas.microsoft.com/office/word/2015/wordml/symex" xmlns:w16du="http://schemas.microsoft.com/office/word/2023/wordml/word16du" xmlns:wne="http://schemas.microsoft.com/office/word/2006/wordml" mc:Ignorable="w14 w15 w16se w16cid w16 w16cex w16sdtdh w16sdtfl w16du wp14">
+<w:hdr xmlns:wpc="http://schemas.microsoft.com/office/word/2010/wordprocessingCanvas" xmlns:cx="http://schemas.microsoft.com/office/drawing/2014/chartex" xmlns:cx1="http://schemas.microsoft.com/office/drawing/2015/9/8/chartex" xmlns:cx2="http://schemas.microsoft.com/office/drawing/2015/10/21/chartex" xmlns:cx3="http://schemas.microsoft.com/office/drawing/2016/5/9/chartex" xmlns:cx4="http://schemas.microsoft.com/office/drawing/2016/5/10/chartex" xmlns:cx5="http://schemas.microsoft.com/office/drawing/2016/5/11/chartex" xmlns:cx6="http://schemas.microsoft.com/office/drawing/2016/5/12/chartex" xmlns:cx7="http://schemas.microsoft.com/office/drawing/2016/5/13/chartex" xmlns:cx8="http://schemas.microsoft.com/office/drawing/2016/5/14/chartex" xmlns:mc="http://schemas.openxmlformats.org/markup-compatibility/2006" xmlns:aink="http://schemas.microsoft.com/office/drawing/2016/ink" xmlns:am3d="http://schemas.microsoft.com/office/drawing/2017/model3d" xmlns:o="urn:schemas-microsoft-com:office:office" xmlns:r="http://schemas.openxmlformats.org/officeDocument/2006/relationships" xmlns:m="http://schemas.openxmlformats.org/officeDocument/2006/math" xmlns:v="urn:schemas-microsoft-com:vml" xmlns:wp14="http://schemas.microsoft.com/office/word/2010/wordprocessingDrawing" xmlns:wp="http://schemas.openxmlformats.org/drawingml/2006/wordprocessingDrawing" xmlns:w10="urn:schemas-microsoft-com:office:word" xmlns:w="http://schemas.openxmlformats.org/wordprocessingml/2006/main" xmlns:w14="http://schemas.microsoft.com/office/word/2010/wordml" xmlns:w15="http://schemas.microsoft.com/office/word/2012/wordml" xmlns:w16cex="http://schemas.microsoft.com/office/word/2018/wordml/cex" xmlns:w16cid="http://schemas.microsoft.com/office/word/2016/wordml/cid" xmlns:w16="http://schemas.microsoft.com/office/word/2018/wordml" xmlns:w16sdtdh="http://schemas.microsoft.com/office/word/2020/wordml/sdtdatahash" xmlns:w16se="http://schemas.microsoft.com/office/word/2015/wordml/symex" xmlns:wpg="http://schemas.microsoft.com/office/word/2010/wordprocessingGroup" xmlns:wpi="http://schemas.microsoft.com/office/word/2010/wordprocessingInk" xmlns:wne="http://schemas.microsoft.com/office/word/2006/wordml" xmlns:wps="http://schemas.microsoft.com/office/word/2010/wordprocessingShape" mc:Ignorable="w14 w15 w16se w16cid w16 w16cex w16sdtdh wp14">
   <w:p>
     <w:pPr>
       <w:pStyle w:val="Encabezado"/>
@@ -3879,7 +4361,7 @@
 </file>
 
 <file path=word/header2.xml><?xml version="1.0" encoding="utf-8"?>
-<w:hdr xmlns:wpc="http://schemas.microsoft.com/office/word/2010/wordprocessingCanvas" xmlns:cx="http://schemas.microsoft.com/office/drawing/2014/chartex" xmlns:cx1="http://schemas.microsoft.com/office/drawing/2015/9/8/chartex" xmlns:cx2="http://schemas.microsoft.com/office/drawing/2015/10/21/chartex" xmlns:cx3="http://schemas.microsoft.com/office/drawing/2016/5/9/chartex" xmlns:cx4="http://schemas.microsoft.com/office/drawing/2016/5/10/chartex" xmlns:cx5="http://schemas.microsoft.com/office/drawing/2016/5/11/chartex" xmlns:cx6="http://schemas.microsoft.com/office/drawing/2016/5/12/chartex" xmlns:cx7="http://schemas.microsoft.com/office/drawing/2016/5/13/chartex" xmlns:cx8="http://schemas.microsoft.com/office/drawing/2016/5/14/chartex" xmlns:mc="http://schemas.openxmlformats.org/markup-compatibility/2006" xmlns:m="http://schemas.openxmlformats.org/officeDocument/2006/math" xmlns:aink="http://schemas.microsoft.com/office/drawing/2016/ink" xmlns:am3d="http://schemas.microsoft.com/office/drawing/2017/model3d" xmlns:oel="http://schemas.microsoft.com/office/2019/extlst" xmlns:r="http://schemas.openxmlformats.org/officeDocument/2006/relationships" xmlns:wp14="http://schemas.microsoft.com/office/word/2010/wordprocessingDrawing" xmlns:wp="http://schemas.openxmlformats.org/drawingml/2006/wordprocessingDrawing" xmlns:wpg="http://schemas.microsoft.com/office/word/2010/wordprocessingGroup" xmlns:wpi="http://schemas.microsoft.com/office/word/2010/wordprocessingInk" xmlns:wps="http://schemas.microsoft.com/office/word/2010/wordprocessingShape" xmlns:o="urn:schemas-microsoft-com:office:office" xmlns:v="urn:schemas-microsoft-com:vml" xmlns:w10="urn:schemas-microsoft-com:office:word" xmlns:w="http://schemas.openxmlformats.org/wordprocessingml/2006/main" xmlns:w14="http://schemas.microsoft.com/office/word/2010/wordml" xmlns:w15="http://schemas.microsoft.com/office/word/2012/wordml" xmlns:w16cex="http://schemas.microsoft.com/office/word/2018/wordml/cex" xmlns:w16cid="http://schemas.microsoft.com/office/word/2016/wordml/cid" xmlns:w16="http://schemas.microsoft.com/office/word/2018/wordml" xmlns:w16sdtdh="http://schemas.microsoft.com/office/word/2020/wordml/sdtdatahash" xmlns:w16sdtfl="http://schemas.microsoft.com/office/word/2024/wordml/sdtformatlock" xmlns:w16se="http://schemas.microsoft.com/office/word/2015/wordml/symex" xmlns:w16du="http://schemas.microsoft.com/office/word/2023/wordml/word16du" xmlns:wne="http://schemas.microsoft.com/office/word/2006/wordml" mc:Ignorable="w14 w15 w16se w16cid w16 w16cex w16sdtdh w16sdtfl w16du wp14">
+<w:hdr xmlns:wpc="http://schemas.microsoft.com/office/word/2010/wordprocessingCanvas" xmlns:cx="http://schemas.microsoft.com/office/drawing/2014/chartex" xmlns:cx1="http://schemas.microsoft.com/office/drawing/2015/9/8/chartex" xmlns:cx2="http://schemas.microsoft.com/office/drawing/2015/10/21/chartex" xmlns:cx3="http://schemas.microsoft.com/office/drawing/2016/5/9/chartex" xmlns:cx4="http://schemas.microsoft.com/office/drawing/2016/5/10/chartex" xmlns:cx5="http://schemas.microsoft.com/office/drawing/2016/5/11/chartex" xmlns:cx6="http://schemas.microsoft.com/office/drawing/2016/5/12/chartex" xmlns:cx7="http://schemas.microsoft.com/office/drawing/2016/5/13/chartex" xmlns:cx8="http://schemas.microsoft.com/office/drawing/2016/5/14/chartex" xmlns:mc="http://schemas.openxmlformats.org/markup-compatibility/2006" xmlns:aink="http://schemas.microsoft.com/office/drawing/2016/ink" xmlns:am3d="http://schemas.microsoft.com/office/drawing/2017/model3d" xmlns:o="urn:schemas-microsoft-com:office:office" xmlns:r="http://schemas.openxmlformats.org/officeDocument/2006/relationships" xmlns:m="http://schemas.openxmlformats.org/officeDocument/2006/math" xmlns:v="urn:schemas-microsoft-com:vml" xmlns:wp14="http://schemas.microsoft.com/office/word/2010/wordprocessingDrawing" xmlns:wp="http://schemas.openxmlformats.org/drawingml/2006/wordprocessingDrawing" xmlns:w10="urn:schemas-microsoft-com:office:word" xmlns:w="http://schemas.openxmlformats.org/wordprocessingml/2006/main" xmlns:w14="http://schemas.microsoft.com/office/word/2010/wordml" xmlns:w15="http://schemas.microsoft.com/office/word/2012/wordml" xmlns:w16cex="http://schemas.microsoft.com/office/word/2018/wordml/cex" xmlns:w16cid="http://schemas.microsoft.com/office/word/2016/wordml/cid" xmlns:w16="http://schemas.microsoft.com/office/word/2018/wordml" xmlns:w16sdtdh="http://schemas.microsoft.com/office/word/2020/wordml/sdtdatahash" xmlns:w16se="http://schemas.microsoft.com/office/word/2015/wordml/symex" xmlns:wpg="http://schemas.microsoft.com/office/word/2010/wordprocessingGroup" xmlns:wpi="http://schemas.microsoft.com/office/word/2010/wordprocessingInk" xmlns:wne="http://schemas.microsoft.com/office/word/2006/wordml" xmlns:wps="http://schemas.microsoft.com/office/word/2010/wordprocessingShape" mc:Ignorable="w14 w15 w16se w16cid w16 w16cex w16sdtdh wp14">
   <w:p>
     <w:pPr>
       <w:pStyle w:val="Encabezado"/>
@@ -3931,7 +4413,7 @@
 </file>
 
 <file path=word/numbering.xml><?xml version="1.0" encoding="utf-8"?>
-<w:numbering xmlns:wpc="http://schemas.microsoft.com/office/word/2010/wordprocessingCanvas" xmlns:cx="http://schemas.microsoft.com/office/drawing/2014/chartex" xmlns:cx1="http://schemas.microsoft.com/office/drawing/2015/9/8/chartex" xmlns:cx2="http://schemas.microsoft.com/office/drawing/2015/10/21/chartex" xmlns:cx3="http://schemas.microsoft.com/office/drawing/2016/5/9/chartex" xmlns:cx4="http://schemas.microsoft.com/office/drawing/2016/5/10/chartex" xmlns:cx5="http://schemas.microsoft.com/office/drawing/2016/5/11/chartex" xmlns:cx6="http://schemas.microsoft.com/office/drawing/2016/5/12/chartex" xmlns:cx7="http://schemas.microsoft.com/office/drawing/2016/5/13/chartex" xmlns:cx8="http://schemas.microsoft.com/office/drawing/2016/5/14/chartex" xmlns:mc="http://schemas.openxmlformats.org/markup-compatibility/2006" xmlns:m="http://schemas.openxmlformats.org/officeDocument/2006/math" xmlns:aink="http://schemas.microsoft.com/office/drawing/2016/ink" xmlns:am3d="http://schemas.microsoft.com/office/drawing/2017/model3d" xmlns:oel="http://schemas.microsoft.com/office/2019/extlst" xmlns:r="http://schemas.openxmlformats.org/officeDocument/2006/relationships" xmlns:wp14="http://schemas.microsoft.com/office/word/2010/wordprocessingDrawing" xmlns:wp="http://schemas.openxmlformats.org/drawingml/2006/wordprocessingDrawing" xmlns:wpg="http://schemas.microsoft.com/office/word/2010/wordprocessingGroup" xmlns:wpi="http://schemas.microsoft.com/office/word/2010/wordprocessingInk" xmlns:wps="http://schemas.microsoft.com/office/word/2010/wordprocessingShape" xmlns:o="urn:schemas-microsoft-com:office:office" xmlns:v="urn:schemas-microsoft-com:vml" xmlns:w10="urn:schemas-microsoft-com:office:word" xmlns:w="http://schemas.openxmlformats.org/wordprocessingml/2006/main" xmlns:w14="http://schemas.microsoft.com/office/word/2010/wordml" xmlns:w15="http://schemas.microsoft.com/office/word/2012/wordml" xmlns:w16cex="http://schemas.microsoft.com/office/word/2018/wordml/cex" xmlns:w16cid="http://schemas.microsoft.com/office/word/2016/wordml/cid" xmlns:w16="http://schemas.microsoft.com/office/word/2018/wordml" xmlns:w16sdtdh="http://schemas.microsoft.com/office/word/2020/wordml/sdtdatahash" xmlns:w16sdtfl="http://schemas.microsoft.com/office/word/2024/wordml/sdtformatlock" xmlns:w16se="http://schemas.microsoft.com/office/word/2015/wordml/symex" xmlns:w16du="http://schemas.microsoft.com/office/word/2023/wordml/word16du" xmlns:wne="http://schemas.microsoft.com/office/word/2006/wordml" mc:Ignorable="w14 w15 w16se w16cid w16 w16cex w16sdtdh w16sdtfl w16du wp14">
+<w:numbering xmlns:wpc="http://schemas.microsoft.com/office/word/2010/wordprocessingCanvas" xmlns:cx="http://schemas.microsoft.com/office/drawing/2014/chartex" xmlns:cx1="http://schemas.microsoft.com/office/drawing/2015/9/8/chartex" xmlns:cx2="http://schemas.microsoft.com/office/drawing/2015/10/21/chartex" xmlns:cx3="http://schemas.microsoft.com/office/drawing/2016/5/9/chartex" xmlns:cx4="http://schemas.microsoft.com/office/drawing/2016/5/10/chartex" xmlns:cx5="http://schemas.microsoft.com/office/drawing/2016/5/11/chartex" xmlns:cx6="http://schemas.microsoft.com/office/drawing/2016/5/12/chartex" xmlns:cx7="http://schemas.microsoft.com/office/drawing/2016/5/13/chartex" xmlns:cx8="http://schemas.microsoft.com/office/drawing/2016/5/14/chartex" xmlns:mc="http://schemas.openxmlformats.org/markup-compatibility/2006" xmlns:aink="http://schemas.microsoft.com/office/drawing/2016/ink" xmlns:am3d="http://schemas.microsoft.com/office/drawing/2017/model3d" xmlns:o="urn:schemas-microsoft-com:office:office" xmlns:r="http://schemas.openxmlformats.org/officeDocument/2006/relationships" xmlns:m="http://schemas.openxmlformats.org/officeDocument/2006/math" xmlns:v="urn:schemas-microsoft-com:vml" xmlns:wp14="http://schemas.microsoft.com/office/word/2010/wordprocessingDrawing" xmlns:wp="http://schemas.openxmlformats.org/drawingml/2006/wordprocessingDrawing" xmlns:w10="urn:schemas-microsoft-com:office:word" xmlns:w="http://schemas.openxmlformats.org/wordprocessingml/2006/main" xmlns:w14="http://schemas.microsoft.com/office/word/2010/wordml" xmlns:w15="http://schemas.microsoft.com/office/word/2012/wordml" xmlns:w16cex="http://schemas.microsoft.com/office/word/2018/wordml/cex" xmlns:w16cid="http://schemas.microsoft.com/office/word/2016/wordml/cid" xmlns:w16="http://schemas.microsoft.com/office/word/2018/wordml" xmlns:w16sdtdh="http://schemas.microsoft.com/office/word/2020/wordml/sdtdatahash" xmlns:w16se="http://schemas.microsoft.com/office/word/2015/wordml/symex" xmlns:wpg="http://schemas.microsoft.com/office/word/2010/wordprocessingGroup" xmlns:wpi="http://schemas.microsoft.com/office/word/2010/wordprocessingInk" xmlns:wne="http://schemas.microsoft.com/office/word/2006/wordml" xmlns:wps="http://schemas.microsoft.com/office/word/2010/wordprocessingShape" mc:Ignorable="w14 w15 w16se w16cid w16 w16cex w16sdtdh wp14">
   <w:abstractNum w:abstractNumId="0" w15:restartNumberingAfterBreak="0">
     <w:nsid w:val="042A6B37"/>
     <w:multiLevelType w:val="hybridMultilevel"/>
@@ -5444,53 +5926,53 @@
       </w:rPr>
     </w:lvl>
   </w:abstractNum>
-  <w:num w:numId="1" w16cid:durableId="317540622">
+  <w:num w:numId="1">
     <w:abstractNumId w:val="0"/>
   </w:num>
-  <w:num w:numId="2" w16cid:durableId="2045672853">
+  <w:num w:numId="2">
     <w:abstractNumId w:val="7"/>
   </w:num>
-  <w:num w:numId="3" w16cid:durableId="1798642824">
+  <w:num w:numId="3">
     <w:abstractNumId w:val="1"/>
   </w:num>
-  <w:num w:numId="4" w16cid:durableId="983237737">
+  <w:num w:numId="4">
     <w:abstractNumId w:val="10"/>
   </w:num>
-  <w:num w:numId="5" w16cid:durableId="490171255">
+  <w:num w:numId="5">
     <w:abstractNumId w:val="11"/>
   </w:num>
-  <w:num w:numId="6" w16cid:durableId="340814691">
+  <w:num w:numId="6">
     <w:abstractNumId w:val="2"/>
   </w:num>
-  <w:num w:numId="7" w16cid:durableId="1344936245">
+  <w:num w:numId="7">
     <w:abstractNumId w:val="6"/>
   </w:num>
-  <w:num w:numId="8" w16cid:durableId="1353531980">
+  <w:num w:numId="8">
     <w:abstractNumId w:val="8"/>
   </w:num>
-  <w:num w:numId="9" w16cid:durableId="1518156833">
+  <w:num w:numId="9">
     <w:abstractNumId w:val="4"/>
   </w:num>
-  <w:num w:numId="10" w16cid:durableId="1113330907">
+  <w:num w:numId="10">
     <w:abstractNumId w:val="3"/>
   </w:num>
-  <w:num w:numId="11" w16cid:durableId="526329763">
+  <w:num w:numId="11">
     <w:abstractNumId w:val="9"/>
   </w:num>
-  <w:num w:numId="12" w16cid:durableId="67458668">
+  <w:num w:numId="12">
     <w:abstractNumId w:val="5"/>
   </w:num>
-  <w:num w:numId="13" w16cid:durableId="137234301">
+  <w:num w:numId="13">
     <w:abstractNumId w:val="12"/>
   </w:num>
-  <w:num w:numId="14" w16cid:durableId="1609047238">
+  <w:num w:numId="14">
     <w:abstractNumId w:val="13"/>
   </w:num>
 </w:numbering>
 </file>
 
 <file path=word/styles.xml><?xml version="1.0" encoding="utf-8"?>
-<w:styles xmlns:mc="http://schemas.openxmlformats.org/markup-compatibility/2006" xmlns:r="http://schemas.openxmlformats.org/officeDocument/2006/relationships" xmlns:w="http://schemas.openxmlformats.org/wordprocessingml/2006/main" xmlns:w14="http://schemas.microsoft.com/office/word/2010/wordml" xmlns:w15="http://schemas.microsoft.com/office/word/2012/wordml" xmlns:w16cex="http://schemas.microsoft.com/office/word/2018/wordml/cex" xmlns:w16cid="http://schemas.microsoft.com/office/word/2016/wordml/cid" xmlns:w16="http://schemas.microsoft.com/office/word/2018/wordml" xmlns:w16sdtdh="http://schemas.microsoft.com/office/word/2020/wordml/sdtdatahash" xmlns:w16sdtfl="http://schemas.microsoft.com/office/word/2024/wordml/sdtformatlock" xmlns:w16se="http://schemas.microsoft.com/office/word/2015/wordml/symex" xmlns:w16du="http://schemas.microsoft.com/office/word/2023/wordml/word16du" mc:Ignorable="w14 w15 w16se w16cid w16 w16cex w16sdtdh w16sdtfl w16du">
+<w:styles xmlns:mc="http://schemas.openxmlformats.org/markup-compatibility/2006" xmlns:r="http://schemas.openxmlformats.org/officeDocument/2006/relationships" xmlns:w="http://schemas.openxmlformats.org/wordprocessingml/2006/main" xmlns:w14="http://schemas.microsoft.com/office/word/2010/wordml" xmlns:w15="http://schemas.microsoft.com/office/word/2012/wordml" xmlns:w16cex="http://schemas.microsoft.com/office/word/2018/wordml/cex" xmlns:w16cid="http://schemas.microsoft.com/office/word/2016/wordml/cid" xmlns:w16="http://schemas.microsoft.com/office/word/2018/wordml" xmlns:w16sdtdh="http://schemas.microsoft.com/office/word/2020/wordml/sdtdatahash" xmlns:w16se="http://schemas.microsoft.com/office/word/2015/wordml/symex" mc:Ignorable="w14 w15 w16se w16cid w16 w16cex w16sdtdh">
   <w:docDefaults>
     <w:rPrDefault>
       <w:rPr>
@@ -6844,7 +7326,7 @@
 </file>
 
 <file path=word/glossary/document.xml><?xml version="1.0" encoding="utf-8"?>
-<w:glossaryDocument xmlns:wpc="http://schemas.microsoft.com/office/word/2010/wordprocessingCanvas" xmlns:cx="http://schemas.microsoft.com/office/drawing/2014/chartex" xmlns:cx1="http://schemas.microsoft.com/office/drawing/2015/9/8/chartex" xmlns:cx2="http://schemas.microsoft.com/office/drawing/2015/10/21/chartex" xmlns:cx3="http://schemas.microsoft.com/office/drawing/2016/5/9/chartex" xmlns:cx4="http://schemas.microsoft.com/office/drawing/2016/5/10/chartex" xmlns:cx5="http://schemas.microsoft.com/office/drawing/2016/5/11/chartex" xmlns:cx6="http://schemas.microsoft.com/office/drawing/2016/5/12/chartex" xmlns:cx7="http://schemas.microsoft.com/office/drawing/2016/5/13/chartex" xmlns:cx8="http://schemas.microsoft.com/office/drawing/2016/5/14/chartex" xmlns:mc="http://schemas.openxmlformats.org/markup-compatibility/2006" xmlns:m="http://schemas.openxmlformats.org/officeDocument/2006/math" xmlns:aink="http://schemas.microsoft.com/office/drawing/2016/ink" xmlns:am3d="http://schemas.microsoft.com/office/drawing/2017/model3d" xmlns:oel="http://schemas.microsoft.com/office/2019/extlst" xmlns:r="http://schemas.openxmlformats.org/officeDocument/2006/relationships" xmlns:wp14="http://schemas.microsoft.com/office/word/2010/wordprocessingDrawing" xmlns:wp="http://schemas.openxmlformats.org/drawingml/2006/wordprocessingDrawing" xmlns:wpg="http://schemas.microsoft.com/office/word/2010/wordprocessingGroup" xmlns:wpi="http://schemas.microsoft.com/office/word/2010/wordprocessingInk" xmlns:wps="http://schemas.microsoft.com/office/word/2010/wordprocessingShape" xmlns:o="urn:schemas-microsoft-com:office:office" xmlns:v="urn:schemas-microsoft-com:vml" xmlns:w10="urn:schemas-microsoft-com:office:word" xmlns:w="http://schemas.openxmlformats.org/wordprocessingml/2006/main" xmlns:w14="http://schemas.microsoft.com/office/word/2010/wordml" xmlns:w15="http://schemas.microsoft.com/office/word/2012/wordml" xmlns:w16cex="http://schemas.microsoft.com/office/word/2018/wordml/cex" xmlns:w16cid="http://schemas.microsoft.com/office/word/2016/wordml/cid" xmlns:w16="http://schemas.microsoft.com/office/word/2018/wordml" xmlns:w16sdtdh="http://schemas.microsoft.com/office/word/2020/wordml/sdtdatahash" xmlns:w16sdtfl="http://schemas.microsoft.com/office/word/2024/wordml/sdtformatlock" xmlns:w16se="http://schemas.microsoft.com/office/word/2015/wordml/symex" xmlns:w16du="http://schemas.microsoft.com/office/word/2023/wordml/word16du" xmlns:wne="http://schemas.microsoft.com/office/word/2006/wordml" mc:Ignorable="w14 w15 w16se w16cid w16 w16cex w16sdtdh w16sdtfl w16du wp14">
+<w:glossaryDocument xmlns:wpc="http://schemas.microsoft.com/office/word/2010/wordprocessingCanvas" xmlns:cx="http://schemas.microsoft.com/office/drawing/2014/chartex" xmlns:cx1="http://schemas.microsoft.com/office/drawing/2015/9/8/chartex" xmlns:cx2="http://schemas.microsoft.com/office/drawing/2015/10/21/chartex" xmlns:cx3="http://schemas.microsoft.com/office/drawing/2016/5/9/chartex" xmlns:cx4="http://schemas.microsoft.com/office/drawing/2016/5/10/chartex" xmlns:cx5="http://schemas.microsoft.com/office/drawing/2016/5/11/chartex" xmlns:cx6="http://schemas.microsoft.com/office/drawing/2016/5/12/chartex" xmlns:cx7="http://schemas.microsoft.com/office/drawing/2016/5/13/chartex" xmlns:cx8="http://schemas.microsoft.com/office/drawing/2016/5/14/chartex" xmlns:mc="http://schemas.openxmlformats.org/markup-compatibility/2006" xmlns:aink="http://schemas.microsoft.com/office/drawing/2016/ink" xmlns:am3d="http://schemas.microsoft.com/office/drawing/2017/model3d" xmlns:o="urn:schemas-microsoft-com:office:office" xmlns:r="http://schemas.openxmlformats.org/officeDocument/2006/relationships" xmlns:m="http://schemas.openxmlformats.org/officeDocument/2006/math" xmlns:v="urn:schemas-microsoft-com:vml" xmlns:wp14="http://schemas.microsoft.com/office/word/2010/wordprocessingDrawing" xmlns:wp="http://schemas.openxmlformats.org/drawingml/2006/wordprocessingDrawing" xmlns:w10="urn:schemas-microsoft-com:office:word" xmlns:w="http://schemas.openxmlformats.org/wordprocessingml/2006/main" xmlns:w14="http://schemas.microsoft.com/office/word/2010/wordml" xmlns:w15="http://schemas.microsoft.com/office/word/2012/wordml" xmlns:w16cex="http://schemas.microsoft.com/office/word/2018/wordml/cex" xmlns:w16cid="http://schemas.microsoft.com/office/word/2016/wordml/cid" xmlns:w16="http://schemas.microsoft.com/office/word/2018/wordml" xmlns:w16sdtdh="http://schemas.microsoft.com/office/word/2020/wordml/sdtdatahash" xmlns:w16se="http://schemas.microsoft.com/office/word/2015/wordml/symex" xmlns:wpg="http://schemas.microsoft.com/office/word/2010/wordprocessingGroup" xmlns:wpi="http://schemas.microsoft.com/office/word/2010/wordprocessingInk" xmlns:wne="http://schemas.microsoft.com/office/word/2006/wordml" xmlns:wps="http://schemas.microsoft.com/office/word/2010/wordprocessingShape" mc:Ignorable="w14 w15 w16se w16cid w16 w16cex w16sdtdh wp14">
   <w:docParts>
     <w:docPart>
       <w:docPartPr>
@@ -6914,7 +7396,7 @@
 </file>
 
 <file path=word/glossary/fontTable.xml><?xml version="1.0" encoding="utf-8"?>
-<w:fonts xmlns:mc="http://schemas.openxmlformats.org/markup-compatibility/2006" xmlns:r="http://schemas.openxmlformats.org/officeDocument/2006/relationships" xmlns:w="http://schemas.openxmlformats.org/wordprocessingml/2006/main" xmlns:w14="http://schemas.microsoft.com/office/word/2010/wordml" xmlns:w15="http://schemas.microsoft.com/office/word/2012/wordml" xmlns:w16cex="http://schemas.microsoft.com/office/word/2018/wordml/cex" xmlns:w16cid="http://schemas.microsoft.com/office/word/2016/wordml/cid" xmlns:w16="http://schemas.microsoft.com/office/word/2018/wordml" xmlns:w16sdtdh="http://schemas.microsoft.com/office/word/2020/wordml/sdtdatahash" xmlns:w16sdtfl="http://schemas.microsoft.com/office/word/2024/wordml/sdtformatlock" xmlns:w16se="http://schemas.microsoft.com/office/word/2015/wordml/symex" xmlns:w16du="http://schemas.microsoft.com/office/word/2023/wordml/word16du" mc:Ignorable="w14 w15 w16se w16cid w16 w16cex w16sdtdh w16sdtfl w16du">
+<w:fonts xmlns:mc="http://schemas.openxmlformats.org/markup-compatibility/2006" xmlns:r="http://schemas.openxmlformats.org/officeDocument/2006/relationships" xmlns:w="http://schemas.openxmlformats.org/wordprocessingml/2006/main" xmlns:w14="http://schemas.microsoft.com/office/word/2010/wordml" xmlns:w15="http://schemas.microsoft.com/office/word/2012/wordml" xmlns:w16cex="http://schemas.microsoft.com/office/word/2018/wordml/cex" xmlns:w16cid="http://schemas.microsoft.com/office/word/2016/wordml/cid" xmlns:w16="http://schemas.microsoft.com/office/word/2018/wordml" xmlns:w16sdtdh="http://schemas.microsoft.com/office/word/2020/wordml/sdtdatahash" xmlns:w16se="http://schemas.microsoft.com/office/word/2015/wordml/symex" mc:Ignorable="w14 w15 w16se w16cid w16 w16cex w16sdtdh">
   <w:font w:name="Times New Roman">
     <w:panose1 w:val="02020603050405020304"/>
     <w:charset w:val="00"/>
@@ -6925,7 +7407,7 @@
   <w:font w:name="Symbol">
     <w:panose1 w:val="05050102010706020507"/>
     <w:charset w:val="02"/>
-    <w:family w:val="decorative"/>
+    <w:family w:val="roman"/>
     <w:pitch w:val="variable"/>
     <w:sig w:usb0="00000000" w:usb1="10000000" w:usb2="00000000" w:usb3="00000000" w:csb0="80000000" w:csb1="00000000"/>
   </w:font>
@@ -6938,10 +7420,10 @@
   </w:font>
   <w:font w:name="Wingdings">
     <w:panose1 w:val="05000000000000000000"/>
-    <w:charset w:val="4D"/>
-    <w:family w:val="decorative"/>
+    <w:charset w:val="02"/>
+    <w:family w:val="auto"/>
     <w:pitch w:val="variable"/>
-    <w:sig w:usb0="00000003" w:usb1="00000000" w:usb2="00000000" w:usb3="00000000" w:csb0="80000001" w:csb1="00000000"/>
+    <w:sig w:usb0="00000000" w:usb1="10000000" w:usb2="00000000" w:usb3="00000000" w:csb0="80000000" w:csb1="00000000"/>
   </w:font>
   <w:font w:name="Calibri">
     <w:panose1 w:val="020F0502020204030204"/>
@@ -6970,7 +7452,7 @@
     <w:charset w:val="00"/>
     <w:family w:val="swiss"/>
     <w:pitch w:val="variable"/>
-    <w:sig w:usb0="E0002AFF" w:usb1="C0007843" w:usb2="00000009" w:usb3="00000000" w:csb0="000001FF" w:csb1="00000000"/>
+    <w:sig w:usb0="E0002EFF" w:usb1="C000785B" w:usb2="00000009" w:usb3="00000000" w:csb0="000001FF" w:csb1="00000000"/>
   </w:font>
   <w:font w:name="Tahoma">
     <w:panose1 w:val="020B0604030504040204"/>
@@ -6987,27 +7469,18 @@
     <w:pitch w:val="fixed"/>
     <w:sig w:usb0="E00002FF" w:usb1="6AC7FDFB" w:usb2="08000012" w:usb3="00000000" w:csb0="0002009F" w:csb1="00000000"/>
   </w:font>
-  <w:font w:name="Aptos">
-    <w:panose1 w:val="020B0004020202020204"/>
+  <w:font w:name="Yu Mincho">
+    <w:charset w:val="80"/>
+    <w:family w:val="roman"/>
+    <w:pitch w:val="variable"/>
+    <w:sig w:usb0="800002E7" w:usb1="2AC7FCFF" w:usb2="00000012" w:usb3="00000000" w:csb0="0002009F" w:csb1="00000000"/>
+  </w:font>
+  <w:font w:name="Calibri Light">
+    <w:panose1 w:val="020F0302020204030204"/>
     <w:charset w:val="00"/>
     <w:family w:val="swiss"/>
     <w:pitch w:val="variable"/>
-    <w:sig w:usb0="20000287" w:usb1="00000003" w:usb2="00000000" w:usb3="00000000" w:csb0="0000019F" w:csb1="00000000"/>
-  </w:font>
-  <w:font w:name="Yu Mincho">
-    <w:panose1 w:val="02020400000000000000"/>
-    <w:charset w:val="80"/>
-    <w:family w:val="roman"/>
-    <w:notTrueType/>
-    <w:pitch w:val="variable"/>
-    <w:sig w:usb0="800002E7" w:usb1="2AC7FCFF" w:usb2="00000012" w:usb3="00000000" w:csb0="0002009F" w:csb1="00000000"/>
-  </w:font>
-  <w:font w:name="Aptos Display">
-    <w:panose1 w:val="020B0004020202020204"/>
-    <w:charset w:val="01"/>
-    <w:family w:val="swiss"/>
-    <w:pitch w:val="variable"/>
-    <w:sig w:usb0="20000287" w:usb1="00000003" w:usb2="00000000" w:usb3="00000000" w:csb0="0000019F" w:csb1="00000000"/>
+    <w:sig w:usb0="E4002EFF" w:usb1="C200247B" w:usb2="00000009" w:usb3="00000000" w:csb0="000001FF" w:csb1="00000000"/>
   </w:font>
   <w:font w:name="Yu Gothic Light">
     <w:panose1 w:val="020B0300000000000000"/>
@@ -7020,7 +7493,7 @@
 </file>
 
 <file path=word/glossary/settings.xml><?xml version="1.0" encoding="utf-8"?>
-<w:settings xmlns:mc="http://schemas.openxmlformats.org/markup-compatibility/2006" xmlns:m="http://schemas.openxmlformats.org/officeDocument/2006/math" xmlns:r="http://schemas.openxmlformats.org/officeDocument/2006/relationships" xmlns:sl="http://schemas.openxmlformats.org/schemaLibrary/2006/main" xmlns:o="urn:schemas-microsoft-com:office:office" xmlns:v="urn:schemas-microsoft-com:vml" xmlns:w10="urn:schemas-microsoft-com:office:word" xmlns:w="http://schemas.openxmlformats.org/wordprocessingml/2006/main" xmlns:w14="http://schemas.microsoft.com/office/word/2010/wordml" xmlns:w15="http://schemas.microsoft.com/office/word/2012/wordml" xmlns:w16cex="http://schemas.microsoft.com/office/word/2018/wordml/cex" xmlns:w16cid="http://schemas.microsoft.com/office/word/2016/wordml/cid" xmlns:w16="http://schemas.microsoft.com/office/word/2018/wordml" xmlns:w16sdtdh="http://schemas.microsoft.com/office/word/2020/wordml/sdtdatahash" xmlns:w16sdtfl="http://schemas.microsoft.com/office/word/2024/wordml/sdtformatlock" xmlns:w16se="http://schemas.microsoft.com/office/word/2015/wordml/symex" xmlns:w16du="http://schemas.microsoft.com/office/word/2023/wordml/word16du" mc:Ignorable="w14 w15 w16se w16cid w16 w16cex w16sdtdh w16sdtfl w16du">
+<w:settings xmlns:mc="http://schemas.openxmlformats.org/markup-compatibility/2006" xmlns:o="urn:schemas-microsoft-com:office:office" xmlns:r="http://schemas.openxmlformats.org/officeDocument/2006/relationships" xmlns:m="http://schemas.openxmlformats.org/officeDocument/2006/math" xmlns:v="urn:schemas-microsoft-com:vml" xmlns:w10="urn:schemas-microsoft-com:office:word" xmlns:w="http://schemas.openxmlformats.org/wordprocessingml/2006/main" xmlns:w14="http://schemas.microsoft.com/office/word/2010/wordml" xmlns:w15="http://schemas.microsoft.com/office/word/2012/wordml" xmlns:w16cex="http://schemas.microsoft.com/office/word/2018/wordml/cex" xmlns:w16cid="http://schemas.microsoft.com/office/word/2016/wordml/cid" xmlns:w16="http://schemas.microsoft.com/office/word/2018/wordml" xmlns:w16sdtdh="http://schemas.microsoft.com/office/word/2020/wordml/sdtdatahash" xmlns:w16se="http://schemas.microsoft.com/office/word/2015/wordml/symex" xmlns:sl="http://schemas.openxmlformats.org/schemaLibrary/2006/main" mc:Ignorable="w14 w15 w16se w16cid w16 w16cex w16sdtdh">
   <w:view w:val="normal"/>
   <w:defaultTabStop w:val="708"/>
   <w:hyphenationZone w:val="425"/>
@@ -7045,6 +7518,8 @@
     <w:rsid w:val="00595623"/>
     <w:rsid w:val="005B27DB"/>
     <w:rsid w:val="00687CD9"/>
+    <w:rsid w:val="006A2DC3"/>
+    <w:rsid w:val="006B61E6"/>
     <w:rsid w:val="006E2FCC"/>
     <w:rsid w:val="00704192"/>
     <w:rsid w:val="00825B36"/>
@@ -7082,7 +7557,7 @@
 </file>
 
 <file path=word/glossary/styles.xml><?xml version="1.0" encoding="utf-8"?>
-<w:styles xmlns:mc="http://schemas.openxmlformats.org/markup-compatibility/2006" xmlns:r="http://schemas.openxmlformats.org/officeDocument/2006/relationships" xmlns:w="http://schemas.openxmlformats.org/wordprocessingml/2006/main" xmlns:w14="http://schemas.microsoft.com/office/word/2010/wordml" xmlns:w15="http://schemas.microsoft.com/office/word/2012/wordml" xmlns:w16cex="http://schemas.microsoft.com/office/word/2018/wordml/cex" xmlns:w16cid="http://schemas.microsoft.com/office/word/2016/wordml/cid" xmlns:w16="http://schemas.microsoft.com/office/word/2018/wordml" xmlns:w16sdtdh="http://schemas.microsoft.com/office/word/2020/wordml/sdtdatahash" xmlns:w16sdtfl="http://schemas.microsoft.com/office/word/2024/wordml/sdtformatlock" xmlns:w16se="http://schemas.microsoft.com/office/word/2015/wordml/symex" xmlns:w16du="http://schemas.microsoft.com/office/word/2023/wordml/word16du" mc:Ignorable="w14 w15 w16se w16cid w16 w16cex w16sdtdh w16sdtfl w16du">
+<w:styles xmlns:mc="http://schemas.openxmlformats.org/markup-compatibility/2006" xmlns:r="http://schemas.openxmlformats.org/officeDocument/2006/relationships" xmlns:w="http://schemas.openxmlformats.org/wordprocessingml/2006/main" xmlns:w14="http://schemas.microsoft.com/office/word/2010/wordml" xmlns:w15="http://schemas.microsoft.com/office/word/2012/wordml" xmlns:w16cex="http://schemas.microsoft.com/office/word/2018/wordml/cex" xmlns:w16cid="http://schemas.microsoft.com/office/word/2016/wordml/cid" xmlns:w16="http://schemas.microsoft.com/office/word/2018/wordml" xmlns:w16sdtdh="http://schemas.microsoft.com/office/word/2020/wordml/sdtdatahash" xmlns:w16se="http://schemas.microsoft.com/office/word/2015/wordml/symex" mc:Ignorable="w14 w15 w16se w16cid w16 w16cex w16sdtdh">
   <w:docDefaults>
     <w:rPrDefault>
       <w:rPr>
@@ -7511,7 +7986,7 @@
 </file>
 
 <file path=word/glossary/webSettings.xml><?xml version="1.0" encoding="utf-8"?>
-<w:webSettings xmlns:mc="http://schemas.openxmlformats.org/markup-compatibility/2006" xmlns:r="http://schemas.openxmlformats.org/officeDocument/2006/relationships" xmlns:w="http://schemas.openxmlformats.org/wordprocessingml/2006/main" xmlns:w14="http://schemas.microsoft.com/office/word/2010/wordml" xmlns:w15="http://schemas.microsoft.com/office/word/2012/wordml" xmlns:w16cex="http://schemas.microsoft.com/office/word/2018/wordml/cex" xmlns:w16cid="http://schemas.microsoft.com/office/word/2016/wordml/cid" xmlns:w16="http://schemas.microsoft.com/office/word/2018/wordml" xmlns:w16sdtdh="http://schemas.microsoft.com/office/word/2020/wordml/sdtdatahash" xmlns:w16sdtfl="http://schemas.microsoft.com/office/word/2024/wordml/sdtformatlock" xmlns:w16se="http://schemas.microsoft.com/office/word/2015/wordml/symex" xmlns:w16du="http://schemas.microsoft.com/office/word/2023/wordml/word16du" mc:Ignorable="w14 w15 w16se w16cid w16 w16cex w16sdtdh w16sdtfl w16du">
+<w:webSettings xmlns:mc="http://schemas.openxmlformats.org/markup-compatibility/2006" xmlns:r="http://schemas.openxmlformats.org/officeDocument/2006/relationships" xmlns:w="http://schemas.openxmlformats.org/wordprocessingml/2006/main" xmlns:w14="http://schemas.microsoft.com/office/word/2010/wordml" xmlns:w15="http://schemas.microsoft.com/office/word/2012/wordml" xmlns:w16cex="http://schemas.microsoft.com/office/word/2018/wordml/cex" xmlns:w16cid="http://schemas.microsoft.com/office/word/2016/wordml/cid" xmlns:w16="http://schemas.microsoft.com/office/word/2018/wordml" xmlns:w16sdtdh="http://schemas.microsoft.com/office/word/2020/wordml/sdtdatahash" xmlns:w16se="http://schemas.microsoft.com/office/word/2015/wordml/symex" mc:Ignorable="w14 w15 w16se w16cid w16 w16cex w16sdtdh">
   <w:optimizeForBrowser/>
 </w:webSettings>
 </file>
@@ -7801,7 +8276,7 @@
 
 <file path=customXml/item1.xml><?xml version="1.0" encoding="utf-8"?>
 <CoverPageProperties xmlns="http://schemas.microsoft.com/office/2006/coverPageProps">
-  <PublishDate/>
+  <PublishDate>2026-09-30T00:00:00</PublishDate>
   <Abstract> Product Backlog</Abstract>
   <CompanyAddress/>
   <CompanyPhone/>
@@ -8028,12 +8503,7 @@
 </file>
 
 <file path=customXml/item3.xml><?xml version="1.0" encoding="utf-8"?>
-<?mso-contentType ?>
-<FormTemplates xmlns="http://schemas.microsoft.com/sharepoint/v3/contenttype/forms">
-  <Display>DocumentLibraryForm</Display>
-  <Edit>DocumentLibraryForm</Edit>
-  <New>DocumentLibraryForm</New>
-</FormTemplates>
+<b:Sources xmlns:b="http://schemas.openxmlformats.org/officeDocument/2006/bibliography" xmlns="http://schemas.openxmlformats.org/officeDocument/2006/bibliography" SelectedStyle="\APA.XSL" StyleName="APA"/>
 </file>
 
 <file path=customXml/item4.xml><?xml version="1.0" encoding="utf-8"?>
@@ -8047,7 +8517,12 @@
 </file>
 
 <file path=customXml/item5.xml><?xml version="1.0" encoding="utf-8"?>
-<b:Sources xmlns:b="http://schemas.openxmlformats.org/officeDocument/2006/bibliography" xmlns="http://schemas.openxmlformats.org/officeDocument/2006/bibliography" SelectedStyle="\APA.XSL" StyleName="APA"/>
+<?mso-contentType ?>
+<FormTemplates xmlns="http://schemas.microsoft.com/sharepoint/v3/contenttype/forms">
+  <Display>DocumentLibraryForm</Display>
+  <Edit>DocumentLibraryForm</Edit>
+  <New>DocumentLibraryForm</New>
+</FormTemplates>
 </file>
 
 <file path=customXml/itemProps1.xml><?xml version="1.0" encoding="utf-8"?>
@@ -8078,9 +8553,9 @@
 </file>
 
 <file path=customXml/itemProps3.xml><?xml version="1.0" encoding="utf-8"?>
-<ds:datastoreItem xmlns:ds="http://schemas.openxmlformats.org/officeDocument/2006/customXml" ds:itemID="{EE9AAF0E-D63F-459F-A0FB-CDCE9F728F33}">
+<ds:datastoreItem xmlns:ds="http://schemas.openxmlformats.org/officeDocument/2006/customXml" ds:itemID="{BD6EC776-6679-4C69-98E3-6D068EA0A3C9}">
   <ds:schemaRefs>
-    <ds:schemaRef ds:uri="http://schemas.microsoft.com/sharepoint/v3/contenttype/forms"/>
+    <ds:schemaRef ds:uri="http://schemas.openxmlformats.org/officeDocument/2006/bibliography"/>
   </ds:schemaRefs>
 </ds:datastoreItem>
 </file>
@@ -8096,9 +8571,9 @@
 </file>
 
 <file path=customXml/itemProps5.xml><?xml version="1.0" encoding="utf-8"?>
-<ds:datastoreItem xmlns:ds="http://schemas.openxmlformats.org/officeDocument/2006/customXml" ds:itemID="{BD6EC776-6679-4C69-98E3-6D068EA0A3C9}">
+<ds:datastoreItem xmlns:ds="http://schemas.openxmlformats.org/officeDocument/2006/customXml" ds:itemID="{EE9AAF0E-D63F-459F-A0FB-CDCE9F728F33}">
   <ds:schemaRefs>
-    <ds:schemaRef ds:uri="http://schemas.openxmlformats.org/officeDocument/2006/bibliography"/>
+    <ds:schemaRef ds:uri="http://schemas.microsoft.com/sharepoint/v3/contenttype/forms"/>
   </ds:schemaRefs>
 </ds:datastoreItem>
 </file>
--- a/Fase 2/Evidencias Proyecto (version Agil)/Documento 02- Product Backlog.docx
+++ b/Fase 2/Evidencias Proyecto (version Agil)/Documento 02- Product Backlog.docx
@@ -466,11 +466,9 @@
               <w:bCs w:val="0"/>
               <w:caps w:val="0"/>
               <w:noProof/>
-              <w:kern w:val="2"/>
-              <w:sz w:val="24"/>
-              <w:szCs w:val="24"/>
-              <w:lang w:val="es-CL" w:eastAsia="es-MX"/>
-              <w14:ligatures w14:val="standardContextual"/>
+              <w:sz w:val="22"/>
+              <w:szCs w:val="22"/>
+              <w:lang w:val="es-CL" w:eastAsia="es-CL"/>
             </w:rPr>
           </w:pPr>
           <w:r>
@@ -498,7 +496,7 @@
             </w:rPr>
             <w:fldChar w:fldCharType="separate"/>
           </w:r>
-          <w:hyperlink w:anchor="_Toc241504844" w:history="1">
+          <w:hyperlink w:anchor="_Toc242961930" w:history="1">
             <w:r>
               <w:rPr>
                 <w:rStyle w:val="Hipervnculo"/>
@@ -515,11 +513,9 @@
                 <w:bCs w:val="0"/>
                 <w:caps w:val="0"/>
                 <w:noProof/>
-                <w:kern w:val="2"/>
-                <w:sz w:val="24"/>
-                <w:szCs w:val="24"/>
-                <w:lang w:val="es-CL" w:eastAsia="es-MX"/>
-                <w14:ligatures w14:val="standardContextual"/>
+                <w:sz w:val="22"/>
+                <w:szCs w:val="22"/>
+                <w:lang w:val="es-CL" w:eastAsia="es-CL"/>
               </w:rPr>
               <w:tab/>
             </w:r>
@@ -551,7 +547,7 @@
                 <w:noProof/>
                 <w:webHidden/>
               </w:rPr>
-              <w:instrText xml:space="preserve"> PAGEREF _Toc241504844 \h </w:instrText>
+              <w:instrText xml:space="preserve"> PAGEREF _Toc242961930 \h </w:instrText>
             </w:r>
             <w:r>
               <w:rPr>
@@ -595,14 +591,12 @@
               <w:bCs w:val="0"/>
               <w:caps w:val="0"/>
               <w:noProof/>
-              <w:kern w:val="2"/>
-              <w:sz w:val="24"/>
-              <w:szCs w:val="24"/>
-              <w:lang w:val="es-CL" w:eastAsia="es-MX"/>
-              <w14:ligatures w14:val="standardContextual"/>
+              <w:sz w:val="22"/>
+              <w:szCs w:val="22"/>
+              <w:lang w:val="es-CL" w:eastAsia="es-CL"/>
             </w:rPr>
           </w:pPr>
-          <w:hyperlink w:anchor="_Toc241504845" w:history="1">
+          <w:hyperlink w:anchor="_Toc242961931" w:history="1">
             <w:r>
               <w:rPr>
                 <w:rStyle w:val="Hipervnculo"/>
@@ -617,11 +611,9 @@
                 <w:bCs w:val="0"/>
                 <w:caps w:val="0"/>
                 <w:noProof/>
-                <w:kern w:val="2"/>
-                <w:sz w:val="24"/>
-                <w:szCs w:val="24"/>
-                <w:lang w:val="es-CL" w:eastAsia="es-MX"/>
-                <w14:ligatures w14:val="standardContextual"/>
+                <w:sz w:val="22"/>
+                <w:szCs w:val="22"/>
+                <w:lang w:val="es-CL" w:eastAsia="es-CL"/>
               </w:rPr>
               <w:tab/>
             </w:r>
@@ -651,7 +643,7 @@
                 <w:noProof/>
                 <w:webHidden/>
               </w:rPr>
-              <w:instrText xml:space="preserve"> PAGEREF _Toc241504845 \h </w:instrText>
+              <w:instrText xml:space="preserve"> PAGEREF _Toc242961931 \h </w:instrText>
             </w:r>
             <w:r>
               <w:rPr>
@@ -695,14 +687,12 @@
               <w:bCs w:val="0"/>
               <w:caps w:val="0"/>
               <w:noProof/>
-              <w:kern w:val="2"/>
-              <w:sz w:val="24"/>
-              <w:szCs w:val="24"/>
-              <w:lang w:val="es-CL" w:eastAsia="es-MX"/>
-              <w14:ligatures w14:val="standardContextual"/>
+              <w:sz w:val="22"/>
+              <w:szCs w:val="22"/>
+              <w:lang w:val="es-CL" w:eastAsia="es-CL"/>
             </w:rPr>
           </w:pPr>
-          <w:hyperlink w:anchor="_Toc241504846" w:history="1">
+          <w:hyperlink w:anchor="_Toc242961932" w:history="1">
             <w:r>
               <w:rPr>
                 <w:rStyle w:val="Hipervnculo"/>
@@ -718,11 +708,9 @@
                 <w:bCs w:val="0"/>
                 <w:caps w:val="0"/>
                 <w:noProof/>
-                <w:kern w:val="2"/>
-                <w:sz w:val="24"/>
-                <w:szCs w:val="24"/>
-                <w:lang w:val="es-CL" w:eastAsia="es-MX"/>
-                <w14:ligatures w14:val="standardContextual"/>
+                <w:sz w:val="22"/>
+                <w:szCs w:val="22"/>
+                <w:lang w:val="es-CL" w:eastAsia="es-CL"/>
               </w:rPr>
               <w:tab/>
             </w:r>
@@ -753,7 +741,7 @@
                 <w:noProof/>
                 <w:webHidden/>
               </w:rPr>
-              <w:instrText xml:space="preserve"> PAGEREF _Toc241504846 \h </w:instrText>
+              <w:instrText xml:space="preserve"> PAGEREF _Toc242961932 \h </w:instrText>
             </w:r>
             <w:r>
               <w:rPr>
@@ -795,14 +783,12 @@
               <w:rFonts w:eastAsiaTheme="minorEastAsia"/>
               <w:smallCaps w:val="0"/>
               <w:noProof/>
-              <w:kern w:val="2"/>
-              <w:sz w:val="24"/>
-              <w:szCs w:val="24"/>
-              <w:lang w:val="es-CL" w:eastAsia="es-MX"/>
-              <w14:ligatures w14:val="standardContextual"/>
+              <w:sz w:val="22"/>
+              <w:szCs w:val="22"/>
+              <w:lang w:val="es-CL" w:eastAsia="es-CL"/>
             </w:rPr>
           </w:pPr>
-          <w:hyperlink w:anchor="_Toc241504847" w:history="1">
+          <w:hyperlink w:anchor="_Toc242961933" w:history="1">
             <w:r>
               <w:rPr>
                 <w:rStyle w:val="Hipervnculo"/>
@@ -815,11 +801,9 @@
                 <w:rFonts w:eastAsiaTheme="minorEastAsia"/>
                 <w:smallCaps w:val="0"/>
                 <w:noProof/>
-                <w:kern w:val="2"/>
-                <w:sz w:val="24"/>
-                <w:szCs w:val="24"/>
-                <w:lang w:val="es-CL" w:eastAsia="es-MX"/>
-                <w14:ligatures w14:val="standardContextual"/>
+                <w:sz w:val="22"/>
+                <w:szCs w:val="22"/>
+                <w:lang w:val="es-CL" w:eastAsia="es-CL"/>
               </w:rPr>
               <w:tab/>
             </w:r>
@@ -828,7 +812,7 @@
                 <w:rStyle w:val="Hipervnculo"/>
                 <w:noProof/>
               </w:rPr>
-              <w:t>Historia 001</w:t>
+              <w:t>HU-001: Configuración Plug &amp; Play y recepción de URL</w:t>
             </w:r>
             <w:r>
               <w:rPr>
@@ -849,7 +833,7 @@
                 <w:noProof/>
                 <w:webHidden/>
               </w:rPr>
-              <w:instrText xml:space="preserve"> PAGEREF _Toc241504847 \h </w:instrText>
+              <w:instrText xml:space="preserve"> PAGEREF _Toc242961933 \h </w:instrText>
             </w:r>
             <w:r>
               <w:rPr>
@@ -884,7 +868,7 @@
           <w:pPr>
             <w:pStyle w:val="TDC3"/>
             <w:tabs>
-              <w:tab w:val="left" w:pos="1320"/>
+              <w:tab w:val="left" w:pos="1100"/>
               <w:tab w:val="right" w:leader="dot" w:pos="8828"/>
             </w:tabs>
             <w:rPr>
@@ -892,14 +876,12 @@
               <w:i w:val="0"/>
               <w:iCs w:val="0"/>
               <w:noProof/>
-              <w:kern w:val="2"/>
-              <w:sz w:val="24"/>
-              <w:szCs w:val="24"/>
-              <w:lang w:val="es-CL" w:eastAsia="es-MX"/>
-              <w14:ligatures w14:val="standardContextual"/>
+              <w:sz w:val="22"/>
+              <w:szCs w:val="22"/>
+              <w:lang w:val="es-CL" w:eastAsia="es-CL"/>
             </w:rPr>
           </w:pPr>
-          <w:hyperlink w:anchor="_Toc241504848" w:history="1">
+          <w:hyperlink w:anchor="_Toc242961934" w:history="1">
             <w:r>
               <w:rPr>
                 <w:rStyle w:val="Hipervnculo"/>
@@ -913,11 +895,9 @@
                 <w:i w:val="0"/>
                 <w:iCs w:val="0"/>
                 <w:noProof/>
-                <w:kern w:val="2"/>
-                <w:sz w:val="24"/>
-                <w:szCs w:val="24"/>
-                <w:lang w:val="es-CL" w:eastAsia="es-MX"/>
-                <w14:ligatures w14:val="standardContextual"/>
+                <w:sz w:val="22"/>
+                <w:szCs w:val="22"/>
+                <w:lang w:val="es-CL" w:eastAsia="es-CL"/>
               </w:rPr>
               <w:tab/>
             </w:r>
@@ -947,7 +927,7 @@
                 <w:noProof/>
                 <w:webHidden/>
               </w:rPr>
-              <w:instrText xml:space="preserve"> PAGEREF _Toc241504848 \h </w:instrText>
+              <w:instrText xml:space="preserve"> PAGEREF _Toc242961934 \h </w:instrText>
             </w:r>
             <w:r>
               <w:rPr>
@@ -982,7 +962,7 @@
           <w:pPr>
             <w:pStyle w:val="TDC3"/>
             <w:tabs>
-              <w:tab w:val="left" w:pos="1320"/>
+              <w:tab w:val="left" w:pos="1100"/>
               <w:tab w:val="right" w:leader="dot" w:pos="8828"/>
             </w:tabs>
             <w:rPr>
@@ -990,14 +970,12 @@
               <w:i w:val="0"/>
               <w:iCs w:val="0"/>
               <w:noProof/>
-              <w:kern w:val="2"/>
-              <w:sz w:val="24"/>
-              <w:szCs w:val="24"/>
-              <w:lang w:val="es-CL" w:eastAsia="es-MX"/>
-              <w14:ligatures w14:val="standardContextual"/>
+              <w:sz w:val="22"/>
+              <w:szCs w:val="22"/>
+              <w:lang w:val="es-CL" w:eastAsia="es-CL"/>
             </w:rPr>
           </w:pPr>
-          <w:hyperlink w:anchor="_Toc241504849" w:history="1">
+          <w:hyperlink w:anchor="_Toc242961935" w:history="1">
             <w:r>
               <w:rPr>
                 <w:rStyle w:val="Hipervnculo"/>
@@ -1011,11 +989,9 @@
                 <w:i w:val="0"/>
                 <w:iCs w:val="0"/>
                 <w:noProof/>
-                <w:kern w:val="2"/>
-                <w:sz w:val="24"/>
-                <w:szCs w:val="24"/>
-                <w:lang w:val="es-CL" w:eastAsia="es-MX"/>
-                <w14:ligatures w14:val="standardContextual"/>
+                <w:sz w:val="22"/>
+                <w:szCs w:val="22"/>
+                <w:lang w:val="es-CL" w:eastAsia="es-CL"/>
               </w:rPr>
               <w:tab/>
             </w:r>
@@ -1045,7 +1021,7 @@
                 <w:noProof/>
                 <w:webHidden/>
               </w:rPr>
-              <w:instrText xml:space="preserve"> PAGEREF _Toc241504849 \h </w:instrText>
+              <w:instrText xml:space="preserve"> PAGEREF _Toc242961935 \h </w:instrText>
             </w:r>
             <w:r>
               <w:rPr>
@@ -1087,14 +1063,12 @@
               <w:rFonts w:eastAsiaTheme="minorEastAsia"/>
               <w:smallCaps w:val="0"/>
               <w:noProof/>
-              <w:kern w:val="2"/>
-              <w:sz w:val="24"/>
-              <w:szCs w:val="24"/>
-              <w:lang w:val="es-CL" w:eastAsia="es-MX"/>
-              <w14:ligatures w14:val="standardContextual"/>
+              <w:sz w:val="22"/>
+              <w:szCs w:val="22"/>
+              <w:lang w:val="es-CL" w:eastAsia="es-CL"/>
             </w:rPr>
           </w:pPr>
-          <w:hyperlink w:anchor="_Toc241504850" w:history="1">
+          <w:hyperlink w:anchor="_Toc242961936" w:history="1">
             <w:r>
               <w:rPr>
                 <w:rStyle w:val="Hipervnculo"/>
@@ -1107,11 +1081,9 @@
                 <w:rFonts w:eastAsiaTheme="minorEastAsia"/>
                 <w:smallCaps w:val="0"/>
                 <w:noProof/>
-                <w:kern w:val="2"/>
-                <w:sz w:val="24"/>
-                <w:szCs w:val="24"/>
-                <w:lang w:val="es-CL" w:eastAsia="es-MX"/>
-                <w14:ligatures w14:val="standardContextual"/>
+                <w:sz w:val="22"/>
+                <w:szCs w:val="22"/>
+                <w:lang w:val="es-CL" w:eastAsia="es-CL"/>
               </w:rPr>
               <w:tab/>
             </w:r>
@@ -1120,7 +1092,7 @@
                 <w:rStyle w:val="Hipervnculo"/>
                 <w:noProof/>
               </w:rPr>
-              <w:t>Historia 002</w:t>
+              <w:t>HU-002: Escaneo automático de enlaces del DOM</w:t>
             </w:r>
             <w:r>
               <w:rPr>
@@ -1141,7 +1113,7 @@
                 <w:noProof/>
                 <w:webHidden/>
               </w:rPr>
-              <w:instrText xml:space="preserve"> PAGEREF _Toc241504850 \h </w:instrText>
+              <w:instrText xml:space="preserve"> PAGEREF _Toc242961936 \h </w:instrText>
             </w:r>
             <w:r>
               <w:rPr>
@@ -1176,7 +1148,7 @@
           <w:pPr>
             <w:pStyle w:val="TDC3"/>
             <w:tabs>
-              <w:tab w:val="left" w:pos="1320"/>
+              <w:tab w:val="left" w:pos="1100"/>
               <w:tab w:val="right" w:leader="dot" w:pos="8828"/>
             </w:tabs>
             <w:rPr>
@@ -1184,14 +1156,12 @@
               <w:i w:val="0"/>
               <w:iCs w:val="0"/>
               <w:noProof/>
-              <w:kern w:val="2"/>
-              <w:sz w:val="24"/>
-              <w:szCs w:val="24"/>
-              <w:lang w:val="es-CL" w:eastAsia="es-MX"/>
-              <w14:ligatures w14:val="standardContextual"/>
+              <w:sz w:val="22"/>
+              <w:szCs w:val="22"/>
+              <w:lang w:val="es-CL" w:eastAsia="es-CL"/>
             </w:rPr>
           </w:pPr>
-          <w:hyperlink w:anchor="_Toc241504851" w:history="1">
+          <w:hyperlink w:anchor="_Toc242961937" w:history="1">
             <w:r>
               <w:rPr>
                 <w:rStyle w:val="Hipervnculo"/>
@@ -1205,11 +1175,9 @@
                 <w:i w:val="0"/>
                 <w:iCs w:val="0"/>
                 <w:noProof/>
-                <w:kern w:val="2"/>
-                <w:sz w:val="24"/>
-                <w:szCs w:val="24"/>
-                <w:lang w:val="es-CL" w:eastAsia="es-MX"/>
-                <w14:ligatures w14:val="standardContextual"/>
+                <w:sz w:val="22"/>
+                <w:szCs w:val="22"/>
+                <w:lang w:val="es-CL" w:eastAsia="es-CL"/>
               </w:rPr>
               <w:tab/>
             </w:r>
@@ -1239,7 +1207,7 @@
                 <w:noProof/>
                 <w:webHidden/>
               </w:rPr>
-              <w:instrText xml:space="preserve"> PAGEREF _Toc241504851 \h </w:instrText>
+              <w:instrText xml:space="preserve"> PAGEREF _Toc242961937 \h </w:instrText>
             </w:r>
             <w:r>
               <w:rPr>
@@ -1274,7 +1242,7 @@
           <w:pPr>
             <w:pStyle w:val="TDC3"/>
             <w:tabs>
-              <w:tab w:val="left" w:pos="1320"/>
+              <w:tab w:val="left" w:pos="1100"/>
               <w:tab w:val="right" w:leader="dot" w:pos="8828"/>
             </w:tabs>
             <w:rPr>
@@ -1282,14 +1250,12 @@
               <w:i w:val="0"/>
               <w:iCs w:val="0"/>
               <w:noProof/>
-              <w:kern w:val="2"/>
-              <w:sz w:val="24"/>
-              <w:szCs w:val="24"/>
-              <w:lang w:val="es-CL" w:eastAsia="es-MX"/>
-              <w14:ligatures w14:val="standardContextual"/>
+              <w:sz w:val="22"/>
+              <w:szCs w:val="22"/>
+              <w:lang w:val="es-CL" w:eastAsia="es-CL"/>
             </w:rPr>
           </w:pPr>
-          <w:hyperlink w:anchor="_Toc241504852" w:history="1">
+          <w:hyperlink w:anchor="_Toc242961938" w:history="1">
             <w:r>
               <w:rPr>
                 <w:rStyle w:val="Hipervnculo"/>
@@ -1303,11 +1269,9 @@
                 <w:i w:val="0"/>
                 <w:iCs w:val="0"/>
                 <w:noProof/>
-                <w:kern w:val="2"/>
-                <w:sz w:val="24"/>
-                <w:szCs w:val="24"/>
-                <w:lang w:val="es-CL" w:eastAsia="es-MX"/>
-                <w14:ligatures w14:val="standardContextual"/>
+                <w:sz w:val="22"/>
+                <w:szCs w:val="22"/>
+                <w:lang w:val="es-CL" w:eastAsia="es-CL"/>
               </w:rPr>
               <w:tab/>
             </w:r>
@@ -1337,7 +1301,7 @@
                 <w:noProof/>
                 <w:webHidden/>
               </w:rPr>
-              <w:instrText xml:space="preserve"> PAGEREF _Toc241504852 \h </w:instrText>
+              <w:instrText xml:space="preserve"> PAGEREF _Toc242961938 \h </w:instrText>
             </w:r>
             <w:r>
               <w:rPr>
@@ -1358,6 +1322,1686 @@
                 <w:webHidden/>
               </w:rPr>
               <w:t>4</w:t>
+            </w:r>
+            <w:r>
+              <w:rPr>
+                <w:noProof/>
+                <w:webHidden/>
+              </w:rPr>
+              <w:fldChar w:fldCharType="end"/>
+            </w:r>
+          </w:hyperlink>
+        </w:p>
+        <w:p>
+          <w:pPr>
+            <w:pStyle w:val="TDC2"/>
+            <w:tabs>
+              <w:tab w:val="left" w:pos="880"/>
+              <w:tab w:val="right" w:leader="dot" w:pos="8828"/>
+            </w:tabs>
+            <w:rPr>
+              <w:rFonts w:eastAsiaTheme="minorEastAsia"/>
+              <w:smallCaps w:val="0"/>
+              <w:noProof/>
+              <w:sz w:val="22"/>
+              <w:szCs w:val="22"/>
+              <w:lang w:val="es-CL" w:eastAsia="es-CL"/>
+            </w:rPr>
+          </w:pPr>
+          <w:hyperlink w:anchor="_Toc242961939" w:history="1">
+            <w:r>
+              <w:rPr>
+                <w:rStyle w:val="Hipervnculo"/>
+                <w:noProof/>
+              </w:rPr>
+              <w:t>4.3</w:t>
+            </w:r>
+            <w:r>
+              <w:rPr>
+                <w:rFonts w:eastAsiaTheme="minorEastAsia"/>
+                <w:smallCaps w:val="0"/>
+                <w:noProof/>
+                <w:sz w:val="22"/>
+                <w:szCs w:val="22"/>
+                <w:lang w:val="es-CL" w:eastAsia="es-CL"/>
+              </w:rPr>
+              <w:tab/>
+            </w:r>
+            <w:r>
+              <w:rPr>
+                <w:rStyle w:val="Hipervnculo"/>
+                <w:noProof/>
+              </w:rPr>
+              <w:t>HU-003: Identificación de componentes interactivos</w:t>
+            </w:r>
+            <w:r>
+              <w:rPr>
+                <w:noProof/>
+                <w:webHidden/>
+              </w:rPr>
+              <w:tab/>
+            </w:r>
+            <w:r>
+              <w:rPr>
+                <w:noProof/>
+                <w:webHidden/>
+              </w:rPr>
+              <w:fldChar w:fldCharType="begin"/>
+            </w:r>
+            <w:r>
+              <w:rPr>
+                <w:noProof/>
+                <w:webHidden/>
+              </w:rPr>
+              <w:instrText xml:space="preserve"> PAGEREF _Toc242961939 \h </w:instrText>
+            </w:r>
+            <w:r>
+              <w:rPr>
+                <w:noProof/>
+                <w:webHidden/>
+              </w:rPr>
+            </w:r>
+            <w:r>
+              <w:rPr>
+                <w:noProof/>
+                <w:webHidden/>
+              </w:rPr>
+              <w:fldChar w:fldCharType="separate"/>
+            </w:r>
+            <w:r>
+              <w:rPr>
+                <w:noProof/>
+                <w:webHidden/>
+              </w:rPr>
+              <w:t>4</w:t>
+            </w:r>
+            <w:r>
+              <w:rPr>
+                <w:noProof/>
+                <w:webHidden/>
+              </w:rPr>
+              <w:fldChar w:fldCharType="end"/>
+            </w:r>
+          </w:hyperlink>
+        </w:p>
+        <w:p>
+          <w:pPr>
+            <w:pStyle w:val="TDC3"/>
+            <w:tabs>
+              <w:tab w:val="left" w:pos="1100"/>
+              <w:tab w:val="right" w:leader="dot" w:pos="8828"/>
+            </w:tabs>
+            <w:rPr>
+              <w:rFonts w:eastAsiaTheme="minorEastAsia"/>
+              <w:i w:val="0"/>
+              <w:iCs w:val="0"/>
+              <w:noProof/>
+              <w:sz w:val="22"/>
+              <w:szCs w:val="22"/>
+              <w:lang w:val="es-CL" w:eastAsia="es-CL"/>
+            </w:rPr>
+          </w:pPr>
+          <w:hyperlink w:anchor="_Toc242961940" w:history="1">
+            <w:r>
+              <w:rPr>
+                <w:rStyle w:val="Hipervnculo"/>
+                <w:noProof/>
+              </w:rPr>
+              <w:t>4.3.1</w:t>
+            </w:r>
+            <w:r>
+              <w:rPr>
+                <w:rFonts w:eastAsiaTheme="minorEastAsia"/>
+                <w:i w:val="0"/>
+                <w:iCs w:val="0"/>
+                <w:noProof/>
+                <w:sz w:val="22"/>
+                <w:szCs w:val="22"/>
+                <w:lang w:val="es-CL" w:eastAsia="es-CL"/>
+              </w:rPr>
+              <w:tab/>
+            </w:r>
+            <w:r>
+              <w:rPr>
+                <w:rStyle w:val="Hipervnculo"/>
+                <w:noProof/>
+              </w:rPr>
+              <w:t>Definición</w:t>
+            </w:r>
+            <w:r>
+              <w:rPr>
+                <w:noProof/>
+                <w:webHidden/>
+              </w:rPr>
+              <w:tab/>
+            </w:r>
+            <w:r>
+              <w:rPr>
+                <w:noProof/>
+                <w:webHidden/>
+              </w:rPr>
+              <w:fldChar w:fldCharType="begin"/>
+            </w:r>
+            <w:r>
+              <w:rPr>
+                <w:noProof/>
+                <w:webHidden/>
+              </w:rPr>
+              <w:instrText xml:space="preserve"> PAGEREF _Toc242961940 \h </w:instrText>
+            </w:r>
+            <w:r>
+              <w:rPr>
+                <w:noProof/>
+                <w:webHidden/>
+              </w:rPr>
+            </w:r>
+            <w:r>
+              <w:rPr>
+                <w:noProof/>
+                <w:webHidden/>
+              </w:rPr>
+              <w:fldChar w:fldCharType="separate"/>
+            </w:r>
+            <w:r>
+              <w:rPr>
+                <w:noProof/>
+                <w:webHidden/>
+              </w:rPr>
+              <w:t>4</w:t>
+            </w:r>
+            <w:r>
+              <w:rPr>
+                <w:noProof/>
+                <w:webHidden/>
+              </w:rPr>
+              <w:fldChar w:fldCharType="end"/>
+            </w:r>
+          </w:hyperlink>
+        </w:p>
+        <w:p>
+          <w:pPr>
+            <w:pStyle w:val="TDC3"/>
+            <w:tabs>
+              <w:tab w:val="left" w:pos="1100"/>
+              <w:tab w:val="right" w:leader="dot" w:pos="8828"/>
+            </w:tabs>
+            <w:rPr>
+              <w:rFonts w:eastAsiaTheme="minorEastAsia"/>
+              <w:i w:val="0"/>
+              <w:iCs w:val="0"/>
+              <w:noProof/>
+              <w:sz w:val="22"/>
+              <w:szCs w:val="22"/>
+              <w:lang w:val="es-CL" w:eastAsia="es-CL"/>
+            </w:rPr>
+          </w:pPr>
+          <w:hyperlink w:anchor="_Toc242961941" w:history="1">
+            <w:r>
+              <w:rPr>
+                <w:rStyle w:val="Hipervnculo"/>
+                <w:noProof/>
+              </w:rPr>
+              <w:t>4.3.2</w:t>
+            </w:r>
+            <w:r>
+              <w:rPr>
+                <w:rFonts w:eastAsiaTheme="minorEastAsia"/>
+                <w:i w:val="0"/>
+                <w:iCs w:val="0"/>
+                <w:noProof/>
+                <w:sz w:val="22"/>
+                <w:szCs w:val="22"/>
+                <w:lang w:val="es-CL" w:eastAsia="es-CL"/>
+              </w:rPr>
+              <w:tab/>
+            </w:r>
+            <w:r>
+              <w:rPr>
+                <w:rStyle w:val="Hipervnculo"/>
+                <w:noProof/>
+              </w:rPr>
+              <w:t>Criterios de Aceptación</w:t>
+            </w:r>
+            <w:r>
+              <w:rPr>
+                <w:noProof/>
+                <w:webHidden/>
+              </w:rPr>
+              <w:tab/>
+            </w:r>
+            <w:r>
+              <w:rPr>
+                <w:noProof/>
+                <w:webHidden/>
+              </w:rPr>
+              <w:fldChar w:fldCharType="begin"/>
+            </w:r>
+            <w:r>
+              <w:rPr>
+                <w:noProof/>
+                <w:webHidden/>
+              </w:rPr>
+              <w:instrText xml:space="preserve"> PAGEREF _Toc242961941 \h </w:instrText>
+            </w:r>
+            <w:r>
+              <w:rPr>
+                <w:noProof/>
+                <w:webHidden/>
+              </w:rPr>
+            </w:r>
+            <w:r>
+              <w:rPr>
+                <w:noProof/>
+                <w:webHidden/>
+              </w:rPr>
+              <w:fldChar w:fldCharType="separate"/>
+            </w:r>
+            <w:r>
+              <w:rPr>
+                <w:noProof/>
+                <w:webHidden/>
+              </w:rPr>
+              <w:t>4</w:t>
+            </w:r>
+            <w:r>
+              <w:rPr>
+                <w:noProof/>
+                <w:webHidden/>
+              </w:rPr>
+              <w:fldChar w:fldCharType="end"/>
+            </w:r>
+          </w:hyperlink>
+        </w:p>
+        <w:p>
+          <w:pPr>
+            <w:pStyle w:val="TDC2"/>
+            <w:tabs>
+              <w:tab w:val="left" w:pos="880"/>
+              <w:tab w:val="right" w:leader="dot" w:pos="8828"/>
+            </w:tabs>
+            <w:rPr>
+              <w:rFonts w:eastAsiaTheme="minorEastAsia"/>
+              <w:smallCaps w:val="0"/>
+              <w:noProof/>
+              <w:sz w:val="22"/>
+              <w:szCs w:val="22"/>
+              <w:lang w:val="es-CL" w:eastAsia="es-CL"/>
+            </w:rPr>
+          </w:pPr>
+          <w:hyperlink w:anchor="_Toc242961942" w:history="1">
+            <w:r>
+              <w:rPr>
+                <w:rStyle w:val="Hipervnculo"/>
+                <w:noProof/>
+              </w:rPr>
+              <w:t>4.4</w:t>
+            </w:r>
+            <w:r>
+              <w:rPr>
+                <w:rFonts w:eastAsiaTheme="minorEastAsia"/>
+                <w:smallCaps w:val="0"/>
+                <w:noProof/>
+                <w:sz w:val="22"/>
+                <w:szCs w:val="22"/>
+                <w:lang w:val="es-CL" w:eastAsia="es-CL"/>
+              </w:rPr>
+              <w:tab/>
+            </w:r>
+            <w:r>
+              <w:rPr>
+                <w:rStyle w:val="Hipervnculo"/>
+                <w:noProof/>
+              </w:rPr>
+              <w:t>HU-004: Escenarios genéricos de prueba en lenguaje natural</w:t>
+            </w:r>
+            <w:r>
+              <w:rPr>
+                <w:noProof/>
+                <w:webHidden/>
+              </w:rPr>
+              <w:tab/>
+            </w:r>
+            <w:r>
+              <w:rPr>
+                <w:noProof/>
+                <w:webHidden/>
+              </w:rPr>
+              <w:fldChar w:fldCharType="begin"/>
+            </w:r>
+            <w:r>
+              <w:rPr>
+                <w:noProof/>
+                <w:webHidden/>
+              </w:rPr>
+              <w:instrText xml:space="preserve"> PAGEREF _Toc242961942 \h </w:instrText>
+            </w:r>
+            <w:r>
+              <w:rPr>
+                <w:noProof/>
+                <w:webHidden/>
+              </w:rPr>
+            </w:r>
+            <w:r>
+              <w:rPr>
+                <w:noProof/>
+                <w:webHidden/>
+              </w:rPr>
+              <w:fldChar w:fldCharType="separate"/>
+            </w:r>
+            <w:r>
+              <w:rPr>
+                <w:noProof/>
+                <w:webHidden/>
+              </w:rPr>
+              <w:t>5</w:t>
+            </w:r>
+            <w:r>
+              <w:rPr>
+                <w:noProof/>
+                <w:webHidden/>
+              </w:rPr>
+              <w:fldChar w:fldCharType="end"/>
+            </w:r>
+          </w:hyperlink>
+        </w:p>
+        <w:p>
+          <w:pPr>
+            <w:pStyle w:val="TDC3"/>
+            <w:tabs>
+              <w:tab w:val="left" w:pos="1100"/>
+              <w:tab w:val="right" w:leader="dot" w:pos="8828"/>
+            </w:tabs>
+            <w:rPr>
+              <w:rFonts w:eastAsiaTheme="minorEastAsia"/>
+              <w:i w:val="0"/>
+              <w:iCs w:val="0"/>
+              <w:noProof/>
+              <w:sz w:val="22"/>
+              <w:szCs w:val="22"/>
+              <w:lang w:val="es-CL" w:eastAsia="es-CL"/>
+            </w:rPr>
+          </w:pPr>
+          <w:hyperlink w:anchor="_Toc242961943" w:history="1">
+            <w:r>
+              <w:rPr>
+                <w:rStyle w:val="Hipervnculo"/>
+                <w:noProof/>
+              </w:rPr>
+              <w:t>4.4.1</w:t>
+            </w:r>
+            <w:r>
+              <w:rPr>
+                <w:rFonts w:eastAsiaTheme="minorEastAsia"/>
+                <w:i w:val="0"/>
+                <w:iCs w:val="0"/>
+                <w:noProof/>
+                <w:sz w:val="22"/>
+                <w:szCs w:val="22"/>
+                <w:lang w:val="es-CL" w:eastAsia="es-CL"/>
+              </w:rPr>
+              <w:tab/>
+            </w:r>
+            <w:r>
+              <w:rPr>
+                <w:rStyle w:val="Hipervnculo"/>
+                <w:noProof/>
+              </w:rPr>
+              <w:t>Definición</w:t>
+            </w:r>
+            <w:r>
+              <w:rPr>
+                <w:noProof/>
+                <w:webHidden/>
+              </w:rPr>
+              <w:tab/>
+            </w:r>
+            <w:r>
+              <w:rPr>
+                <w:noProof/>
+                <w:webHidden/>
+              </w:rPr>
+              <w:fldChar w:fldCharType="begin"/>
+            </w:r>
+            <w:r>
+              <w:rPr>
+                <w:noProof/>
+                <w:webHidden/>
+              </w:rPr>
+              <w:instrText xml:space="preserve"> PAGEREF _Toc242961943 \h </w:instrText>
+            </w:r>
+            <w:r>
+              <w:rPr>
+                <w:noProof/>
+                <w:webHidden/>
+              </w:rPr>
+            </w:r>
+            <w:r>
+              <w:rPr>
+                <w:noProof/>
+                <w:webHidden/>
+              </w:rPr>
+              <w:fldChar w:fldCharType="separate"/>
+            </w:r>
+            <w:r>
+              <w:rPr>
+                <w:noProof/>
+                <w:webHidden/>
+              </w:rPr>
+              <w:t>5</w:t>
+            </w:r>
+            <w:r>
+              <w:rPr>
+                <w:noProof/>
+                <w:webHidden/>
+              </w:rPr>
+              <w:fldChar w:fldCharType="end"/>
+            </w:r>
+          </w:hyperlink>
+        </w:p>
+        <w:p>
+          <w:pPr>
+            <w:pStyle w:val="TDC3"/>
+            <w:tabs>
+              <w:tab w:val="left" w:pos="1100"/>
+              <w:tab w:val="right" w:leader="dot" w:pos="8828"/>
+            </w:tabs>
+            <w:rPr>
+              <w:rFonts w:eastAsiaTheme="minorEastAsia"/>
+              <w:i w:val="0"/>
+              <w:iCs w:val="0"/>
+              <w:noProof/>
+              <w:sz w:val="22"/>
+              <w:szCs w:val="22"/>
+              <w:lang w:val="es-CL" w:eastAsia="es-CL"/>
+            </w:rPr>
+          </w:pPr>
+          <w:hyperlink w:anchor="_Toc242961944" w:history="1">
+            <w:r>
+              <w:rPr>
+                <w:rStyle w:val="Hipervnculo"/>
+                <w:noProof/>
+              </w:rPr>
+              <w:t>4.4.2</w:t>
+            </w:r>
+            <w:r>
+              <w:rPr>
+                <w:rFonts w:eastAsiaTheme="minorEastAsia"/>
+                <w:i w:val="0"/>
+                <w:iCs w:val="0"/>
+                <w:noProof/>
+                <w:sz w:val="22"/>
+                <w:szCs w:val="22"/>
+                <w:lang w:val="es-CL" w:eastAsia="es-CL"/>
+              </w:rPr>
+              <w:tab/>
+            </w:r>
+            <w:r>
+              <w:rPr>
+                <w:rStyle w:val="Hipervnculo"/>
+                <w:noProof/>
+              </w:rPr>
+              <w:t>Criterios de Aceptación</w:t>
+            </w:r>
+            <w:r>
+              <w:rPr>
+                <w:noProof/>
+                <w:webHidden/>
+              </w:rPr>
+              <w:tab/>
+            </w:r>
+            <w:r>
+              <w:rPr>
+                <w:noProof/>
+                <w:webHidden/>
+              </w:rPr>
+              <w:fldChar w:fldCharType="begin"/>
+            </w:r>
+            <w:r>
+              <w:rPr>
+                <w:noProof/>
+                <w:webHidden/>
+              </w:rPr>
+              <w:instrText xml:space="preserve"> PAGEREF _Toc242961944 \h </w:instrText>
+            </w:r>
+            <w:r>
+              <w:rPr>
+                <w:noProof/>
+                <w:webHidden/>
+              </w:rPr>
+            </w:r>
+            <w:r>
+              <w:rPr>
+                <w:noProof/>
+                <w:webHidden/>
+              </w:rPr>
+              <w:fldChar w:fldCharType="separate"/>
+            </w:r>
+            <w:r>
+              <w:rPr>
+                <w:noProof/>
+                <w:webHidden/>
+              </w:rPr>
+              <w:t>5</w:t>
+            </w:r>
+            <w:r>
+              <w:rPr>
+                <w:noProof/>
+                <w:webHidden/>
+              </w:rPr>
+              <w:fldChar w:fldCharType="end"/>
+            </w:r>
+          </w:hyperlink>
+        </w:p>
+        <w:p>
+          <w:pPr>
+            <w:pStyle w:val="TDC2"/>
+            <w:tabs>
+              <w:tab w:val="left" w:pos="880"/>
+              <w:tab w:val="right" w:leader="dot" w:pos="8828"/>
+            </w:tabs>
+            <w:rPr>
+              <w:rFonts w:eastAsiaTheme="minorEastAsia"/>
+              <w:smallCaps w:val="0"/>
+              <w:noProof/>
+              <w:sz w:val="22"/>
+              <w:szCs w:val="22"/>
+              <w:lang w:val="es-CL" w:eastAsia="es-CL"/>
+            </w:rPr>
+          </w:pPr>
+          <w:hyperlink w:anchor="_Toc242961945" w:history="1">
+            <w:r>
+              <w:rPr>
+                <w:rStyle w:val="Hipervnculo"/>
+                <w:noProof/>
+              </w:rPr>
+              <w:t>4.5</w:t>
+            </w:r>
+            <w:r>
+              <w:rPr>
+                <w:rFonts w:eastAsiaTheme="minorEastAsia"/>
+                <w:smallCaps w:val="0"/>
+                <w:noProof/>
+                <w:sz w:val="22"/>
+                <w:szCs w:val="22"/>
+                <w:lang w:val="es-CL" w:eastAsia="es-CL"/>
+              </w:rPr>
+              <w:tab/>
+            </w:r>
+            <w:r>
+              <w:rPr>
+                <w:rStyle w:val="Hipervnculo"/>
+                <w:noProof/>
+              </w:rPr>
+              <w:t>HU-005: Esperas inteligentes y pruebas deterministas</w:t>
+            </w:r>
+            <w:r>
+              <w:rPr>
+                <w:noProof/>
+                <w:webHidden/>
+              </w:rPr>
+              <w:tab/>
+            </w:r>
+            <w:r>
+              <w:rPr>
+                <w:noProof/>
+                <w:webHidden/>
+              </w:rPr>
+              <w:fldChar w:fldCharType="begin"/>
+            </w:r>
+            <w:r>
+              <w:rPr>
+                <w:noProof/>
+                <w:webHidden/>
+              </w:rPr>
+              <w:instrText xml:space="preserve"> PAGEREF _Toc242961945 \h </w:instrText>
+            </w:r>
+            <w:r>
+              <w:rPr>
+                <w:noProof/>
+                <w:webHidden/>
+              </w:rPr>
+            </w:r>
+            <w:r>
+              <w:rPr>
+                <w:noProof/>
+                <w:webHidden/>
+              </w:rPr>
+              <w:fldChar w:fldCharType="separate"/>
+            </w:r>
+            <w:r>
+              <w:rPr>
+                <w:noProof/>
+                <w:webHidden/>
+              </w:rPr>
+              <w:t>5</w:t>
+            </w:r>
+            <w:r>
+              <w:rPr>
+                <w:noProof/>
+                <w:webHidden/>
+              </w:rPr>
+              <w:fldChar w:fldCharType="end"/>
+            </w:r>
+          </w:hyperlink>
+        </w:p>
+        <w:p>
+          <w:pPr>
+            <w:pStyle w:val="TDC3"/>
+            <w:tabs>
+              <w:tab w:val="left" w:pos="1100"/>
+              <w:tab w:val="right" w:leader="dot" w:pos="8828"/>
+            </w:tabs>
+            <w:rPr>
+              <w:rFonts w:eastAsiaTheme="minorEastAsia"/>
+              <w:i w:val="0"/>
+              <w:iCs w:val="0"/>
+              <w:noProof/>
+              <w:sz w:val="22"/>
+              <w:szCs w:val="22"/>
+              <w:lang w:val="es-CL" w:eastAsia="es-CL"/>
+            </w:rPr>
+          </w:pPr>
+          <w:hyperlink w:anchor="_Toc242961946" w:history="1">
+            <w:r>
+              <w:rPr>
+                <w:rStyle w:val="Hipervnculo"/>
+                <w:noProof/>
+              </w:rPr>
+              <w:t>4.5.1</w:t>
+            </w:r>
+            <w:r>
+              <w:rPr>
+                <w:rFonts w:eastAsiaTheme="minorEastAsia"/>
+                <w:i w:val="0"/>
+                <w:iCs w:val="0"/>
+                <w:noProof/>
+                <w:sz w:val="22"/>
+                <w:szCs w:val="22"/>
+                <w:lang w:val="es-CL" w:eastAsia="es-CL"/>
+              </w:rPr>
+              <w:tab/>
+            </w:r>
+            <w:r>
+              <w:rPr>
+                <w:rStyle w:val="Hipervnculo"/>
+                <w:noProof/>
+              </w:rPr>
+              <w:t>Definición</w:t>
+            </w:r>
+            <w:r>
+              <w:rPr>
+                <w:noProof/>
+                <w:webHidden/>
+              </w:rPr>
+              <w:tab/>
+            </w:r>
+            <w:r>
+              <w:rPr>
+                <w:noProof/>
+                <w:webHidden/>
+              </w:rPr>
+              <w:fldChar w:fldCharType="begin"/>
+            </w:r>
+            <w:r>
+              <w:rPr>
+                <w:noProof/>
+                <w:webHidden/>
+              </w:rPr>
+              <w:instrText xml:space="preserve"> PAGEREF _Toc242961946 \h </w:instrText>
+            </w:r>
+            <w:r>
+              <w:rPr>
+                <w:noProof/>
+                <w:webHidden/>
+              </w:rPr>
+            </w:r>
+            <w:r>
+              <w:rPr>
+                <w:noProof/>
+                <w:webHidden/>
+              </w:rPr>
+              <w:fldChar w:fldCharType="separate"/>
+            </w:r>
+            <w:r>
+              <w:rPr>
+                <w:noProof/>
+                <w:webHidden/>
+              </w:rPr>
+              <w:t>5</w:t>
+            </w:r>
+            <w:r>
+              <w:rPr>
+                <w:noProof/>
+                <w:webHidden/>
+              </w:rPr>
+              <w:fldChar w:fldCharType="end"/>
+            </w:r>
+          </w:hyperlink>
+        </w:p>
+        <w:p>
+          <w:pPr>
+            <w:pStyle w:val="TDC3"/>
+            <w:tabs>
+              <w:tab w:val="left" w:pos="1100"/>
+              <w:tab w:val="right" w:leader="dot" w:pos="8828"/>
+            </w:tabs>
+            <w:rPr>
+              <w:rFonts w:eastAsiaTheme="minorEastAsia"/>
+              <w:i w:val="0"/>
+              <w:iCs w:val="0"/>
+              <w:noProof/>
+              <w:sz w:val="22"/>
+              <w:szCs w:val="22"/>
+              <w:lang w:val="es-CL" w:eastAsia="es-CL"/>
+            </w:rPr>
+          </w:pPr>
+          <w:hyperlink w:anchor="_Toc242961947" w:history="1">
+            <w:r>
+              <w:rPr>
+                <w:rStyle w:val="Hipervnculo"/>
+                <w:noProof/>
+              </w:rPr>
+              <w:t>4.5.2</w:t>
+            </w:r>
+            <w:r>
+              <w:rPr>
+                <w:rFonts w:eastAsiaTheme="minorEastAsia"/>
+                <w:i w:val="0"/>
+                <w:iCs w:val="0"/>
+                <w:noProof/>
+                <w:sz w:val="22"/>
+                <w:szCs w:val="22"/>
+                <w:lang w:val="es-CL" w:eastAsia="es-CL"/>
+              </w:rPr>
+              <w:tab/>
+            </w:r>
+            <w:r>
+              <w:rPr>
+                <w:rStyle w:val="Hipervnculo"/>
+                <w:noProof/>
+              </w:rPr>
+              <w:t>Criterios de Aceptación</w:t>
+            </w:r>
+            <w:r>
+              <w:rPr>
+                <w:noProof/>
+                <w:webHidden/>
+              </w:rPr>
+              <w:tab/>
+            </w:r>
+            <w:r>
+              <w:rPr>
+                <w:noProof/>
+                <w:webHidden/>
+              </w:rPr>
+              <w:fldChar w:fldCharType="begin"/>
+            </w:r>
+            <w:r>
+              <w:rPr>
+                <w:noProof/>
+                <w:webHidden/>
+              </w:rPr>
+              <w:instrText xml:space="preserve"> PAGEREF _Toc242961947 \h </w:instrText>
+            </w:r>
+            <w:r>
+              <w:rPr>
+                <w:noProof/>
+                <w:webHidden/>
+              </w:rPr>
+            </w:r>
+            <w:r>
+              <w:rPr>
+                <w:noProof/>
+                <w:webHidden/>
+              </w:rPr>
+              <w:fldChar w:fldCharType="separate"/>
+            </w:r>
+            <w:r>
+              <w:rPr>
+                <w:noProof/>
+                <w:webHidden/>
+              </w:rPr>
+              <w:t>5</w:t>
+            </w:r>
+            <w:r>
+              <w:rPr>
+                <w:noProof/>
+                <w:webHidden/>
+              </w:rPr>
+              <w:fldChar w:fldCharType="end"/>
+            </w:r>
+          </w:hyperlink>
+        </w:p>
+        <w:p>
+          <w:pPr>
+            <w:pStyle w:val="TDC2"/>
+            <w:tabs>
+              <w:tab w:val="left" w:pos="880"/>
+              <w:tab w:val="right" w:leader="dot" w:pos="8828"/>
+            </w:tabs>
+            <w:rPr>
+              <w:rFonts w:eastAsiaTheme="minorEastAsia"/>
+              <w:smallCaps w:val="0"/>
+              <w:noProof/>
+              <w:sz w:val="22"/>
+              <w:szCs w:val="22"/>
+              <w:lang w:val="es-CL" w:eastAsia="es-CL"/>
+            </w:rPr>
+          </w:pPr>
+          <w:hyperlink w:anchor="_Toc242961948" w:history="1">
+            <w:r>
+              <w:rPr>
+                <w:rStyle w:val="Hipervnculo"/>
+                <w:noProof/>
+              </w:rPr>
+              <w:t>4.6</w:t>
+            </w:r>
+            <w:r>
+              <w:rPr>
+                <w:rFonts w:eastAsiaTheme="minorEastAsia"/>
+                <w:smallCaps w:val="0"/>
+                <w:noProof/>
+                <w:sz w:val="22"/>
+                <w:szCs w:val="22"/>
+                <w:lang w:val="es-CL" w:eastAsia="es-CL"/>
+              </w:rPr>
+              <w:tab/>
+            </w:r>
+            <w:r>
+              <w:rPr>
+                <w:rStyle w:val="Hipervnculo"/>
+                <w:noProof/>
+              </w:rPr>
+              <w:t>HU-006: Parametrización dinámica del volumen de pruebas</w:t>
+            </w:r>
+            <w:r>
+              <w:rPr>
+                <w:noProof/>
+                <w:webHidden/>
+              </w:rPr>
+              <w:tab/>
+            </w:r>
+            <w:r>
+              <w:rPr>
+                <w:noProof/>
+                <w:webHidden/>
+              </w:rPr>
+              <w:fldChar w:fldCharType="begin"/>
+            </w:r>
+            <w:r>
+              <w:rPr>
+                <w:noProof/>
+                <w:webHidden/>
+              </w:rPr>
+              <w:instrText xml:space="preserve"> PAGEREF _Toc242961948 \h </w:instrText>
+            </w:r>
+            <w:r>
+              <w:rPr>
+                <w:noProof/>
+                <w:webHidden/>
+              </w:rPr>
+            </w:r>
+            <w:r>
+              <w:rPr>
+                <w:noProof/>
+                <w:webHidden/>
+              </w:rPr>
+              <w:fldChar w:fldCharType="separate"/>
+            </w:r>
+            <w:r>
+              <w:rPr>
+                <w:noProof/>
+                <w:webHidden/>
+              </w:rPr>
+              <w:t>5</w:t>
+            </w:r>
+            <w:r>
+              <w:rPr>
+                <w:noProof/>
+                <w:webHidden/>
+              </w:rPr>
+              <w:fldChar w:fldCharType="end"/>
+            </w:r>
+          </w:hyperlink>
+        </w:p>
+        <w:p>
+          <w:pPr>
+            <w:pStyle w:val="TDC3"/>
+            <w:tabs>
+              <w:tab w:val="left" w:pos="1100"/>
+              <w:tab w:val="right" w:leader="dot" w:pos="8828"/>
+            </w:tabs>
+            <w:rPr>
+              <w:rFonts w:eastAsiaTheme="minorEastAsia"/>
+              <w:i w:val="0"/>
+              <w:iCs w:val="0"/>
+              <w:noProof/>
+              <w:sz w:val="22"/>
+              <w:szCs w:val="22"/>
+              <w:lang w:val="es-CL" w:eastAsia="es-CL"/>
+            </w:rPr>
+          </w:pPr>
+          <w:hyperlink w:anchor="_Toc242961949" w:history="1">
+            <w:r>
+              <w:rPr>
+                <w:rStyle w:val="Hipervnculo"/>
+                <w:noProof/>
+              </w:rPr>
+              <w:t>4.6.1</w:t>
+            </w:r>
+            <w:r>
+              <w:rPr>
+                <w:rFonts w:eastAsiaTheme="minorEastAsia"/>
+                <w:i w:val="0"/>
+                <w:iCs w:val="0"/>
+                <w:noProof/>
+                <w:sz w:val="22"/>
+                <w:szCs w:val="22"/>
+                <w:lang w:val="es-CL" w:eastAsia="es-CL"/>
+              </w:rPr>
+              <w:tab/>
+            </w:r>
+            <w:r>
+              <w:rPr>
+                <w:rStyle w:val="Hipervnculo"/>
+                <w:noProof/>
+              </w:rPr>
+              <w:t>Definición</w:t>
+            </w:r>
+            <w:r>
+              <w:rPr>
+                <w:noProof/>
+                <w:webHidden/>
+              </w:rPr>
+              <w:tab/>
+            </w:r>
+            <w:r>
+              <w:rPr>
+                <w:noProof/>
+                <w:webHidden/>
+              </w:rPr>
+              <w:fldChar w:fldCharType="begin"/>
+            </w:r>
+            <w:r>
+              <w:rPr>
+                <w:noProof/>
+                <w:webHidden/>
+              </w:rPr>
+              <w:instrText xml:space="preserve"> PAGEREF _Toc242961949 \h </w:instrText>
+            </w:r>
+            <w:r>
+              <w:rPr>
+                <w:noProof/>
+                <w:webHidden/>
+              </w:rPr>
+            </w:r>
+            <w:r>
+              <w:rPr>
+                <w:noProof/>
+                <w:webHidden/>
+              </w:rPr>
+              <w:fldChar w:fldCharType="separate"/>
+            </w:r>
+            <w:r>
+              <w:rPr>
+                <w:noProof/>
+                <w:webHidden/>
+              </w:rPr>
+              <w:t>5</w:t>
+            </w:r>
+            <w:r>
+              <w:rPr>
+                <w:noProof/>
+                <w:webHidden/>
+              </w:rPr>
+              <w:fldChar w:fldCharType="end"/>
+            </w:r>
+          </w:hyperlink>
+        </w:p>
+        <w:p>
+          <w:pPr>
+            <w:pStyle w:val="TDC3"/>
+            <w:tabs>
+              <w:tab w:val="left" w:pos="1100"/>
+              <w:tab w:val="right" w:leader="dot" w:pos="8828"/>
+            </w:tabs>
+            <w:rPr>
+              <w:rFonts w:eastAsiaTheme="minorEastAsia"/>
+              <w:i w:val="0"/>
+              <w:iCs w:val="0"/>
+              <w:noProof/>
+              <w:sz w:val="22"/>
+              <w:szCs w:val="22"/>
+              <w:lang w:val="es-CL" w:eastAsia="es-CL"/>
+            </w:rPr>
+          </w:pPr>
+          <w:hyperlink w:anchor="_Toc242961950" w:history="1">
+            <w:r>
+              <w:rPr>
+                <w:rStyle w:val="Hipervnculo"/>
+                <w:noProof/>
+              </w:rPr>
+              <w:t>4.6.2</w:t>
+            </w:r>
+            <w:r>
+              <w:rPr>
+                <w:rFonts w:eastAsiaTheme="minorEastAsia"/>
+                <w:i w:val="0"/>
+                <w:iCs w:val="0"/>
+                <w:noProof/>
+                <w:sz w:val="22"/>
+                <w:szCs w:val="22"/>
+                <w:lang w:val="es-CL" w:eastAsia="es-CL"/>
+              </w:rPr>
+              <w:tab/>
+            </w:r>
+            <w:r>
+              <w:rPr>
+                <w:rStyle w:val="Hipervnculo"/>
+                <w:noProof/>
+              </w:rPr>
+              <w:t>Criterios de Aceptación</w:t>
+            </w:r>
+            <w:r>
+              <w:rPr>
+                <w:noProof/>
+                <w:webHidden/>
+              </w:rPr>
+              <w:tab/>
+            </w:r>
+            <w:r>
+              <w:rPr>
+                <w:noProof/>
+                <w:webHidden/>
+              </w:rPr>
+              <w:fldChar w:fldCharType="begin"/>
+            </w:r>
+            <w:r>
+              <w:rPr>
+                <w:noProof/>
+                <w:webHidden/>
+              </w:rPr>
+              <w:instrText xml:space="preserve"> PAGEREF _Toc242961950 \h </w:instrText>
+            </w:r>
+            <w:r>
+              <w:rPr>
+                <w:noProof/>
+                <w:webHidden/>
+              </w:rPr>
+            </w:r>
+            <w:r>
+              <w:rPr>
+                <w:noProof/>
+                <w:webHidden/>
+              </w:rPr>
+              <w:fldChar w:fldCharType="separate"/>
+            </w:r>
+            <w:r>
+              <w:rPr>
+                <w:noProof/>
+                <w:webHidden/>
+              </w:rPr>
+              <w:t>5</w:t>
+            </w:r>
+            <w:r>
+              <w:rPr>
+                <w:noProof/>
+                <w:webHidden/>
+              </w:rPr>
+              <w:fldChar w:fldCharType="end"/>
+            </w:r>
+          </w:hyperlink>
+        </w:p>
+        <w:p>
+          <w:pPr>
+            <w:pStyle w:val="TDC2"/>
+            <w:tabs>
+              <w:tab w:val="left" w:pos="880"/>
+              <w:tab w:val="right" w:leader="dot" w:pos="8828"/>
+            </w:tabs>
+            <w:rPr>
+              <w:rFonts w:eastAsiaTheme="minorEastAsia"/>
+              <w:smallCaps w:val="0"/>
+              <w:noProof/>
+              <w:sz w:val="22"/>
+              <w:szCs w:val="22"/>
+              <w:lang w:val="es-CL" w:eastAsia="es-CL"/>
+            </w:rPr>
+          </w:pPr>
+          <w:hyperlink w:anchor="_Toc242961951" w:history="1">
+            <w:r>
+              <w:rPr>
+                <w:rStyle w:val="Hipervnculo"/>
+                <w:noProof/>
+              </w:rPr>
+              <w:t>4.7</w:t>
+            </w:r>
+            <w:r>
+              <w:rPr>
+                <w:rFonts w:eastAsiaTheme="minorEastAsia"/>
+                <w:smallCaps w:val="0"/>
+                <w:noProof/>
+                <w:sz w:val="22"/>
+                <w:szCs w:val="22"/>
+                <w:lang w:val="es-CL" w:eastAsia="es-CL"/>
+              </w:rPr>
+              <w:tab/>
+            </w:r>
+            <w:r>
+              <w:rPr>
+                <w:rStyle w:val="Hipervnculo"/>
+                <w:noProof/>
+              </w:rPr>
+              <w:t>HU-007: Ejecución cross-browser en la nube</w:t>
+            </w:r>
+            <w:r>
+              <w:rPr>
+                <w:noProof/>
+                <w:webHidden/>
+              </w:rPr>
+              <w:tab/>
+            </w:r>
+            <w:r>
+              <w:rPr>
+                <w:noProof/>
+                <w:webHidden/>
+              </w:rPr>
+              <w:fldChar w:fldCharType="begin"/>
+            </w:r>
+            <w:r>
+              <w:rPr>
+                <w:noProof/>
+                <w:webHidden/>
+              </w:rPr>
+              <w:instrText xml:space="preserve"> PAGEREF _Toc242961951 \h </w:instrText>
+            </w:r>
+            <w:r>
+              <w:rPr>
+                <w:noProof/>
+                <w:webHidden/>
+              </w:rPr>
+            </w:r>
+            <w:r>
+              <w:rPr>
+                <w:noProof/>
+                <w:webHidden/>
+              </w:rPr>
+              <w:fldChar w:fldCharType="separate"/>
+            </w:r>
+            <w:r>
+              <w:rPr>
+                <w:noProof/>
+                <w:webHidden/>
+              </w:rPr>
+              <w:t>6</w:t>
+            </w:r>
+            <w:r>
+              <w:rPr>
+                <w:noProof/>
+                <w:webHidden/>
+              </w:rPr>
+              <w:fldChar w:fldCharType="end"/>
+            </w:r>
+          </w:hyperlink>
+        </w:p>
+        <w:p>
+          <w:pPr>
+            <w:pStyle w:val="TDC3"/>
+            <w:tabs>
+              <w:tab w:val="left" w:pos="1100"/>
+              <w:tab w:val="right" w:leader="dot" w:pos="8828"/>
+            </w:tabs>
+            <w:rPr>
+              <w:rFonts w:eastAsiaTheme="minorEastAsia"/>
+              <w:i w:val="0"/>
+              <w:iCs w:val="0"/>
+              <w:noProof/>
+              <w:sz w:val="22"/>
+              <w:szCs w:val="22"/>
+              <w:lang w:val="es-CL" w:eastAsia="es-CL"/>
+            </w:rPr>
+          </w:pPr>
+          <w:hyperlink w:anchor="_Toc242961952" w:history="1">
+            <w:r>
+              <w:rPr>
+                <w:rStyle w:val="Hipervnculo"/>
+                <w:noProof/>
+              </w:rPr>
+              <w:t>4.7.1</w:t>
+            </w:r>
+            <w:r>
+              <w:rPr>
+                <w:rFonts w:eastAsiaTheme="minorEastAsia"/>
+                <w:i w:val="0"/>
+                <w:iCs w:val="0"/>
+                <w:noProof/>
+                <w:sz w:val="22"/>
+                <w:szCs w:val="22"/>
+                <w:lang w:val="es-CL" w:eastAsia="es-CL"/>
+              </w:rPr>
+              <w:tab/>
+            </w:r>
+            <w:r>
+              <w:rPr>
+                <w:rStyle w:val="Hipervnculo"/>
+                <w:noProof/>
+              </w:rPr>
+              <w:t>Definición</w:t>
+            </w:r>
+            <w:r>
+              <w:rPr>
+                <w:noProof/>
+                <w:webHidden/>
+              </w:rPr>
+              <w:tab/>
+            </w:r>
+            <w:r>
+              <w:rPr>
+                <w:noProof/>
+                <w:webHidden/>
+              </w:rPr>
+              <w:fldChar w:fldCharType="begin"/>
+            </w:r>
+            <w:r>
+              <w:rPr>
+                <w:noProof/>
+                <w:webHidden/>
+              </w:rPr>
+              <w:instrText xml:space="preserve"> PAGEREF _Toc242961952 \h </w:instrText>
+            </w:r>
+            <w:r>
+              <w:rPr>
+                <w:noProof/>
+                <w:webHidden/>
+              </w:rPr>
+            </w:r>
+            <w:r>
+              <w:rPr>
+                <w:noProof/>
+                <w:webHidden/>
+              </w:rPr>
+              <w:fldChar w:fldCharType="separate"/>
+            </w:r>
+            <w:r>
+              <w:rPr>
+                <w:noProof/>
+                <w:webHidden/>
+              </w:rPr>
+              <w:t>6</w:t>
+            </w:r>
+            <w:r>
+              <w:rPr>
+                <w:noProof/>
+                <w:webHidden/>
+              </w:rPr>
+              <w:fldChar w:fldCharType="end"/>
+            </w:r>
+          </w:hyperlink>
+        </w:p>
+        <w:p>
+          <w:pPr>
+            <w:pStyle w:val="TDC3"/>
+            <w:tabs>
+              <w:tab w:val="left" w:pos="1100"/>
+              <w:tab w:val="right" w:leader="dot" w:pos="8828"/>
+            </w:tabs>
+            <w:rPr>
+              <w:rFonts w:eastAsiaTheme="minorEastAsia"/>
+              <w:i w:val="0"/>
+              <w:iCs w:val="0"/>
+              <w:noProof/>
+              <w:sz w:val="22"/>
+              <w:szCs w:val="22"/>
+              <w:lang w:val="es-CL" w:eastAsia="es-CL"/>
+            </w:rPr>
+          </w:pPr>
+          <w:hyperlink w:anchor="_Toc242961953" w:history="1">
+            <w:r>
+              <w:rPr>
+                <w:rStyle w:val="Hipervnculo"/>
+                <w:noProof/>
+              </w:rPr>
+              <w:t>4.7.2</w:t>
+            </w:r>
+            <w:r>
+              <w:rPr>
+                <w:rFonts w:eastAsiaTheme="minorEastAsia"/>
+                <w:i w:val="0"/>
+                <w:iCs w:val="0"/>
+                <w:noProof/>
+                <w:sz w:val="22"/>
+                <w:szCs w:val="22"/>
+                <w:lang w:val="es-CL" w:eastAsia="es-CL"/>
+              </w:rPr>
+              <w:tab/>
+            </w:r>
+            <w:r>
+              <w:rPr>
+                <w:rStyle w:val="Hipervnculo"/>
+                <w:noProof/>
+              </w:rPr>
+              <w:t>Criterios de Aceptación</w:t>
+            </w:r>
+            <w:r>
+              <w:rPr>
+                <w:noProof/>
+                <w:webHidden/>
+              </w:rPr>
+              <w:tab/>
+            </w:r>
+            <w:r>
+              <w:rPr>
+                <w:noProof/>
+                <w:webHidden/>
+              </w:rPr>
+              <w:fldChar w:fldCharType="begin"/>
+            </w:r>
+            <w:r>
+              <w:rPr>
+                <w:noProof/>
+                <w:webHidden/>
+              </w:rPr>
+              <w:instrText xml:space="preserve"> PAGEREF _Toc242961953 \h </w:instrText>
+            </w:r>
+            <w:r>
+              <w:rPr>
+                <w:noProof/>
+                <w:webHidden/>
+              </w:rPr>
+            </w:r>
+            <w:r>
+              <w:rPr>
+                <w:noProof/>
+                <w:webHidden/>
+              </w:rPr>
+              <w:fldChar w:fldCharType="separate"/>
+            </w:r>
+            <w:r>
+              <w:rPr>
+                <w:noProof/>
+                <w:webHidden/>
+              </w:rPr>
+              <w:t>6</w:t>
+            </w:r>
+            <w:r>
+              <w:rPr>
+                <w:noProof/>
+                <w:webHidden/>
+              </w:rPr>
+              <w:fldChar w:fldCharType="end"/>
+            </w:r>
+          </w:hyperlink>
+        </w:p>
+        <w:p>
+          <w:pPr>
+            <w:pStyle w:val="TDC2"/>
+            <w:tabs>
+              <w:tab w:val="left" w:pos="880"/>
+              <w:tab w:val="right" w:leader="dot" w:pos="8828"/>
+            </w:tabs>
+            <w:rPr>
+              <w:rFonts w:eastAsiaTheme="minorEastAsia"/>
+              <w:smallCaps w:val="0"/>
+              <w:noProof/>
+              <w:sz w:val="22"/>
+              <w:szCs w:val="22"/>
+              <w:lang w:val="es-CL" w:eastAsia="es-CL"/>
+            </w:rPr>
+          </w:pPr>
+          <w:hyperlink w:anchor="_Toc242961954" w:history="1">
+            <w:r>
+              <w:rPr>
+                <w:rStyle w:val="Hipervnculo"/>
+                <w:noProof/>
+              </w:rPr>
+              <w:t>4.8</w:t>
+            </w:r>
+            <w:r>
+              <w:rPr>
+                <w:rFonts w:eastAsiaTheme="minorEastAsia"/>
+                <w:smallCaps w:val="0"/>
+                <w:noProof/>
+                <w:sz w:val="22"/>
+                <w:szCs w:val="22"/>
+                <w:lang w:val="es-CL" w:eastAsia="es-CL"/>
+              </w:rPr>
+              <w:tab/>
+            </w:r>
+            <w:r>
+              <w:rPr>
+                <w:rStyle w:val="Hipervnculo"/>
+                <w:noProof/>
+              </w:rPr>
+              <w:t>HU-008: Diagnóstico y reportes con evidencias</w:t>
+            </w:r>
+            <w:r>
+              <w:rPr>
+                <w:noProof/>
+                <w:webHidden/>
+              </w:rPr>
+              <w:tab/>
+            </w:r>
+            <w:r>
+              <w:rPr>
+                <w:noProof/>
+                <w:webHidden/>
+              </w:rPr>
+              <w:fldChar w:fldCharType="begin"/>
+            </w:r>
+            <w:r>
+              <w:rPr>
+                <w:noProof/>
+                <w:webHidden/>
+              </w:rPr>
+              <w:instrText xml:space="preserve"> PAGEREF _Toc242961954 \h </w:instrText>
+            </w:r>
+            <w:r>
+              <w:rPr>
+                <w:noProof/>
+                <w:webHidden/>
+              </w:rPr>
+            </w:r>
+            <w:r>
+              <w:rPr>
+                <w:noProof/>
+                <w:webHidden/>
+              </w:rPr>
+              <w:fldChar w:fldCharType="separate"/>
+            </w:r>
+            <w:r>
+              <w:rPr>
+                <w:noProof/>
+                <w:webHidden/>
+              </w:rPr>
+              <w:t>6</w:t>
+            </w:r>
+            <w:r>
+              <w:rPr>
+                <w:noProof/>
+                <w:webHidden/>
+              </w:rPr>
+              <w:fldChar w:fldCharType="end"/>
+            </w:r>
+          </w:hyperlink>
+        </w:p>
+        <w:p>
+          <w:pPr>
+            <w:pStyle w:val="TDC3"/>
+            <w:tabs>
+              <w:tab w:val="left" w:pos="1100"/>
+              <w:tab w:val="right" w:leader="dot" w:pos="8828"/>
+            </w:tabs>
+            <w:rPr>
+              <w:rFonts w:eastAsiaTheme="minorEastAsia"/>
+              <w:i w:val="0"/>
+              <w:iCs w:val="0"/>
+              <w:noProof/>
+              <w:sz w:val="22"/>
+              <w:szCs w:val="22"/>
+              <w:lang w:val="es-CL" w:eastAsia="es-CL"/>
+            </w:rPr>
+          </w:pPr>
+          <w:hyperlink w:anchor="_Toc242961955" w:history="1">
+            <w:r>
+              <w:rPr>
+                <w:rStyle w:val="Hipervnculo"/>
+                <w:noProof/>
+              </w:rPr>
+              <w:t>4.8.1</w:t>
+            </w:r>
+            <w:r>
+              <w:rPr>
+                <w:rFonts w:eastAsiaTheme="minorEastAsia"/>
+                <w:i w:val="0"/>
+                <w:iCs w:val="0"/>
+                <w:noProof/>
+                <w:sz w:val="22"/>
+                <w:szCs w:val="22"/>
+                <w:lang w:val="es-CL" w:eastAsia="es-CL"/>
+              </w:rPr>
+              <w:tab/>
+            </w:r>
+            <w:r>
+              <w:rPr>
+                <w:rStyle w:val="Hipervnculo"/>
+                <w:noProof/>
+              </w:rPr>
+              <w:t>Definición</w:t>
+            </w:r>
+            <w:r>
+              <w:rPr>
+                <w:noProof/>
+                <w:webHidden/>
+              </w:rPr>
+              <w:tab/>
+            </w:r>
+            <w:r>
+              <w:rPr>
+                <w:noProof/>
+                <w:webHidden/>
+              </w:rPr>
+              <w:fldChar w:fldCharType="begin"/>
+            </w:r>
+            <w:r>
+              <w:rPr>
+                <w:noProof/>
+                <w:webHidden/>
+              </w:rPr>
+              <w:instrText xml:space="preserve"> PAGEREF _Toc242961955 \h </w:instrText>
+            </w:r>
+            <w:r>
+              <w:rPr>
+                <w:noProof/>
+                <w:webHidden/>
+              </w:rPr>
+            </w:r>
+            <w:r>
+              <w:rPr>
+                <w:noProof/>
+                <w:webHidden/>
+              </w:rPr>
+              <w:fldChar w:fldCharType="separate"/>
+            </w:r>
+            <w:r>
+              <w:rPr>
+                <w:noProof/>
+                <w:webHidden/>
+              </w:rPr>
+              <w:t>6</w:t>
+            </w:r>
+            <w:r>
+              <w:rPr>
+                <w:noProof/>
+                <w:webHidden/>
+              </w:rPr>
+              <w:fldChar w:fldCharType="end"/>
+            </w:r>
+          </w:hyperlink>
+        </w:p>
+        <w:p>
+          <w:pPr>
+            <w:pStyle w:val="TDC3"/>
+            <w:tabs>
+              <w:tab w:val="left" w:pos="1100"/>
+              <w:tab w:val="right" w:leader="dot" w:pos="8828"/>
+            </w:tabs>
+            <w:rPr>
+              <w:rFonts w:eastAsiaTheme="minorEastAsia"/>
+              <w:i w:val="0"/>
+              <w:iCs w:val="0"/>
+              <w:noProof/>
+              <w:sz w:val="22"/>
+              <w:szCs w:val="22"/>
+              <w:lang w:val="es-CL" w:eastAsia="es-CL"/>
+            </w:rPr>
+          </w:pPr>
+          <w:hyperlink w:anchor="_Toc242961956" w:history="1">
+            <w:r>
+              <w:rPr>
+                <w:rStyle w:val="Hipervnculo"/>
+                <w:noProof/>
+              </w:rPr>
+              <w:t>4.8.2</w:t>
+            </w:r>
+            <w:r>
+              <w:rPr>
+                <w:rFonts w:eastAsiaTheme="minorEastAsia"/>
+                <w:i w:val="0"/>
+                <w:iCs w:val="0"/>
+                <w:noProof/>
+                <w:sz w:val="22"/>
+                <w:szCs w:val="22"/>
+                <w:lang w:val="es-CL" w:eastAsia="es-CL"/>
+              </w:rPr>
+              <w:tab/>
+            </w:r>
+            <w:r>
+              <w:rPr>
+                <w:rStyle w:val="Hipervnculo"/>
+                <w:noProof/>
+              </w:rPr>
+              <w:t>Criterios de Aceptación</w:t>
+            </w:r>
+            <w:r>
+              <w:rPr>
+                <w:noProof/>
+                <w:webHidden/>
+              </w:rPr>
+              <w:tab/>
+            </w:r>
+            <w:r>
+              <w:rPr>
+                <w:noProof/>
+                <w:webHidden/>
+              </w:rPr>
+              <w:fldChar w:fldCharType="begin"/>
+            </w:r>
+            <w:r>
+              <w:rPr>
+                <w:noProof/>
+                <w:webHidden/>
+              </w:rPr>
+              <w:instrText xml:space="preserve"> PAGEREF _Toc242961956 \h </w:instrText>
+            </w:r>
+            <w:r>
+              <w:rPr>
+                <w:noProof/>
+                <w:webHidden/>
+              </w:rPr>
+            </w:r>
+            <w:r>
+              <w:rPr>
+                <w:noProof/>
+                <w:webHidden/>
+              </w:rPr>
+              <w:fldChar w:fldCharType="separate"/>
+            </w:r>
+            <w:r>
+              <w:rPr>
+                <w:noProof/>
+                <w:webHidden/>
+              </w:rPr>
+              <w:t>6</w:t>
             </w:r>
             <w:r>
               <w:rPr>
@@ -1381,14 +3025,12 @@
               <w:bCs w:val="0"/>
               <w:caps w:val="0"/>
               <w:noProof/>
-              <w:kern w:val="2"/>
-              <w:sz w:val="24"/>
-              <w:szCs w:val="24"/>
-              <w:lang w:val="es-CL" w:eastAsia="es-MX"/>
-              <w14:ligatures w14:val="standardContextual"/>
+              <w:sz w:val="22"/>
+              <w:szCs w:val="22"/>
+              <w:lang w:val="es-CL" w:eastAsia="es-CL"/>
             </w:rPr>
           </w:pPr>
-          <w:hyperlink w:anchor="_Toc241504853" w:history="1">
+          <w:hyperlink w:anchor="_Toc242961957" w:history="1">
             <w:r>
               <w:rPr>
                 <w:rStyle w:val="Hipervnculo"/>
@@ -1404,11 +3046,9 @@
                 <w:bCs w:val="0"/>
                 <w:caps w:val="0"/>
                 <w:noProof/>
-                <w:kern w:val="2"/>
-                <w:sz w:val="24"/>
-                <w:szCs w:val="24"/>
-                <w:lang w:val="es-CL" w:eastAsia="es-MX"/>
-                <w14:ligatures w14:val="standardContextual"/>
+                <w:sz w:val="22"/>
+                <w:szCs w:val="22"/>
+                <w:lang w:val="es-CL" w:eastAsia="es-CL"/>
               </w:rPr>
               <w:tab/>
             </w:r>
@@ -1439,7 +3079,7 @@
                 <w:noProof/>
                 <w:webHidden/>
               </w:rPr>
-              <w:instrText xml:space="preserve"> PAGEREF _Toc241504853 \h </w:instrText>
+              <w:instrText xml:space="preserve"> PAGEREF _Toc242961957 \h </w:instrText>
             </w:r>
             <w:r>
               <w:rPr>
@@ -1459,7 +3099,7 @@
                 <w:noProof/>
                 <w:webHidden/>
               </w:rPr>
-              <w:t>5</w:t>
+              <w:t>6</w:t>
             </w:r>
             <w:r>
               <w:rPr>
@@ -1481,14 +3121,12 @@
               <w:rFonts w:eastAsiaTheme="minorEastAsia"/>
               <w:smallCaps w:val="0"/>
               <w:noProof/>
-              <w:kern w:val="2"/>
-              <w:sz w:val="24"/>
-              <w:szCs w:val="24"/>
-              <w:lang w:val="es-CL" w:eastAsia="es-MX"/>
-              <w14:ligatures w14:val="standardContextual"/>
+              <w:sz w:val="22"/>
+              <w:szCs w:val="22"/>
+              <w:lang w:val="es-CL" w:eastAsia="es-CL"/>
             </w:rPr>
           </w:pPr>
-          <w:hyperlink w:anchor="_Toc241504854" w:history="1">
+          <w:hyperlink w:anchor="_Toc242961958" w:history="1">
             <w:r>
               <w:rPr>
                 <w:rStyle w:val="Hipervnculo"/>
@@ -1502,11 +3140,9 @@
                 <w:rFonts w:eastAsiaTheme="minorEastAsia"/>
                 <w:smallCaps w:val="0"/>
                 <w:noProof/>
-                <w:kern w:val="2"/>
-                <w:sz w:val="24"/>
-                <w:szCs w:val="24"/>
-                <w:lang w:val="es-CL" w:eastAsia="es-MX"/>
-                <w14:ligatures w14:val="standardContextual"/>
+                <w:sz w:val="22"/>
+                <w:szCs w:val="22"/>
+                <w:lang w:val="es-CL" w:eastAsia="es-CL"/>
               </w:rPr>
               <w:tab/>
             </w:r>
@@ -1537,7 +3173,7 @@
                 <w:noProof/>
                 <w:webHidden/>
               </w:rPr>
-              <w:instrText xml:space="preserve"> PAGEREF _Toc241504854 \h </w:instrText>
+              <w:instrText xml:space="preserve"> PAGEREF _Toc242961958 \h </w:instrText>
             </w:r>
             <w:r>
               <w:rPr>
@@ -1557,7 +3193,7 @@
                 <w:noProof/>
                 <w:webHidden/>
               </w:rPr>
-              <w:t>5</w:t>
+              <w:t>6</w:t>
             </w:r>
             <w:r>
               <w:rPr>
@@ -1579,14 +3215,12 @@
               <w:rFonts w:eastAsiaTheme="minorEastAsia"/>
               <w:smallCaps w:val="0"/>
               <w:noProof/>
-              <w:kern w:val="2"/>
-              <w:sz w:val="24"/>
-              <w:szCs w:val="24"/>
-              <w:lang w:val="es-CL" w:eastAsia="es-MX"/>
-              <w14:ligatures w14:val="standardContextual"/>
+              <w:sz w:val="22"/>
+              <w:szCs w:val="22"/>
+              <w:lang w:val="es-CL" w:eastAsia="es-CL"/>
             </w:rPr>
           </w:pPr>
-          <w:hyperlink w:anchor="_Toc241504855" w:history="1">
+          <w:hyperlink w:anchor="_Toc242961959" w:history="1">
             <w:r>
               <w:rPr>
                 <w:rStyle w:val="Hipervnculo"/>
@@ -1600,11 +3234,9 @@
                 <w:rFonts w:eastAsiaTheme="minorEastAsia"/>
                 <w:smallCaps w:val="0"/>
                 <w:noProof/>
-                <w:kern w:val="2"/>
-                <w:sz w:val="24"/>
-                <w:szCs w:val="24"/>
-                <w:lang w:val="es-CL" w:eastAsia="es-MX"/>
-                <w14:ligatures w14:val="standardContextual"/>
+                <w:sz w:val="22"/>
+                <w:szCs w:val="22"/>
+                <w:lang w:val="es-CL" w:eastAsia="es-CL"/>
               </w:rPr>
               <w:tab/>
             </w:r>
@@ -1635,7 +3267,7 @@
                 <w:noProof/>
                 <w:webHidden/>
               </w:rPr>
-              <w:instrText xml:space="preserve"> PAGEREF _Toc241504855 \h </w:instrText>
+              <w:instrText xml:space="preserve"> PAGEREF _Toc242961959 \h </w:instrText>
             </w:r>
             <w:r>
               <w:rPr>
@@ -1655,7 +3287,7 @@
                 <w:noProof/>
                 <w:webHidden/>
               </w:rPr>
-              <w:t>5</w:t>
+              <w:t>7</w:t>
             </w:r>
             <w:r>
               <w:rPr>
@@ -1694,7 +3326,7 @@
         </w:rPr>
       </w:pPr>
       <w:bookmarkStart w:id="0" w:name="_Toc33411057"/>
-      <w:bookmarkStart w:id="1" w:name="_Toc241504844"/>
+      <w:bookmarkStart w:id="1" w:name="_Toc242961930"/>
       <w:r>
         <w:rPr>
           <w:rFonts w:asciiTheme="minorHAnsi" w:eastAsia="Times New Roman" w:hAnsiTheme="minorHAnsi" w:cstheme="minorHAnsi"/>
@@ -1883,6 +3515,7 @@
                 <w:szCs w:val="22"/>
                 <w:lang w:val="es-ES" w:eastAsia="es-ES"/>
               </w:rPr>
+              <w:lastRenderedPageBreak/>
               <w:t>30-09-2026</w:t>
             </w:r>
           </w:p>
@@ -2209,9 +3842,8 @@
       <w:pPr>
         <w:pStyle w:val="Ttulo1"/>
       </w:pPr>
-      <w:bookmarkStart w:id="2" w:name="_Toc241504845"/>
+      <w:bookmarkStart w:id="2" w:name="_Toc242961931"/>
       <w:r>
-        <w:lastRenderedPageBreak/>
         <w:t>Integrantes:</w:t>
       </w:r>
       <w:bookmarkEnd w:id="2"/>
@@ -2651,7 +4283,7 @@
           <w:rFonts w:asciiTheme="minorHAnsi" w:hAnsiTheme="minorHAnsi" w:cstheme="minorHAnsi"/>
         </w:rPr>
       </w:pPr>
-      <w:bookmarkStart w:id="3" w:name="_Toc241504846"/>
+      <w:bookmarkStart w:id="3" w:name="_Toc242961932"/>
       <w:r>
         <w:rPr>
           <w:rFonts w:asciiTheme="minorHAnsi" w:hAnsiTheme="minorHAnsi" w:cstheme="minorHAnsi"/>
@@ -2665,18 +4297,21 @@
       <w:pPr>
         <w:pStyle w:val="Ttulo2"/>
       </w:pPr>
-      <w:bookmarkStart w:id="4" w:name="_Toc241504853"/>
+      <w:bookmarkStart w:id="4" w:name="_Toc242961933"/>
       <w:r>
         <w:t>HU-001: Configuración Plug &amp; Play y recepción de URL</w:t>
       </w:r>
+      <w:bookmarkEnd w:id="4"/>
     </w:p>
     <w:p>
       <w:pPr>
         <w:pStyle w:val="Ttulo3"/>
       </w:pPr>
+      <w:bookmarkStart w:id="5" w:name="_Toc242961934"/>
       <w:r>
         <w:t>Definición</w:t>
       </w:r>
+      <w:bookmarkEnd w:id="5"/>
     </w:p>
     <w:p>
       <w:r>
@@ -2695,9 +4330,11 @@
       <w:pPr>
         <w:pStyle w:val="Ttulo3"/>
       </w:pPr>
+      <w:bookmarkStart w:id="6" w:name="_Toc242961935"/>
       <w:r>
         <w:t>Criterios de Aceptación</w:t>
       </w:r>
+      <w:bookmarkEnd w:id="6"/>
     </w:p>
     <w:p>
       <w:pPr>
@@ -2743,17 +4380,21 @@
       <w:pPr>
         <w:pStyle w:val="Ttulo2"/>
       </w:pPr>
+      <w:bookmarkStart w:id="7" w:name="_Toc242961936"/>
       <w:r>
         <w:t>HU-002: Escaneo automático de enlaces del DOM</w:t>
       </w:r>
+      <w:bookmarkEnd w:id="7"/>
     </w:p>
     <w:p>
       <w:pPr>
         <w:pStyle w:val="Ttulo3"/>
       </w:pPr>
+      <w:bookmarkStart w:id="8" w:name="_Toc242961937"/>
       <w:r>
         <w:t>Definición</w:t>
       </w:r>
+      <w:bookmarkEnd w:id="8"/>
     </w:p>
     <w:p>
       <w:r>
@@ -2764,9 +4405,11 @@
       <w:pPr>
         <w:pStyle w:val="Ttulo3"/>
       </w:pPr>
+      <w:bookmarkStart w:id="9" w:name="_Toc242961938"/>
       <w:r>
         <w:t>Criterios de Aceptación</w:t>
       </w:r>
+      <w:bookmarkEnd w:id="9"/>
     </w:p>
     <w:p>
       <w:pPr>
@@ -2796,17 +4439,21 @@
       <w:pPr>
         <w:pStyle w:val="Ttulo2"/>
       </w:pPr>
+      <w:bookmarkStart w:id="10" w:name="_Toc242961939"/>
       <w:r>
         <w:t>HU-003: Identificación de componentes interactivos</w:t>
       </w:r>
+      <w:bookmarkEnd w:id="10"/>
     </w:p>
     <w:p>
       <w:pPr>
         <w:pStyle w:val="Ttulo3"/>
       </w:pPr>
+      <w:bookmarkStart w:id="11" w:name="_Toc242961940"/>
       <w:r>
         <w:t>Definición</w:t>
       </w:r>
+      <w:bookmarkEnd w:id="11"/>
     </w:p>
     <w:p>
       <w:r>
@@ -2817,9 +4464,11 @@
       <w:pPr>
         <w:pStyle w:val="Ttulo3"/>
       </w:pPr>
+      <w:bookmarkStart w:id="12" w:name="_Toc242961941"/>
       <w:r>
         <w:t>Criterios de Aceptación</w:t>
       </w:r>
+      <w:bookmarkEnd w:id="12"/>
     </w:p>
     <w:p>
       <w:pPr>
@@ -2850,17 +4499,21 @@
       <w:pPr>
         <w:pStyle w:val="Ttulo2"/>
       </w:pPr>
+      <w:bookmarkStart w:id="13" w:name="_Toc242961942"/>
       <w:r>
         <w:t>HU-004: Escenarios genéricos de prueba en lenguaje natural</w:t>
       </w:r>
+      <w:bookmarkEnd w:id="13"/>
     </w:p>
     <w:p>
       <w:pPr>
         <w:pStyle w:val="Ttulo3"/>
       </w:pPr>
+      <w:bookmarkStart w:id="14" w:name="_Toc242961943"/>
       <w:r>
         <w:t>Definición</w:t>
       </w:r>
+      <w:bookmarkEnd w:id="14"/>
     </w:p>
     <w:p>
       <w:r>
@@ -2887,9 +4540,11 @@
       <w:pPr>
         <w:pStyle w:val="Ttulo3"/>
       </w:pPr>
+      <w:bookmarkStart w:id="15" w:name="_Toc242961944"/>
       <w:r>
         <w:t>Criterios de Aceptación</w:t>
       </w:r>
+      <w:bookmarkEnd w:id="15"/>
     </w:p>
     <w:p>
       <w:pPr>
@@ -2935,17 +4590,21 @@
       <w:pPr>
         <w:pStyle w:val="Ttulo2"/>
       </w:pPr>
+      <w:bookmarkStart w:id="16" w:name="_Toc242961945"/>
       <w:r>
         <w:t>HU-005: Esperas inteligentes y pruebas deterministas</w:t>
       </w:r>
+      <w:bookmarkEnd w:id="16"/>
     </w:p>
     <w:p>
       <w:pPr>
         <w:pStyle w:val="Ttulo3"/>
       </w:pPr>
+      <w:bookmarkStart w:id="17" w:name="_Toc242961946"/>
       <w:r>
         <w:t>Definición</w:t>
       </w:r>
+      <w:bookmarkEnd w:id="17"/>
     </w:p>
     <w:p>
       <w:r>
@@ -2956,9 +4615,11 @@
       <w:pPr>
         <w:pStyle w:val="Ttulo3"/>
       </w:pPr>
+      <w:bookmarkStart w:id="18" w:name="_Toc242961947"/>
       <w:r>
         <w:t>Criterios de Aceptación</w:t>
       </w:r>
+      <w:bookmarkEnd w:id="18"/>
     </w:p>
     <w:p>
       <w:pPr>
@@ -3004,17 +4665,21 @@
       <w:pPr>
         <w:pStyle w:val="Ttulo2"/>
       </w:pPr>
+      <w:bookmarkStart w:id="19" w:name="_Toc242961948"/>
       <w:r>
         <w:t>HU-006: Parametrización dinámica del volumen de pruebas</w:t>
       </w:r>
+      <w:bookmarkEnd w:id="19"/>
     </w:p>
     <w:p>
       <w:pPr>
         <w:pStyle w:val="Ttulo3"/>
       </w:pPr>
+      <w:bookmarkStart w:id="20" w:name="_Toc242961949"/>
       <w:r>
         <w:t>Definición</w:t>
       </w:r>
+      <w:bookmarkEnd w:id="20"/>
     </w:p>
     <w:p>
       <w:r>
@@ -3025,9 +4690,11 @@
       <w:pPr>
         <w:pStyle w:val="Ttulo3"/>
       </w:pPr>
+      <w:bookmarkStart w:id="21" w:name="_Toc242961950"/>
       <w:r>
         <w:t>Criterios de Aceptación</w:t>
       </w:r>
+      <w:bookmarkEnd w:id="21"/>
     </w:p>
     <w:p>
       <w:pPr>
@@ -3058,6 +4725,7 @@
       <w:pPr>
         <w:pStyle w:val="Ttulo2"/>
       </w:pPr>
+      <w:bookmarkStart w:id="22" w:name="_Toc242961951"/>
       <w:r>
         <w:t xml:space="preserve">HU-007: Ejecución </w:t>
       </w:r>
@@ -3069,14 +4737,17 @@
       <w:r>
         <w:t>-browser en la nube</w:t>
       </w:r>
+      <w:bookmarkEnd w:id="22"/>
     </w:p>
     <w:p>
       <w:pPr>
         <w:pStyle w:val="Ttulo3"/>
       </w:pPr>
+      <w:bookmarkStart w:id="23" w:name="_Toc242961952"/>
       <w:r>
         <w:t>Definición</w:t>
       </w:r>
+      <w:bookmarkEnd w:id="23"/>
     </w:p>
     <w:p>
       <w:r>
@@ -3095,9 +4766,11 @@
       <w:pPr>
         <w:pStyle w:val="Ttulo3"/>
       </w:pPr>
+      <w:bookmarkStart w:id="24" w:name="_Toc242961953"/>
       <w:r>
         <w:t>Criterios de Aceptación</w:t>
       </w:r>
+      <w:bookmarkEnd w:id="24"/>
     </w:p>
     <w:p>
       <w:pPr>
@@ -3151,17 +4824,21 @@
       <w:pPr>
         <w:pStyle w:val="Ttulo2"/>
       </w:pPr>
+      <w:bookmarkStart w:id="25" w:name="_Toc242961954"/>
       <w:r>
         <w:t>HU-008: Diagnóstico y reportes con evidencias</w:t>
       </w:r>
+      <w:bookmarkEnd w:id="25"/>
     </w:p>
     <w:p>
       <w:pPr>
         <w:pStyle w:val="Ttulo3"/>
       </w:pPr>
+      <w:bookmarkStart w:id="26" w:name="_Toc242961955"/>
       <w:r>
         <w:t>Definición</w:t>
       </w:r>
+      <w:bookmarkEnd w:id="26"/>
     </w:p>
     <w:p>
       <w:r>
@@ -3172,9 +4849,11 @@
       <w:pPr>
         <w:pStyle w:val="Ttulo3"/>
       </w:pPr>
+      <w:bookmarkStart w:id="27" w:name="_Toc242961956"/>
       <w:r>
         <w:t>Criterios de Aceptación</w:t>
       </w:r>
+      <w:bookmarkEnd w:id="27"/>
     </w:p>
     <w:p>
       <w:pPr>
@@ -3215,13 +4894,14 @@
           <w:lang w:val="es-ES" w:eastAsia="es-ES"/>
         </w:rPr>
       </w:pPr>
+      <w:bookmarkStart w:id="28" w:name="_Toc242961957"/>
       <w:r>
         <w:rPr>
           <w:lang w:val="es-ES" w:eastAsia="es-ES"/>
         </w:rPr>
         <w:t>Backlog</w:t>
       </w:r>
-      <w:bookmarkEnd w:id="4"/>
+      <w:bookmarkEnd w:id="28"/>
     </w:p>
     <w:p>
       <w:pPr>
@@ -3230,14 +4910,14 @@
           <w:lang w:val="es-ES" w:eastAsia="es-ES"/>
         </w:rPr>
       </w:pPr>
-      <w:bookmarkStart w:id="5" w:name="_Toc241504854"/>
+      <w:bookmarkStart w:id="29" w:name="_Toc242961958"/>
       <w:r>
         <w:rPr>
           <w:lang w:val="es-ES" w:eastAsia="es-ES"/>
         </w:rPr>
         <w:t>Historias con su peso relativo</w:t>
       </w:r>
-      <w:bookmarkEnd w:id="5"/>
+      <w:bookmarkEnd w:id="29"/>
     </w:p>
     <w:p>
       <w:pPr>
@@ -3681,14 +5361,14 @@
           <w:lang w:val="es-ES" w:eastAsia="es-ES"/>
         </w:rPr>
       </w:pPr>
-      <w:bookmarkStart w:id="6" w:name="_Toc241504855"/>
+      <w:bookmarkStart w:id="30" w:name="_Toc242961959"/>
       <w:r>
         <w:rPr>
           <w:lang w:val="es-ES" w:eastAsia="es-ES"/>
         </w:rPr>
         <w:t>Backlog priorizado</w:t>
       </w:r>
-      <w:bookmarkEnd w:id="6"/>
+      <w:bookmarkEnd w:id="30"/>
     </w:p>
     <w:p>
       <w:pPr>
@@ -7512,6 +9192,8 @@
     <w:rsid w:val="00252686"/>
     <w:rsid w:val="002835FC"/>
     <w:rsid w:val="002C06A7"/>
+    <w:rsid w:val="00374DC8"/>
+    <w:rsid w:val="003A1552"/>
     <w:rsid w:val="004F7F49"/>
     <w:rsid w:val="0057410B"/>
     <w:rsid w:val="00592893"/>
@@ -8286,6 +9968,25 @@
 </file>
 
 <file path=customXml/item2.xml><?xml version="1.0" encoding="utf-8"?>
+<p:properties xmlns:p="http://schemas.microsoft.com/office/2006/metadata/properties" xmlns:xsi="http://www.w3.org/2001/XMLSchema-instance" xmlns:pc="http://schemas.microsoft.com/office/infopath/2007/PartnerControls">
+  <documentManagement>
+    <lcf76f155ced4ddcb4097134ff3c332f xmlns="e1e7bc46-bed0-459f-9452-a76b1c5b695e">
+      <Terms xmlns="http://schemas.microsoft.com/office/infopath/2007/PartnerControls"/>
+    </lcf76f155ced4ddcb4097134ff3c332f>
+  </documentManagement>
+</p:properties>
+</file>
+
+<file path=customXml/item3.xml><?xml version="1.0" encoding="utf-8"?>
+<?mso-contentType ?>
+<FormTemplates xmlns="http://schemas.microsoft.com/sharepoint/v3/contenttype/forms">
+  <Display>DocumentLibraryForm</Display>
+  <Edit>DocumentLibraryForm</Edit>
+  <New>DocumentLibraryForm</New>
+</FormTemplates>
+</file>
+
+<file path=customXml/item4.xml><?xml version="1.0" encoding="utf-8"?>
 <ct:contentTypeSchema xmlns:ct="http://schemas.microsoft.com/office/2006/metadata/contentType" xmlns:ma="http://schemas.microsoft.com/office/2006/metadata/properties/metaAttributes" ct:_="" ma:_="" ma:contentTypeName="Documento" ma:contentTypeID="0x0101005395107FFD641345A10C8A5ACACB9D20" ma:contentTypeVersion="13" ma:contentTypeDescription="Crear nuevo documento." ma:contentTypeScope="" ma:versionID="7407f70e7181b908656026f379795b2c">
   <xsd:schema xmlns:xsd="http://www.w3.org/2001/XMLSchema" xmlns:xs="http://www.w3.org/2001/XMLSchema" xmlns:p="http://schemas.microsoft.com/office/2006/metadata/properties" xmlns:ns2="e1e7bc46-bed0-459f-9452-a76b1c5b695e" xmlns:ns3="bb8cf7e1-610f-40a0-8f00-126b9d139fde" targetNamespace="http://schemas.microsoft.com/office/2006/metadata/properties" ma:root="true" ma:fieldsID="b29ea8901729e1eaaa4e48e09148c760" ns2:_="" ns3:_="">
     <xsd:import namespace="e1e7bc46-bed0-459f-9452-a76b1c5b695e"/>
@@ -8502,27 +10203,8 @@
 </ct:contentTypeSchema>
 </file>
 
-<file path=customXml/item3.xml><?xml version="1.0" encoding="utf-8"?>
+<file path=customXml/item5.xml><?xml version="1.0" encoding="utf-8"?>
 <b:Sources xmlns:b="http://schemas.openxmlformats.org/officeDocument/2006/bibliography" xmlns="http://schemas.openxmlformats.org/officeDocument/2006/bibliography" SelectedStyle="\APA.XSL" StyleName="APA"/>
-</file>
-
-<file path=customXml/item4.xml><?xml version="1.0" encoding="utf-8"?>
-<p:properties xmlns:p="http://schemas.microsoft.com/office/2006/metadata/properties" xmlns:xsi="http://www.w3.org/2001/XMLSchema-instance" xmlns:pc="http://schemas.microsoft.com/office/infopath/2007/PartnerControls">
-  <documentManagement>
-    <lcf76f155ced4ddcb4097134ff3c332f xmlns="e1e7bc46-bed0-459f-9452-a76b1c5b695e">
-      <Terms xmlns="http://schemas.microsoft.com/office/infopath/2007/PartnerControls"/>
-    </lcf76f155ced4ddcb4097134ff3c332f>
-  </documentManagement>
-</p:properties>
-</file>
-
-<file path=customXml/item5.xml><?xml version="1.0" encoding="utf-8"?>
-<?mso-contentType ?>
-<FormTemplates xmlns="http://schemas.microsoft.com/sharepoint/v3/contenttype/forms">
-  <Display>DocumentLibraryForm</Display>
-  <Edit>DocumentLibraryForm</Edit>
-  <New>DocumentLibraryForm</New>
-</FormTemplates>
 </file>
 
 <file path=customXml/itemProps1.xml><?xml version="1.0" encoding="utf-8"?>
@@ -8534,6 +10216,24 @@
 </file>
 
 <file path=customXml/itemProps2.xml><?xml version="1.0" encoding="utf-8"?>
+<ds:datastoreItem xmlns:ds="http://schemas.openxmlformats.org/officeDocument/2006/customXml" ds:itemID="{E1036DFC-1D85-404D-898C-621D06C0EB1C}">
+  <ds:schemaRefs>
+    <ds:schemaRef ds:uri="http://schemas.microsoft.com/office/2006/metadata/properties"/>
+    <ds:schemaRef ds:uri="http://schemas.microsoft.com/office/infopath/2007/PartnerControls"/>
+    <ds:schemaRef ds:uri="e1e7bc46-bed0-459f-9452-a76b1c5b695e"/>
+  </ds:schemaRefs>
+</ds:datastoreItem>
+</file>
+
+<file path=customXml/itemProps3.xml><?xml version="1.0" encoding="utf-8"?>
+<ds:datastoreItem xmlns:ds="http://schemas.openxmlformats.org/officeDocument/2006/customXml" ds:itemID="{EE9AAF0E-D63F-459F-A0FB-CDCE9F728F33}">
+  <ds:schemaRefs>
+    <ds:schemaRef ds:uri="http://schemas.microsoft.com/sharepoint/v3/contenttype/forms"/>
+  </ds:schemaRefs>
+</ds:datastoreItem>
+</file>
+
+<file path=customXml/itemProps4.xml><?xml version="1.0" encoding="utf-8"?>
 <ds:datastoreItem xmlns:ds="http://schemas.openxmlformats.org/officeDocument/2006/customXml" ds:itemID="{444115BD-C1C6-48AD-B714-E1866627071D}">
   <ds:schemaRefs>
     <ds:schemaRef ds:uri="http://schemas.microsoft.com/office/2006/metadata/contentType"/>
@@ -8552,28 +10252,10 @@
 </ds:datastoreItem>
 </file>
 
-<file path=customXml/itemProps3.xml><?xml version="1.0" encoding="utf-8"?>
+<file path=customXml/itemProps5.xml><?xml version="1.0" encoding="utf-8"?>
 <ds:datastoreItem xmlns:ds="http://schemas.openxmlformats.org/officeDocument/2006/customXml" ds:itemID="{BD6EC776-6679-4C69-98E3-6D068EA0A3C9}">
   <ds:schemaRefs>
     <ds:schemaRef ds:uri="http://schemas.openxmlformats.org/officeDocument/2006/bibliography"/>
   </ds:schemaRefs>
 </ds:datastoreItem>
-</file>
-
-<file path=customXml/itemProps4.xml><?xml version="1.0" encoding="utf-8"?>
-<ds:datastoreItem xmlns:ds="http://schemas.openxmlformats.org/officeDocument/2006/customXml" ds:itemID="{E1036DFC-1D85-404D-898C-621D06C0EB1C}">
-  <ds:schemaRefs>
-    <ds:schemaRef ds:uri="http://schemas.microsoft.com/office/2006/metadata/properties"/>
-    <ds:schemaRef ds:uri="http://schemas.microsoft.com/office/infopath/2007/PartnerControls"/>
-    <ds:schemaRef ds:uri="e1e7bc46-bed0-459f-9452-a76b1c5b695e"/>
-  </ds:schemaRefs>
-</ds:datastoreItem>
-</file>
-
-<file path=customXml/itemProps5.xml><?xml version="1.0" encoding="utf-8"?>
-<ds:datastoreItem xmlns:ds="http://schemas.openxmlformats.org/officeDocument/2006/customXml" ds:itemID="{EE9AAF0E-D63F-459F-A0FB-CDCE9F728F33}">
-  <ds:schemaRefs>
-    <ds:schemaRef ds:uri="http://schemas.microsoft.com/sharepoint/v3/contenttype/forms"/>
-  </ds:schemaRefs>
-</ds:datastoreItem>
 </file>